--- a/docs/CV_Peizhi.docx
+++ b/docs/CV_Peizhi.docx
@@ -961,7 +961,25 @@
           <w:sz w:val="22"/>
           <w:szCs w:val="22"/>
         </w:rPr>
-        <w:t xml:space="preserve">: Dr. Salimur Choudhury </w:t>
+        <w:t xml:space="preserve">: Dr. </w:t>
+      </w:r>
+      <w:proofErr w:type="spellStart"/>
+      <w:r>
+        <w:rPr>
+          <w:rFonts w:cstheme="majorHAnsi"/>
+          <w:sz w:val="22"/>
+          <w:szCs w:val="22"/>
+        </w:rPr>
+        <w:t>Salimur</w:t>
+      </w:r>
+      <w:proofErr w:type="spellEnd"/>
+      <w:r>
+        <w:rPr>
+          <w:rFonts w:cstheme="majorHAnsi"/>
+          <w:sz w:val="22"/>
+          <w:szCs w:val="22"/>
+        </w:rPr>
+        <w:t xml:space="preserve"> Choudhury </w:t>
       </w:r>
     </w:p>
     <w:p>
@@ -4908,7 +4926,19 @@
           <w:szCs w:val="21"/>
           <w:lang w:eastAsia="zh-CN"/>
         </w:rPr>
-        <w:t>10</w:t>
+        <w:t>1</w:t>
+      </w:r>
+      <w:r>
+        <w:rPr>
+          <w:rFonts w:ascii="Helvetica" w:hAnsi="Helvetica" w:cstheme="majorHAnsi"/>
+          <w:b/>
+          <w:bCs/>
+          <w:color w:val="2E74B5" w:themeColor="accent5" w:themeShade="BF"/>
+          <w:sz w:val="21"/>
+          <w:szCs w:val="21"/>
+          <w:lang w:eastAsia="zh-CN"/>
+        </w:rPr>
+        <w:t>4</w:t>
       </w:r>
       <w:r>
         <w:rPr>
@@ -5148,6 +5178,282 @@
         <w:rPr>
           <w:rFonts w:ascii="Helvetica" w:eastAsia="Times New Roman" w:hAnsi="Helvetica" w:cstheme="majorHAnsi"/>
           <w:color w:val="000000" w:themeColor="text1"/>
+        </w:rPr>
+      </w:pPr>
+      <w:r>
+        <w:rPr>
+          <w:rFonts w:ascii="Helvetica" w:eastAsia="Times New Roman" w:hAnsi="Helvetica" w:cstheme="majorHAnsi"/>
+          <w:color w:val="000000" w:themeColor="text1"/>
+          <w:sz w:val="21"/>
+          <w:szCs w:val="21"/>
+          <w:shd w:val="clear" w:color="auto" w:fill="FFFFFF"/>
+          <w:lang w:val="en-CA" w:eastAsia="zh-CN"/>
+        </w:rPr>
+        <w:lastRenderedPageBreak/>
+        <w:t>Yu, X.,</w:t>
+      </w:r>
+      <w:r>
+        <w:rPr>
+          <w:rFonts w:ascii="Helvetica" w:eastAsia="Times New Roman" w:hAnsi="Helvetica" w:cstheme="majorHAnsi"/>
+          <w:b/>
+          <w:bCs/>
+          <w:color w:val="000000" w:themeColor="text1"/>
+          <w:sz w:val="21"/>
+          <w:szCs w:val="21"/>
+          <w:shd w:val="clear" w:color="auto" w:fill="FFFFFF"/>
+          <w:lang w:val="en-CA" w:eastAsia="zh-CN"/>
+        </w:rPr>
+        <w:t xml:space="preserve"> Yan, P.</w:t>
+      </w:r>
+      <w:r>
+        <w:rPr>
+          <w:rFonts w:ascii="Helvetica" w:hAnsi="Helvetica" w:cstheme="majorHAnsi"/>
+          <w:b/>
+          <w:bCs/>
+          <w:color w:val="000000" w:themeColor="text1"/>
+          <w:sz w:val="21"/>
+          <w:szCs w:val="21"/>
+          <w:vertAlign w:val="superscript"/>
+          <w:lang w:val="en-CA"/>
+        </w:rPr>
+        <w:t>C</w:t>
+      </w:r>
+      <w:r>
+        <w:rPr>
+          <w:rFonts w:ascii="Helvetica" w:eastAsia="Times New Roman" w:hAnsi="Helvetica" w:cstheme="majorHAnsi"/>
+          <w:color w:val="000000" w:themeColor="text1"/>
+          <w:sz w:val="21"/>
+          <w:szCs w:val="21"/>
+          <w:shd w:val="clear" w:color="auto" w:fill="FFFFFF"/>
+          <w:lang w:val="en-CA" w:eastAsia="zh-CN"/>
+        </w:rPr>
+        <w:t>, Liu, S. &amp; Wu, C.</w:t>
+      </w:r>
+      <w:r>
+        <w:rPr>
+          <w:rFonts w:ascii="Helvetica" w:eastAsia="Times New Roman" w:hAnsi="Helvetica" w:cstheme="majorHAnsi"/>
+          <w:color w:val="000000" w:themeColor="text1"/>
+          <w:sz w:val="21"/>
+          <w:szCs w:val="21"/>
+          <w:shd w:val="clear" w:color="auto" w:fill="FFFFFF"/>
+          <w:lang w:val="en-CA" w:eastAsia="zh-CN"/>
+        </w:rPr>
+        <w:t xml:space="preserve"> (2</w:t>
+      </w:r>
+      <w:r>
+        <w:rPr>
+          <w:rFonts w:ascii="Helvetica" w:eastAsia="Times New Roman" w:hAnsi="Helvetica" w:cstheme="majorHAnsi"/>
+          <w:color w:val="000000" w:themeColor="text1"/>
+          <w:sz w:val="21"/>
+          <w:szCs w:val="21"/>
+          <w:shd w:val="clear" w:color="auto" w:fill="FFFFFF"/>
+          <w:lang w:val="en-CA" w:eastAsia="zh-CN"/>
+        </w:rPr>
+        <w:t>026</w:t>
+      </w:r>
+      <w:r>
+        <w:rPr>
+          <w:rFonts w:ascii="Helvetica" w:eastAsia="Times New Roman" w:hAnsi="Helvetica" w:cstheme="majorHAnsi"/>
+          <w:color w:val="000000" w:themeColor="text1"/>
+          <w:sz w:val="21"/>
+          <w:szCs w:val="21"/>
+          <w:shd w:val="clear" w:color="auto" w:fill="FFFFFF"/>
+          <w:lang w:val="en-CA" w:eastAsia="zh-CN"/>
+        </w:rPr>
+        <w:t>)</w:t>
+      </w:r>
+      <w:r>
+        <w:rPr>
+          <w:rFonts w:ascii="Helvetica" w:eastAsia="Times New Roman" w:hAnsi="Helvetica" w:cstheme="majorHAnsi"/>
+          <w:color w:val="000000" w:themeColor="text1"/>
+          <w:sz w:val="21"/>
+          <w:szCs w:val="21"/>
+          <w:shd w:val="clear" w:color="auto" w:fill="FFFFFF"/>
+          <w:lang w:val="en-CA" w:eastAsia="zh-CN"/>
+        </w:rPr>
+        <w:t xml:space="preserve">, </w:t>
+      </w:r>
+      <w:r>
+        <w:rPr>
+          <w:rFonts w:ascii="Helvetica" w:eastAsia="Times New Roman" w:hAnsi="Helvetica" w:cs="Times New Roman"/>
+          <w:color w:val="000000" w:themeColor="text1"/>
+          <w:sz w:val="21"/>
+          <w:szCs w:val="21"/>
+          <w:shd w:val="clear" w:color="auto" w:fill="FFFFFF"/>
+          <w:lang w:eastAsia="zh-CN"/>
+        </w:rPr>
+        <w:t>“</w:t>
+      </w:r>
+      <w:proofErr w:type="spellStart"/>
+      <w:r>
+        <w:rPr>
+          <w:rFonts w:ascii="Helvetica" w:eastAsia="Times New Roman" w:hAnsi="Helvetica" w:cstheme="majorHAnsi"/>
+          <w:color w:val="000000" w:themeColor="text1"/>
+          <w:sz w:val="21"/>
+          <w:szCs w:val="21"/>
+          <w:shd w:val="clear" w:color="auto" w:fill="FFFFFF"/>
+          <w:lang w:eastAsia="zh-CN"/>
+        </w:rPr>
+        <w:t>MMFashion</w:t>
+      </w:r>
+      <w:proofErr w:type="spellEnd"/>
+      <w:r>
+        <w:rPr>
+          <w:rFonts w:ascii="Helvetica" w:eastAsia="Times New Roman" w:hAnsi="Helvetica" w:cstheme="majorHAnsi"/>
+          <w:color w:val="000000" w:themeColor="text1"/>
+          <w:sz w:val="21"/>
+          <w:szCs w:val="21"/>
+          <w:shd w:val="clear" w:color="auto" w:fill="FFFFFF"/>
+          <w:lang w:eastAsia="zh-CN"/>
+        </w:rPr>
+        <w:t>+: Multimodal Federated Learning for Personalized Clothing Recommendation</w:t>
+      </w:r>
+      <w:r>
+        <w:rPr>
+          <w:rFonts w:ascii="Helvetica" w:eastAsia="Times New Roman" w:hAnsi="Helvetica" w:cs="Times New Roman"/>
+          <w:color w:val="000000" w:themeColor="text1"/>
+          <w:sz w:val="21"/>
+          <w:szCs w:val="21"/>
+          <w:shd w:val="clear" w:color="auto" w:fill="FFFFFF"/>
+          <w:lang w:eastAsia="zh-CN"/>
+        </w:rPr>
+        <w:t>”</w:t>
+      </w:r>
+      <w:r>
+        <w:rPr>
+          <w:rFonts w:ascii="Helvetica" w:eastAsia="Times New Roman" w:hAnsi="Helvetica" w:cstheme="majorHAnsi"/>
+          <w:color w:val="000000" w:themeColor="text1"/>
+          <w:sz w:val="21"/>
+          <w:szCs w:val="21"/>
+          <w:shd w:val="clear" w:color="auto" w:fill="FFFFFF"/>
+          <w:lang w:eastAsia="zh-CN"/>
+        </w:rPr>
+        <w:t>,</w:t>
+      </w:r>
+      <w:r>
+        <w:rPr>
+          <w:rFonts w:ascii="Helvetica" w:eastAsia="Times New Roman" w:hAnsi="Helvetica" w:cstheme="majorHAnsi"/>
+          <w:color w:val="000000" w:themeColor="text1"/>
+          <w:sz w:val="21"/>
+          <w:szCs w:val="21"/>
+          <w:shd w:val="clear" w:color="auto" w:fill="FFFFFF"/>
+          <w:lang w:eastAsia="zh-CN"/>
+        </w:rPr>
+        <w:t xml:space="preserve"> </w:t>
+      </w:r>
+      <w:r>
+        <w:rPr>
+          <w:rFonts w:ascii="Helvetica" w:eastAsia="Times New Roman" w:hAnsi="Helvetica" w:cstheme="majorHAnsi"/>
+          <w:color w:val="000000" w:themeColor="text1"/>
+          <w:sz w:val="21"/>
+          <w:szCs w:val="21"/>
+          <w:shd w:val="clear" w:color="auto" w:fill="FFFFFF"/>
+          <w:lang w:eastAsia="zh-CN"/>
+        </w:rPr>
+        <w:t>Accepted</w:t>
+      </w:r>
+      <w:r>
+        <w:rPr>
+          <w:rFonts w:ascii="Helvetica" w:eastAsia="Times New Roman" w:hAnsi="Helvetica" w:cstheme="majorHAnsi"/>
+          <w:color w:val="000000" w:themeColor="text1"/>
+          <w:sz w:val="21"/>
+          <w:szCs w:val="21"/>
+          <w:shd w:val="clear" w:color="auto" w:fill="FFFFFF"/>
+          <w:lang w:eastAsia="zh-CN"/>
+        </w:rPr>
+        <w:t xml:space="preserve"> to </w:t>
+      </w:r>
+      <w:r>
+        <w:rPr>
+          <w:rFonts w:ascii="Helvetica" w:eastAsia="Times New Roman" w:hAnsi="Helvetica" w:cstheme="majorHAnsi"/>
+          <w:i/>
+          <w:iCs/>
+          <w:color w:val="000000" w:themeColor="text1"/>
+          <w:sz w:val="21"/>
+          <w:szCs w:val="21"/>
+          <w:shd w:val="clear" w:color="auto" w:fill="FFFFFF"/>
+          <w:lang w:eastAsia="zh-CN"/>
+        </w:rPr>
+        <w:t>IEEE Transactions on Consumer Electronics</w:t>
+      </w:r>
+      <w:r>
+        <w:rPr>
+          <w:rFonts w:ascii="Helvetica" w:eastAsia="Times New Roman" w:hAnsi="Helvetica" w:cstheme="majorHAnsi"/>
+          <w:color w:val="000000" w:themeColor="text1"/>
+          <w:sz w:val="21"/>
+          <w:szCs w:val="21"/>
+          <w:shd w:val="clear" w:color="auto" w:fill="FFFFFF"/>
+          <w:lang w:eastAsia="zh-CN"/>
+        </w:rPr>
+        <w:t>.</w:t>
+      </w:r>
+      <w:r>
+        <w:rPr>
+          <w:rFonts w:ascii="Helvetica" w:eastAsia="Times New Roman" w:hAnsi="Helvetica" w:cstheme="majorHAnsi"/>
+          <w:color w:val="000000" w:themeColor="text1"/>
+          <w:sz w:val="21"/>
+          <w:szCs w:val="21"/>
+          <w:shd w:val="clear" w:color="auto" w:fill="FFFFFF"/>
+          <w:lang w:eastAsia="zh-CN"/>
+        </w:rPr>
+        <w:t xml:space="preserve"> </w:t>
+      </w:r>
+      <w:r>
+        <w:rPr>
+          <w:rFonts w:ascii="Helvetica" w:hAnsi="Helvetica" w:cstheme="majorHAnsi"/>
+          <w:color w:val="000000" w:themeColor="text1"/>
+          <w:sz w:val="21"/>
+          <w:szCs w:val="21"/>
+          <w:lang w:eastAsia="zh-CN"/>
+        </w:rPr>
+        <w:t xml:space="preserve">(SCI Journal, </w:t>
+      </w:r>
+      <w:r>
+        <w:rPr>
+          <w:rFonts w:ascii="Helvetica" w:hAnsi="Helvetica" w:cstheme="majorHAnsi"/>
+          <w:color w:val="000000" w:themeColor="text1"/>
+          <w:sz w:val="21"/>
+          <w:szCs w:val="21"/>
+          <w:u w:val="single"/>
+          <w:lang w:eastAsia="zh-CN"/>
+        </w:rPr>
+        <w:t xml:space="preserve">IF: </w:t>
+      </w:r>
+      <w:r>
+        <w:rPr>
+          <w:rFonts w:ascii="Helvetica" w:hAnsi="Helvetica" w:cstheme="majorHAnsi"/>
+          <w:color w:val="000000" w:themeColor="text1"/>
+          <w:sz w:val="21"/>
+          <w:szCs w:val="21"/>
+          <w:u w:val="single"/>
+          <w:lang w:eastAsia="zh-CN"/>
+        </w:rPr>
+        <w:t>10.9</w:t>
+      </w:r>
+      <w:r>
+        <w:rPr>
+          <w:rFonts w:ascii="Helvetica" w:hAnsi="Helvetica" w:cstheme="majorHAnsi"/>
+          <w:color w:val="000000" w:themeColor="text1"/>
+          <w:sz w:val="21"/>
+          <w:szCs w:val="21"/>
+          <w:lang w:eastAsia="zh-CN"/>
+        </w:rPr>
+        <w:t>)</w:t>
+      </w:r>
+    </w:p>
+    <w:p>
+      <w:pPr>
+        <w:pStyle w:val="ListParagraph"/>
+        <w:numPr>
+          <w:ilvl w:val="0"/>
+          <w:numId w:val="3"/>
+        </w:numPr>
+        <w:spacing w:after="0" w:line="240" w:lineRule="auto"/>
+        <w:ind w:left="284" w:hanging="284"/>
+        <w:jc w:val="both"/>
+        <w:rPr>
+          <w:rFonts w:ascii="Helvetica" w:eastAsia="Times New Roman" w:hAnsi="Helvetica" w:cstheme="majorHAnsi"/>
+          <w:color w:val="000000" w:themeColor="text1"/>
           <w:sz w:val="18"/>
           <w:szCs w:val="18"/>
         </w:rPr>
@@ -5162,7 +5468,6 @@
           <w:szCs w:val="21"/>
           <w:lang w:eastAsia="zh-CN"/>
         </w:rPr>
-        <w:lastRenderedPageBreak/>
         <w:t>Yan, P.</w:t>
       </w:r>
       <w:r>
@@ -6537,7 +6842,29 @@
           <w:szCs w:val="21"/>
           <w:lang w:eastAsia="zh-CN"/>
         </w:rPr>
-        <w:t>, Simpson, M., Mendhe, C., Mago, V., &amp; Choudhury, S.</w:t>
+        <w:t xml:space="preserve">, Simpson, M., </w:t>
+      </w:r>
+      <w:proofErr w:type="spellStart"/>
+      <w:r>
+        <w:rPr>
+          <w:rFonts w:ascii="Helvetica" w:hAnsi="Helvetica" w:cstheme="majorHAnsi"/>
+          <w:color w:val="000000" w:themeColor="text1"/>
+          <w:sz w:val="21"/>
+          <w:szCs w:val="21"/>
+          <w:lang w:eastAsia="zh-CN"/>
+        </w:rPr>
+        <w:t>Mendhe</w:t>
+      </w:r>
+      <w:proofErr w:type="spellEnd"/>
+      <w:r>
+        <w:rPr>
+          <w:rFonts w:ascii="Helvetica" w:hAnsi="Helvetica" w:cstheme="majorHAnsi"/>
+          <w:color w:val="000000" w:themeColor="text1"/>
+          <w:sz w:val="21"/>
+          <w:szCs w:val="21"/>
+          <w:lang w:eastAsia="zh-CN"/>
+        </w:rPr>
+        <w:t>, C., Mago, V., &amp; Choudhury, S.</w:t>
       </w:r>
       <w:r>
         <w:rPr>
@@ -6767,8 +7094,20 @@
           <w:szCs w:val="21"/>
           <w:lang w:eastAsia="zh-CN"/>
         </w:rPr>
-        <w:t>, Al-Turjman</w:t>
-      </w:r>
+        <w:t>, Al-</w:t>
+      </w:r>
+      <w:proofErr w:type="spellStart"/>
+      <w:r>
+        <w:rPr>
+          <w:rFonts w:ascii="Helvetica" w:hAnsi="Helvetica" w:cstheme="majorHAnsi"/>
+          <w:color w:val="000000" w:themeColor="text1"/>
+          <w:sz w:val="21"/>
+          <w:szCs w:val="21"/>
+          <w:lang w:eastAsia="zh-CN"/>
+        </w:rPr>
+        <w:t>Turjman</w:t>
+      </w:r>
+      <w:proofErr w:type="spellEnd"/>
       <w:r>
         <w:rPr>
           <w:rFonts w:ascii="Helvetica" w:hAnsi="Helvetica" w:cstheme="majorHAnsi"/>
@@ -6787,8 +7126,20 @@
           <w:szCs w:val="21"/>
           <w:lang w:eastAsia="zh-CN"/>
         </w:rPr>
-        <w:t xml:space="preserve"> F., Al-Oqily</w:t>
-      </w:r>
+        <w:t xml:space="preserve"> F., Al-</w:t>
+      </w:r>
+      <w:proofErr w:type="spellStart"/>
+      <w:r>
+        <w:rPr>
+          <w:rFonts w:ascii="Helvetica" w:hAnsi="Helvetica" w:cstheme="majorHAnsi"/>
+          <w:color w:val="000000" w:themeColor="text1"/>
+          <w:sz w:val="21"/>
+          <w:szCs w:val="21"/>
+          <w:lang w:eastAsia="zh-CN"/>
+        </w:rPr>
+        <w:t>Oqily</w:t>
+      </w:r>
+      <w:proofErr w:type="spellEnd"/>
       <w:r>
         <w:rPr>
           <w:rFonts w:ascii="Helvetica" w:hAnsi="Helvetica" w:cstheme="majorHAnsi"/>
@@ -7449,7 +7800,29 @@
           <w:szCs w:val="21"/>
           <w:lang w:eastAsia="zh-CN"/>
         </w:rPr>
-        <w:t>Using Convolution and Deep Learning in Gomoku Game Artificial Intelligence</w:t>
+        <w:t xml:space="preserve">Using Convolution and Deep Learning in </w:t>
+      </w:r>
+      <w:proofErr w:type="spellStart"/>
+      <w:r>
+        <w:rPr>
+          <w:rFonts w:ascii="Helvetica" w:hAnsi="Helvetica" w:cstheme="majorHAnsi"/>
+          <w:color w:val="000000" w:themeColor="text1"/>
+          <w:sz w:val="21"/>
+          <w:szCs w:val="21"/>
+          <w:lang w:eastAsia="zh-CN"/>
+        </w:rPr>
+        <w:t>Gomoku</w:t>
+      </w:r>
+      <w:proofErr w:type="spellEnd"/>
+      <w:r>
+        <w:rPr>
+          <w:rFonts w:ascii="Helvetica" w:hAnsi="Helvetica" w:cstheme="majorHAnsi"/>
+          <w:color w:val="000000" w:themeColor="text1"/>
+          <w:sz w:val="21"/>
+          <w:szCs w:val="21"/>
+          <w:lang w:eastAsia="zh-CN"/>
+        </w:rPr>
+        <w:t xml:space="preserve"> Game Artificial Intelligence</w:t>
       </w:r>
       <w:r>
         <w:rPr>
@@ -7659,6 +8032,7 @@
         </w:rPr>
         <w:t>“</w:t>
       </w:r>
+      <w:proofErr w:type="spellStart"/>
       <w:r>
         <w:rPr>
           <w:rFonts w:ascii="Helvetica" w:eastAsia="Times New Roman" w:hAnsi="Helvetica" w:cs="Times New Roman"/>
@@ -7668,7 +8042,19 @@
           <w:shd w:val="clear" w:color="auto" w:fill="FFFFFF"/>
           <w:lang w:eastAsia="zh-CN"/>
         </w:rPr>
-        <w:t>ArchitectHead: Continuous Level of Detail Control for 3D Gaussian Head Avatars</w:t>
+        <w:t>ArchitectHead</w:t>
+      </w:r>
+      <w:proofErr w:type="spellEnd"/>
+      <w:r>
+        <w:rPr>
+          <w:rFonts w:ascii="Helvetica" w:eastAsia="Times New Roman" w:hAnsi="Helvetica" w:cs="Times New Roman"/>
+          <w:color w:val="000000" w:themeColor="text1"/>
+          <w:sz w:val="21"/>
+          <w:szCs w:val="21"/>
+          <w:shd w:val="clear" w:color="auto" w:fill="FFFFFF"/>
+          <w:lang w:eastAsia="zh-CN"/>
+        </w:rPr>
+        <w:t>: Continuous Level of Detail Control for 3D Gaussian Head Avatars</w:t>
       </w:r>
       <w:r>
         <w:rPr>
@@ -8817,7 +9203,79 @@
           <w:shd w:val="clear" w:color="auto" w:fill="FFFFFF"/>
           <w:lang w:val="en-CA"/>
         </w:rPr>
-        <w:t>, Kaur, S., Song, J., Pourazad, M. T., Wang, Y., ... &amp; Nasiopoulos, P. An Efficient Refocusing Scheme for Camera-Array Captured Light Field Video for Improved Visual Immersiveness.</w:t>
+        <w:t xml:space="preserve">, Kaur, S., Song, J., </w:t>
+      </w:r>
+      <w:proofErr w:type="spellStart"/>
+      <w:r>
+        <w:rPr>
+          <w:rFonts w:ascii="Helvetica" w:eastAsia="Times New Roman" w:hAnsi="Helvetica" w:cstheme="majorHAnsi"/>
+          <w:color w:val="222222"/>
+          <w:sz w:val="21"/>
+          <w:szCs w:val="21"/>
+          <w:shd w:val="clear" w:color="auto" w:fill="FFFFFF"/>
+          <w:lang w:val="en-CA"/>
+        </w:rPr>
+        <w:t>Pourazad</w:t>
+      </w:r>
+      <w:proofErr w:type="spellEnd"/>
+      <w:r>
+        <w:rPr>
+          <w:rFonts w:ascii="Helvetica" w:eastAsia="Times New Roman" w:hAnsi="Helvetica" w:cstheme="majorHAnsi"/>
+          <w:color w:val="222222"/>
+          <w:sz w:val="21"/>
+          <w:szCs w:val="21"/>
+          <w:shd w:val="clear" w:color="auto" w:fill="FFFFFF"/>
+          <w:lang w:val="en-CA"/>
+        </w:rPr>
+        <w:t xml:space="preserve">, M. T., Wang, Y., ... &amp; </w:t>
+      </w:r>
+      <w:proofErr w:type="spellStart"/>
+      <w:r>
+        <w:rPr>
+          <w:rFonts w:ascii="Helvetica" w:eastAsia="Times New Roman" w:hAnsi="Helvetica" w:cstheme="majorHAnsi"/>
+          <w:color w:val="222222"/>
+          <w:sz w:val="21"/>
+          <w:szCs w:val="21"/>
+          <w:shd w:val="clear" w:color="auto" w:fill="FFFFFF"/>
+          <w:lang w:val="en-CA"/>
+        </w:rPr>
+        <w:t>Nasiopoulos</w:t>
+      </w:r>
+      <w:proofErr w:type="spellEnd"/>
+      <w:r>
+        <w:rPr>
+          <w:rFonts w:ascii="Helvetica" w:eastAsia="Times New Roman" w:hAnsi="Helvetica" w:cstheme="majorHAnsi"/>
+          <w:color w:val="222222"/>
+          <w:sz w:val="21"/>
+          <w:szCs w:val="21"/>
+          <w:shd w:val="clear" w:color="auto" w:fill="FFFFFF"/>
+          <w:lang w:val="en-CA"/>
+        </w:rPr>
+        <w:t xml:space="preserve">, P. An Efficient Refocusing Scheme for Camera-Array Captured Light Field Video for Improved Visual </w:t>
+      </w:r>
+      <w:proofErr w:type="spellStart"/>
+      <w:r>
+        <w:rPr>
+          <w:rFonts w:ascii="Helvetica" w:eastAsia="Times New Roman" w:hAnsi="Helvetica" w:cstheme="majorHAnsi"/>
+          <w:color w:val="222222"/>
+          <w:sz w:val="21"/>
+          <w:szCs w:val="21"/>
+          <w:shd w:val="clear" w:color="auto" w:fill="FFFFFF"/>
+          <w:lang w:val="en-CA"/>
+        </w:rPr>
+        <w:t>Immersiveness</w:t>
+      </w:r>
+      <w:proofErr w:type="spellEnd"/>
+      <w:r>
+        <w:rPr>
+          <w:rFonts w:ascii="Helvetica" w:eastAsia="Times New Roman" w:hAnsi="Helvetica" w:cstheme="majorHAnsi"/>
+          <w:color w:val="222222"/>
+          <w:sz w:val="21"/>
+          <w:szCs w:val="21"/>
+          <w:shd w:val="clear" w:color="auto" w:fill="FFFFFF"/>
+          <w:lang w:val="en-CA"/>
+        </w:rPr>
+        <w:t>.</w:t>
       </w:r>
       <w:r>
         <w:rPr>
@@ -9028,6 +9486,7 @@
           <w:shd w:val="clear" w:color="auto" w:fill="FFFFFF"/>
           <w:lang w:eastAsia="zh-CN"/>
         </w:rPr>
+        <w:lastRenderedPageBreak/>
         <w:t>Emu</w:t>
       </w:r>
       <w:r>
@@ -9268,7 +9727,6 @@
           <w:shd w:val="clear" w:color="auto" w:fill="FFFFFF"/>
           <w:lang w:eastAsia="zh-CN"/>
         </w:rPr>
-        <w:lastRenderedPageBreak/>
         <w:t>Yan, P.</w:t>
       </w:r>
       <w:r>
@@ -9394,7 +9852,31 @@
           <w:shd w:val="clear" w:color="auto" w:fill="FFFFFF"/>
           <w:lang w:eastAsia="zh-CN"/>
         </w:rPr>
-        <w:t>(pp. 1-6). IEEE. May, 2019.</w:t>
+        <w:t xml:space="preserve">(pp. 1-6). IEEE. </w:t>
+      </w:r>
+      <w:proofErr w:type="gramStart"/>
+      <w:r>
+        <w:rPr>
+          <w:rFonts w:ascii="Helvetica" w:eastAsia="Times New Roman" w:hAnsi="Helvetica" w:cstheme="majorHAnsi"/>
+          <w:color w:val="000000" w:themeColor="text1"/>
+          <w:sz w:val="21"/>
+          <w:szCs w:val="21"/>
+          <w:shd w:val="clear" w:color="auto" w:fill="FFFFFF"/>
+          <w:lang w:eastAsia="zh-CN"/>
+        </w:rPr>
+        <w:t>May,</w:t>
+      </w:r>
+      <w:proofErr w:type="gramEnd"/>
+      <w:r>
+        <w:rPr>
+          <w:rFonts w:ascii="Helvetica" w:eastAsia="Times New Roman" w:hAnsi="Helvetica" w:cstheme="majorHAnsi"/>
+          <w:color w:val="000000" w:themeColor="text1"/>
+          <w:sz w:val="21"/>
+          <w:szCs w:val="21"/>
+          <w:shd w:val="clear" w:color="auto" w:fill="FFFFFF"/>
+          <w:lang w:eastAsia="zh-CN"/>
+        </w:rPr>
+        <w:t xml:space="preserve"> 2019.</w:t>
       </w:r>
     </w:p>
     <w:p>
@@ -9472,7 +9954,31 @@
           <w:shd w:val="clear" w:color="auto" w:fill="FFFFFF"/>
           <w:lang w:eastAsia="zh-CN"/>
         </w:rPr>
-        <w:t>A Hybrid Gomoku Deep Learning Artificial Intelligence</w:t>
+        <w:t xml:space="preserve">A Hybrid </w:t>
+      </w:r>
+      <w:proofErr w:type="spellStart"/>
+      <w:r>
+        <w:rPr>
+          <w:rFonts w:ascii="Helvetica" w:eastAsia="Times New Roman" w:hAnsi="Helvetica" w:cstheme="majorHAnsi"/>
+          <w:color w:val="000000" w:themeColor="text1"/>
+          <w:sz w:val="21"/>
+          <w:szCs w:val="21"/>
+          <w:shd w:val="clear" w:color="auto" w:fill="FFFFFF"/>
+          <w:lang w:eastAsia="zh-CN"/>
+        </w:rPr>
+        <w:t>Gomoku</w:t>
+      </w:r>
+      <w:proofErr w:type="spellEnd"/>
+      <w:r>
+        <w:rPr>
+          <w:rFonts w:ascii="Helvetica" w:eastAsia="Times New Roman" w:hAnsi="Helvetica" w:cstheme="majorHAnsi"/>
+          <w:color w:val="000000" w:themeColor="text1"/>
+          <w:sz w:val="21"/>
+          <w:szCs w:val="21"/>
+          <w:shd w:val="clear" w:color="auto" w:fill="FFFFFF"/>
+          <w:lang w:eastAsia="zh-CN"/>
+        </w:rPr>
+        <w:t xml:space="preserve"> Deep Learning Artificial Intelligence</w:t>
       </w:r>
       <w:r>
         <w:rPr>
@@ -9551,264 +10057,31 @@
           <w:shd w:val="clear" w:color="auto" w:fill="FFFFFF"/>
           <w:lang w:eastAsia="zh-CN"/>
         </w:rPr>
-        <w:t>(pp. 48-52). ACM. December, 2018.</w:t>
-      </w:r>
-    </w:p>
-    <w:p>
-      <w:pPr>
-        <w:jc w:val="both"/>
-        <w:rPr>
-          <w:rFonts w:ascii="Helvetica" w:eastAsia="Times New Roman" w:hAnsi="Helvetica" w:cstheme="majorHAnsi"/>
-          <w:color w:val="000000" w:themeColor="text1"/>
-        </w:rPr>
-      </w:pPr>
-    </w:p>
-    <w:p>
-      <w:pPr>
-        <w:pStyle w:val="ListParagraph"/>
-        <w:ind w:left="0"/>
-        <w:rPr>
-          <w:rFonts w:ascii="Helvetica" w:hAnsi="Helvetica" w:cstheme="majorHAnsi"/>
-          <w:b/>
-          <w:bCs/>
-          <w:color w:val="2E74B5" w:themeColor="accent5" w:themeShade="BF"/>
-          <w:sz w:val="22"/>
-          <w:szCs w:val="22"/>
-          <w:lang w:eastAsia="zh-CN"/>
-        </w:rPr>
-      </w:pPr>
-      <w:r>
-        <w:rPr>
-          <w:rFonts w:ascii="Helvetica" w:hAnsi="Helvetica" w:cstheme="majorHAnsi"/>
-          <w:b/>
-          <w:bCs/>
-          <w:color w:val="2E74B5" w:themeColor="accent5" w:themeShade="BF"/>
-          <w:sz w:val="24"/>
-          <w:szCs w:val="24"/>
-          <w:lang w:eastAsia="zh-CN"/>
-        </w:rPr>
-        <w:t>Submitted</w:t>
-      </w:r>
-    </w:p>
-    <w:p>
-      <w:pPr>
-        <w:pStyle w:val="ListParagraph"/>
-        <w:numPr>
-          <w:ilvl w:val="0"/>
-          <w:numId w:val="3"/>
-        </w:numPr>
-        <w:spacing w:after="0" w:line="240" w:lineRule="auto"/>
-        <w:ind w:left="284" w:hanging="284"/>
-        <w:jc w:val="both"/>
-        <w:rPr>
-          <w:rFonts w:ascii="Helvetica" w:eastAsia="Times New Roman" w:hAnsi="Helvetica" w:cstheme="majorHAnsi"/>
-          <w:color w:val="000000" w:themeColor="text1"/>
-        </w:rPr>
-      </w:pPr>
-      <w:r>
-        <w:rPr>
-          <w:rFonts w:ascii="Helvetica" w:eastAsia="Times New Roman" w:hAnsi="Helvetica" w:cstheme="majorHAnsi"/>
-          <w:color w:val="000000" w:themeColor="text1"/>
-          <w:sz w:val="21"/>
-          <w:szCs w:val="21"/>
-          <w:shd w:val="clear" w:color="auto" w:fill="FFFFFF"/>
-          <w:lang w:eastAsia="zh-CN"/>
-        </w:rPr>
-        <w:t>Yu, X.,</w:t>
-      </w:r>
-      <w:r>
-        <w:rPr>
-          <w:rFonts w:ascii="Helvetica" w:eastAsia="Times New Roman" w:hAnsi="Helvetica" w:cstheme="majorHAnsi"/>
-          <w:b/>
-          <w:bCs/>
-          <w:color w:val="000000" w:themeColor="text1"/>
-          <w:sz w:val="21"/>
-          <w:szCs w:val="21"/>
-          <w:shd w:val="clear" w:color="auto" w:fill="FFFFFF"/>
-          <w:lang w:eastAsia="zh-CN"/>
-        </w:rPr>
-        <w:t xml:space="preserve"> </w:t>
-      </w:r>
-      <w:r>
-        <w:rPr>
-          <w:rFonts w:ascii="Helvetica" w:eastAsia="Times New Roman" w:hAnsi="Helvetica" w:cstheme="majorHAnsi"/>
-          <w:b/>
-          <w:bCs/>
-          <w:color w:val="000000" w:themeColor="text1"/>
-          <w:sz w:val="21"/>
-          <w:szCs w:val="21"/>
-          <w:shd w:val="clear" w:color="auto" w:fill="FFFFFF"/>
-          <w:lang w:eastAsia="zh-CN"/>
-        </w:rPr>
-        <w:t>Yan, P.</w:t>
-      </w:r>
-      <w:r>
-        <w:rPr>
-          <w:rFonts w:ascii="Helvetica" w:hAnsi="Helvetica" w:cstheme="majorHAnsi"/>
-          <w:b/>
-          <w:bCs/>
-          <w:color w:val="000000" w:themeColor="text1"/>
-          <w:sz w:val="21"/>
-          <w:szCs w:val="21"/>
-          <w:vertAlign w:val="superscript"/>
-        </w:rPr>
-        <w:t>C</w:t>
-      </w:r>
-      <w:r>
-        <w:rPr>
-          <w:rFonts w:ascii="Helvetica" w:eastAsia="Times New Roman" w:hAnsi="Helvetica" w:cstheme="majorHAnsi"/>
-          <w:color w:val="000000" w:themeColor="text1"/>
-          <w:sz w:val="21"/>
-          <w:szCs w:val="21"/>
-          <w:shd w:val="clear" w:color="auto" w:fill="FFFFFF"/>
-          <w:lang w:eastAsia="zh-CN"/>
-        </w:rPr>
-        <w:t xml:space="preserve">, </w:t>
-      </w:r>
-      <w:r>
-        <w:rPr>
-          <w:rFonts w:ascii="Helvetica" w:eastAsia="Times New Roman" w:hAnsi="Helvetica" w:cstheme="majorHAnsi"/>
-          <w:color w:val="000000" w:themeColor="text1"/>
-          <w:sz w:val="21"/>
-          <w:szCs w:val="21"/>
-          <w:shd w:val="clear" w:color="auto" w:fill="FFFFFF"/>
-          <w:lang w:eastAsia="zh-CN"/>
-        </w:rPr>
-        <w:t xml:space="preserve">Liu, S. </w:t>
-      </w:r>
-      <w:r>
-        <w:rPr>
-          <w:rFonts w:ascii="Helvetica" w:eastAsia="Times New Roman" w:hAnsi="Helvetica" w:cstheme="majorHAnsi"/>
-          <w:color w:val="000000" w:themeColor="text1"/>
-          <w:sz w:val="21"/>
-          <w:szCs w:val="21"/>
-          <w:shd w:val="clear" w:color="auto" w:fill="FFFFFF"/>
-          <w:lang w:eastAsia="zh-CN"/>
-        </w:rPr>
-        <w:t xml:space="preserve">&amp; </w:t>
-      </w:r>
-      <w:r>
-        <w:rPr>
-          <w:rFonts w:ascii="Helvetica" w:eastAsia="Times New Roman" w:hAnsi="Helvetica" w:cstheme="majorHAnsi"/>
-          <w:color w:val="000000" w:themeColor="text1"/>
-          <w:sz w:val="21"/>
-          <w:szCs w:val="21"/>
-          <w:shd w:val="clear" w:color="auto" w:fill="FFFFFF"/>
-          <w:lang w:eastAsia="zh-CN"/>
-        </w:rPr>
-        <w:t>Wu</w:t>
-      </w:r>
-      <w:r>
-        <w:rPr>
-          <w:rFonts w:ascii="Helvetica" w:eastAsia="Times New Roman" w:hAnsi="Helvetica" w:cstheme="majorHAnsi"/>
-          <w:color w:val="000000" w:themeColor="text1"/>
-          <w:sz w:val="21"/>
-          <w:szCs w:val="21"/>
-          <w:shd w:val="clear" w:color="auto" w:fill="FFFFFF"/>
-          <w:lang w:eastAsia="zh-CN"/>
-        </w:rPr>
-        <w:t xml:space="preserve">, </w:t>
-      </w:r>
-      <w:r>
-        <w:rPr>
-          <w:rFonts w:ascii="Helvetica" w:eastAsia="Times New Roman" w:hAnsi="Helvetica" w:cstheme="majorHAnsi"/>
-          <w:color w:val="000000" w:themeColor="text1"/>
-          <w:sz w:val="21"/>
-          <w:szCs w:val="21"/>
-          <w:shd w:val="clear" w:color="auto" w:fill="FFFFFF"/>
-          <w:lang w:eastAsia="zh-CN"/>
-        </w:rPr>
-        <w:t>C</w:t>
-      </w:r>
-      <w:r>
-        <w:rPr>
-          <w:rFonts w:ascii="Helvetica" w:eastAsia="Times New Roman" w:hAnsi="Helvetica" w:cstheme="majorHAnsi"/>
-          <w:color w:val="000000" w:themeColor="text1"/>
-          <w:sz w:val="21"/>
-          <w:szCs w:val="21"/>
-          <w:shd w:val="clear" w:color="auto" w:fill="FFFFFF"/>
-          <w:lang w:eastAsia="zh-CN"/>
-        </w:rPr>
-        <w:t xml:space="preserve">. </w:t>
-      </w:r>
-      <w:r>
-        <w:rPr>
-          <w:rFonts w:ascii="Helvetica" w:eastAsia="Times New Roman" w:hAnsi="Helvetica" w:cs="Times New Roman"/>
-          <w:color w:val="000000" w:themeColor="text1"/>
-          <w:sz w:val="21"/>
-          <w:szCs w:val="21"/>
-          <w:shd w:val="clear" w:color="auto" w:fill="FFFFFF"/>
-          <w:lang w:eastAsia="zh-CN"/>
-        </w:rPr>
-        <w:t>“</w:t>
-      </w:r>
-      <w:r>
-        <w:rPr>
-          <w:rFonts w:ascii="Helvetica" w:eastAsia="Times New Roman" w:hAnsi="Helvetica" w:cstheme="majorHAnsi"/>
-          <w:color w:val="000000" w:themeColor="text1"/>
-          <w:sz w:val="21"/>
-          <w:szCs w:val="21"/>
-          <w:shd w:val="clear" w:color="auto" w:fill="FFFFFF"/>
-          <w:lang w:eastAsia="zh-CN"/>
-        </w:rPr>
-        <w:t>MMFashion+: Multimodal Federated Learning for Personalized Clothing Recommendation</w:t>
-      </w:r>
-      <w:r>
-        <w:rPr>
-          <w:rFonts w:ascii="Helvetica" w:eastAsia="Times New Roman" w:hAnsi="Helvetica" w:cs="Times New Roman"/>
-          <w:color w:val="000000" w:themeColor="text1"/>
-          <w:sz w:val="21"/>
-          <w:szCs w:val="21"/>
-          <w:shd w:val="clear" w:color="auto" w:fill="FFFFFF"/>
-          <w:lang w:eastAsia="zh-CN"/>
-        </w:rPr>
-        <w:t>”</w:t>
-      </w:r>
-      <w:r>
-        <w:rPr>
-          <w:rFonts w:ascii="Helvetica" w:eastAsia="Times New Roman" w:hAnsi="Helvetica" w:cstheme="majorHAnsi"/>
-          <w:color w:val="000000" w:themeColor="text1"/>
-          <w:sz w:val="21"/>
-          <w:szCs w:val="21"/>
-          <w:shd w:val="clear" w:color="auto" w:fill="FFFFFF"/>
-          <w:lang w:eastAsia="zh-CN"/>
-        </w:rPr>
-        <w:t xml:space="preserve">. </w:t>
-      </w:r>
-      <w:r>
-        <w:rPr>
-          <w:rFonts w:ascii="Helvetica" w:eastAsia="Times New Roman" w:hAnsi="Helvetica" w:cstheme="majorHAnsi"/>
-          <w:color w:val="000000" w:themeColor="text1"/>
-          <w:sz w:val="21"/>
-          <w:szCs w:val="21"/>
-          <w:shd w:val="clear" w:color="auto" w:fill="FFFFFF"/>
-          <w:lang w:eastAsia="zh-CN"/>
-        </w:rPr>
-        <w:t xml:space="preserve">Submitted to </w:t>
-      </w:r>
-      <w:r>
-        <w:rPr>
-          <w:rFonts w:ascii="Helvetica" w:eastAsia="Times New Roman" w:hAnsi="Helvetica" w:cstheme="majorHAnsi"/>
-          <w:i/>
-          <w:iCs/>
-          <w:color w:val="000000" w:themeColor="text1"/>
-          <w:sz w:val="21"/>
-          <w:szCs w:val="21"/>
-          <w:shd w:val="clear" w:color="auto" w:fill="FFFFFF"/>
-          <w:lang w:eastAsia="zh-CN"/>
-        </w:rPr>
-        <w:t>IEEE Transactions on Consumer Electronics</w:t>
-      </w:r>
-      <w:r>
-        <w:rPr>
-          <w:rFonts w:ascii="Helvetica" w:eastAsia="Times New Roman" w:hAnsi="Helvetica" w:cstheme="majorHAnsi"/>
-          <w:color w:val="000000" w:themeColor="text1"/>
-          <w:sz w:val="21"/>
-          <w:szCs w:val="21"/>
-          <w:shd w:val="clear" w:color="auto" w:fill="FFFFFF"/>
-          <w:lang w:eastAsia="zh-CN"/>
-        </w:rPr>
-        <w:t>.</w:t>
+        <w:t xml:space="preserve">(pp. 48-52). ACM. </w:t>
+      </w:r>
+      <w:proofErr w:type="gramStart"/>
+      <w:r>
+        <w:rPr>
+          <w:rFonts w:ascii="Helvetica" w:eastAsia="Times New Roman" w:hAnsi="Helvetica" w:cstheme="majorHAnsi"/>
+          <w:color w:val="000000" w:themeColor="text1"/>
+          <w:sz w:val="21"/>
+          <w:szCs w:val="21"/>
+          <w:shd w:val="clear" w:color="auto" w:fill="FFFFFF"/>
+          <w:lang w:eastAsia="zh-CN"/>
+        </w:rPr>
+        <w:t>December,</w:t>
+      </w:r>
+      <w:proofErr w:type="gramEnd"/>
+      <w:r>
+        <w:rPr>
+          <w:rFonts w:ascii="Helvetica" w:eastAsia="Times New Roman" w:hAnsi="Helvetica" w:cstheme="majorHAnsi"/>
+          <w:color w:val="000000" w:themeColor="text1"/>
+          <w:sz w:val="21"/>
+          <w:szCs w:val="21"/>
+          <w:shd w:val="clear" w:color="auto" w:fill="FFFFFF"/>
+          <w:lang w:eastAsia="zh-CN"/>
+        </w:rPr>
+        <w:t xml:space="preserve"> 2018.</w:t>
       </w:r>
     </w:p>
     <w:p>
@@ -9844,7 +10117,23 @@
           <w:rFonts w:ascii="Helvetica" w:hAnsi="Helvetica" w:cstheme="majorHAnsi"/>
           <w:color w:val="2E74B5" w:themeColor="accent5" w:themeShade="BF"/>
         </w:rPr>
-        <w:t xml:space="preserve"> presenter.</w:t>
+        <w:t xml:space="preserve"> </w:t>
+      </w:r>
+      <w:proofErr w:type="gramStart"/>
+      <w:r>
+        <w:rPr>
+          <w:rFonts w:ascii="Helvetica" w:hAnsi="Helvetica" w:cstheme="majorHAnsi"/>
+          <w:color w:val="2E74B5" w:themeColor="accent5" w:themeShade="BF"/>
+        </w:rPr>
+        <w:t>presenter</w:t>
+      </w:r>
+      <w:proofErr w:type="gramEnd"/>
+      <w:r>
+        <w:rPr>
+          <w:rFonts w:ascii="Helvetica" w:hAnsi="Helvetica" w:cstheme="majorHAnsi"/>
+          <w:color w:val="2E74B5" w:themeColor="accent5" w:themeShade="BF"/>
+        </w:rPr>
+        <w:t>.</w:t>
       </w:r>
     </w:p>
     <w:p>
@@ -11606,7 +11895,29 @@
           <w:szCs w:val="21"/>
           <w:lang w:eastAsia="zh-CN"/>
         </w:rPr>
-        <w:t>(2025) Gmesh: Differentiable Hybrid 3D Rendering Pipeline</w:t>
+        <w:t xml:space="preserve">(2025) </w:t>
+      </w:r>
+      <w:proofErr w:type="spellStart"/>
+      <w:r>
+        <w:rPr>
+          <w:rFonts w:ascii="Helvetica" w:hAnsi="Helvetica" w:cstheme="majorHAnsi"/>
+          <w:color w:val="000000" w:themeColor="text1"/>
+          <w:sz w:val="21"/>
+          <w:szCs w:val="21"/>
+          <w:lang w:eastAsia="zh-CN"/>
+        </w:rPr>
+        <w:t>Gmesh</w:t>
+      </w:r>
+      <w:proofErr w:type="spellEnd"/>
+      <w:r>
+        <w:rPr>
+          <w:rFonts w:ascii="Helvetica" w:hAnsi="Helvetica" w:cstheme="majorHAnsi"/>
+          <w:color w:val="000000" w:themeColor="text1"/>
+          <w:sz w:val="21"/>
+          <w:szCs w:val="21"/>
+          <w:lang w:eastAsia="zh-CN"/>
+        </w:rPr>
+        <w:t>: Differentiable Hybrid 3D Rendering Pipeline</w:t>
       </w:r>
       <w:r>
         <w:rPr>
@@ -11661,7 +11972,6 @@
           <w:sz w:val="21"/>
           <w:szCs w:val="21"/>
         </w:rPr>
-        <w:lastRenderedPageBreak/>
         <w:t>Developed</w:t>
       </w:r>
       <w:r>
@@ -11725,7 +12035,17 @@
           <w:sz w:val="21"/>
           <w:szCs w:val="21"/>
         </w:rPr>
-        <w:t>t supports end-to-end learning and seamless integration with Py</w:t>
+        <w:t xml:space="preserve">t supports end-to-end learning and seamless integration with </w:t>
+      </w:r>
+      <w:proofErr w:type="spellStart"/>
+      <w:r>
+        <w:rPr>
+          <w:rFonts w:ascii="Helvetica" w:hAnsi="Helvetica" w:cstheme="majorHAnsi"/>
+          <w:color w:val="000000" w:themeColor="text1"/>
+          <w:sz w:val="21"/>
+          <w:szCs w:val="21"/>
+        </w:rPr>
+        <w:t>Py</w:t>
       </w:r>
       <w:r>
         <w:rPr>
@@ -11743,7 +12063,17 @@
           <w:sz w:val="21"/>
           <w:szCs w:val="21"/>
         </w:rPr>
-        <w:t xml:space="preserve">orch </w:t>
+        <w:t>orch</w:t>
+      </w:r>
+      <w:proofErr w:type="spellEnd"/>
+      <w:r>
+        <w:rPr>
+          <w:rFonts w:ascii="Helvetica" w:hAnsi="Helvetica" w:cstheme="majorHAnsi"/>
+          <w:color w:val="000000" w:themeColor="text1"/>
+          <w:sz w:val="21"/>
+          <w:szCs w:val="21"/>
+        </w:rPr>
+        <w:t xml:space="preserve"> </w:t>
       </w:r>
       <w:r>
         <w:rPr>
@@ -11803,8 +12133,21 @@
           <w:szCs w:val="21"/>
           <w:lang w:eastAsia="zh-CN"/>
         </w:rPr>
-        <w:t>(2021) ZenFlow</w:t>
-      </w:r>
+        <w:lastRenderedPageBreak/>
+        <w:t xml:space="preserve">(2021) </w:t>
+      </w:r>
+      <w:proofErr w:type="spellStart"/>
+      <w:r>
+        <w:rPr>
+          <w:rFonts w:ascii="Helvetica" w:hAnsi="Helvetica" w:cstheme="majorHAnsi"/>
+          <w:color w:val="000000" w:themeColor="text1"/>
+          <w:sz w:val="21"/>
+          <w:szCs w:val="21"/>
+          <w:lang w:eastAsia="zh-CN"/>
+        </w:rPr>
+        <w:t>ZenFlow</w:t>
+      </w:r>
+      <w:proofErr w:type="spellEnd"/>
       <w:r>
         <w:rPr>
           <w:rFonts w:ascii="Helvetica" w:hAnsi="Helvetica" w:cstheme="majorHAnsi"/>
@@ -12134,7 +12477,29 @@
           <w:szCs w:val="21"/>
           <w:lang w:eastAsia="zh-CN"/>
         </w:rPr>
-        <w:t xml:space="preserve">(2018) Convolution-Based Gomoku </w:t>
+        <w:t xml:space="preserve">(2018) Convolution-Based </w:t>
+      </w:r>
+      <w:proofErr w:type="spellStart"/>
+      <w:r>
+        <w:rPr>
+          <w:rFonts w:ascii="Helvetica" w:hAnsi="Helvetica" w:cstheme="majorHAnsi"/>
+          <w:color w:val="000000" w:themeColor="text1"/>
+          <w:sz w:val="21"/>
+          <w:szCs w:val="21"/>
+          <w:lang w:eastAsia="zh-CN"/>
+        </w:rPr>
+        <w:t>Gomoku</w:t>
+      </w:r>
+      <w:proofErr w:type="spellEnd"/>
+      <w:r>
+        <w:rPr>
+          <w:rFonts w:ascii="Helvetica" w:hAnsi="Helvetica" w:cstheme="majorHAnsi"/>
+          <w:color w:val="000000" w:themeColor="text1"/>
+          <w:sz w:val="21"/>
+          <w:szCs w:val="21"/>
+          <w:lang w:eastAsia="zh-CN"/>
+        </w:rPr>
+        <w:t xml:space="preserve"> </w:t>
       </w:r>
       <w:r>
         <w:rPr>
@@ -12323,6 +12688,7 @@
           <w:lang w:eastAsia="zh-CN"/>
         </w:rPr>
       </w:pPr>
+      <w:proofErr w:type="spellStart"/>
       <w:r>
         <w:rPr>
           <w:rFonts w:ascii="Helvetica" w:hAnsi="Helvetica" w:cstheme="majorHAnsi"/>
@@ -12333,7 +12699,20 @@
           <w:szCs w:val="21"/>
           <w:lang w:eastAsia="zh-CN"/>
         </w:rPr>
-        <w:t>Xiangrui Liu</w:t>
+        <w:t>Xiangrui</w:t>
+      </w:r>
+      <w:proofErr w:type="spellEnd"/>
+      <w:r>
+        <w:rPr>
+          <w:rFonts w:ascii="Helvetica" w:hAnsi="Helvetica" w:cstheme="majorHAnsi"/>
+          <w:b/>
+          <w:bCs/>
+          <w:color w:val="000000" w:themeColor="text1"/>
+          <w:sz w:val="21"/>
+          <w:szCs w:val="21"/>
+          <w:lang w:eastAsia="zh-CN"/>
+        </w:rPr>
+        <w:t xml:space="preserve"> Liu</w:t>
       </w:r>
       <w:r>
         <w:rPr>
@@ -12820,16 +13199,29 @@
         </w:rPr>
         <w:t xml:space="preserve"> </w:t>
       </w:r>
-      <w:r>
-        <w:rPr>
-          <w:rFonts w:ascii="Helvetica" w:hAnsi="Helvetica" w:cstheme="majorHAnsi"/>
-          <w:color w:val="000000" w:themeColor="text1"/>
-          <w:sz w:val="22"/>
-          <w:szCs w:val="22"/>
-          <w:lang w:eastAsia="zh-CN"/>
-        </w:rPr>
-        <w:t xml:space="preserve">PyTorch, </w:t>
-      </w:r>
+      <w:proofErr w:type="spellStart"/>
+      <w:r>
+        <w:rPr>
+          <w:rFonts w:ascii="Helvetica" w:hAnsi="Helvetica" w:cstheme="majorHAnsi"/>
+          <w:color w:val="000000" w:themeColor="text1"/>
+          <w:sz w:val="22"/>
+          <w:szCs w:val="22"/>
+          <w:lang w:eastAsia="zh-CN"/>
+        </w:rPr>
+        <w:t>PyTorch</w:t>
+      </w:r>
+      <w:proofErr w:type="spellEnd"/>
+      <w:r>
+        <w:rPr>
+          <w:rFonts w:ascii="Helvetica" w:hAnsi="Helvetica" w:cstheme="majorHAnsi"/>
+          <w:color w:val="000000" w:themeColor="text1"/>
+          <w:sz w:val="22"/>
+          <w:szCs w:val="22"/>
+          <w:lang w:eastAsia="zh-CN"/>
+        </w:rPr>
+        <w:t xml:space="preserve">, </w:t>
+      </w:r>
+      <w:proofErr w:type="spellStart"/>
       <w:r>
         <w:rPr>
           <w:rFonts w:ascii="Helvetica" w:hAnsi="Helvetica" w:cstheme="majorHAnsi"/>
@@ -12840,6 +13232,7 @@
         </w:rPr>
         <w:t>Tensorflow</w:t>
       </w:r>
+      <w:proofErr w:type="spellEnd"/>
       <w:r>
         <w:rPr>
           <w:rFonts w:ascii="Helvetica" w:hAnsi="Helvetica" w:cstheme="majorHAnsi"/>
@@ -12858,7 +13251,29 @@
           <w:szCs w:val="22"/>
           <w:lang w:eastAsia="zh-CN"/>
         </w:rPr>
-        <w:t xml:space="preserve"> Keras,</w:t>
+        <w:t xml:space="preserve"> </w:t>
+      </w:r>
+      <w:proofErr w:type="spellStart"/>
+      <w:r>
+        <w:rPr>
+          <w:rFonts w:ascii="Helvetica" w:hAnsi="Helvetica" w:cstheme="majorHAnsi"/>
+          <w:color w:val="000000" w:themeColor="text1"/>
+          <w:sz w:val="22"/>
+          <w:szCs w:val="22"/>
+          <w:lang w:eastAsia="zh-CN"/>
+        </w:rPr>
+        <w:t>Keras</w:t>
+      </w:r>
+      <w:proofErr w:type="spellEnd"/>
+      <w:r>
+        <w:rPr>
+          <w:rFonts w:ascii="Helvetica" w:hAnsi="Helvetica" w:cstheme="majorHAnsi"/>
+          <w:color w:val="000000" w:themeColor="text1"/>
+          <w:sz w:val="22"/>
+          <w:szCs w:val="22"/>
+          <w:lang w:eastAsia="zh-CN"/>
+        </w:rPr>
+        <w:t>,</w:t>
       </w:r>
       <w:r>
         <w:rPr>
@@ -12888,7 +13303,29 @@
           <w:szCs w:val="22"/>
           <w:lang w:eastAsia="zh-CN"/>
         </w:rPr>
-        <w:t xml:space="preserve"> Gurobi, Paper.js</w:t>
+        <w:t xml:space="preserve"> </w:t>
+      </w:r>
+      <w:proofErr w:type="spellStart"/>
+      <w:r>
+        <w:rPr>
+          <w:rFonts w:ascii="Helvetica" w:hAnsi="Helvetica" w:cstheme="majorHAnsi"/>
+          <w:color w:val="000000" w:themeColor="text1"/>
+          <w:sz w:val="22"/>
+          <w:szCs w:val="22"/>
+          <w:lang w:eastAsia="zh-CN"/>
+        </w:rPr>
+        <w:t>Gurobi</w:t>
+      </w:r>
+      <w:proofErr w:type="spellEnd"/>
+      <w:r>
+        <w:rPr>
+          <w:rFonts w:ascii="Helvetica" w:hAnsi="Helvetica" w:cstheme="majorHAnsi"/>
+          <w:color w:val="000000" w:themeColor="text1"/>
+          <w:sz w:val="22"/>
+          <w:szCs w:val="22"/>
+          <w:lang w:eastAsia="zh-CN"/>
+        </w:rPr>
+        <w:t>, Paper.js</w:t>
       </w:r>
       <w:r>
         <w:rPr>
@@ -13355,7 +13792,7 @@
           <w:sz w:val="18"/>
           <w:szCs w:val="15"/>
         </w:rPr>
-        <w:t>Feb</w:t>
+        <w:t>Mar</w:t>
       </w:r>
       <w:r>
         <w:rPr>
@@ -13382,7 +13819,16 @@
           <w:sz w:val="18"/>
           <w:szCs w:val="15"/>
         </w:rPr>
-        <w:t>21</w:t>
+        <w:t>1</w:t>
+      </w:r>
+      <w:r>
+        <w:rPr>
+          <w:rFonts w:ascii="Helvetica" w:hAnsi="Helvetica" w:cstheme="majorHAnsi"/>
+          <w:color w:val="2F5496" w:themeColor="accent1" w:themeShade="BF"/>
+          <w:sz w:val="18"/>
+          <w:szCs w:val="15"/>
+        </w:rPr>
+        <w:t>0</w:t>
       </w:r>
       <w:r>
         <w:rPr>
@@ -15526,6 +15972,7 @@
     <w:rsid w:val="004522D2"/>
     <w:rsid w:val="00470F14"/>
     <w:rsid w:val="00477CFD"/>
+    <w:rsid w:val="004856C3"/>
     <w:rsid w:val="00486EE3"/>
     <w:rsid w:val="004A16C5"/>
     <w:rsid w:val="004B2542"/>
@@ -15556,6 +16003,7 @@
     <w:rsid w:val="00687A03"/>
     <w:rsid w:val="0069689E"/>
     <w:rsid w:val="006A5036"/>
+    <w:rsid w:val="006C02A5"/>
     <w:rsid w:val="006C5D6A"/>
     <w:rsid w:val="006D0B46"/>
     <w:rsid w:val="006D609F"/>

--- a/docs/CV_Peizhi.docx
+++ b/docs/CV_Peizhi.docx
@@ -4938,7 +4938,7 @@
           <w:szCs w:val="21"/>
           <w:lang w:eastAsia="zh-CN"/>
         </w:rPr>
-        <w:t>4</w:t>
+        <w:t>6</w:t>
       </w:r>
       <w:r>
         <w:rPr>
@@ -5227,7 +5227,7 @@
           <w:shd w:val="clear" w:color="auto" w:fill="FFFFFF"/>
           <w:lang w:val="en-CA" w:eastAsia="zh-CN"/>
         </w:rPr>
-        <w:t>, Liu, S. &amp; Wu, C.</w:t>
+        <w:t>, Liu, S. &amp; Wu, C. (2</w:t>
       </w:r>
       <w:r>
         <w:rPr>
@@ -5238,7 +5238,7 @@
           <w:shd w:val="clear" w:color="auto" w:fill="FFFFFF"/>
           <w:lang w:val="en-CA" w:eastAsia="zh-CN"/>
         </w:rPr>
-        <w:t xml:space="preserve"> (2</w:t>
+        <w:t>026</w:t>
       </w:r>
       <w:r>
         <w:rPr>
@@ -5249,7 +5249,7 @@
           <w:shd w:val="clear" w:color="auto" w:fill="FFFFFF"/>
           <w:lang w:val="en-CA" w:eastAsia="zh-CN"/>
         </w:rPr>
-        <w:t>026</w:t>
+        <w:t>)</w:t>
       </w:r>
       <w:r>
         <w:rPr>
@@ -5260,17 +5260,6 @@
           <w:shd w:val="clear" w:color="auto" w:fill="FFFFFF"/>
           <w:lang w:val="en-CA" w:eastAsia="zh-CN"/>
         </w:rPr>
-        <w:t>)</w:t>
-      </w:r>
-      <w:r>
-        <w:rPr>
-          <w:rFonts w:ascii="Helvetica" w:eastAsia="Times New Roman" w:hAnsi="Helvetica" w:cstheme="majorHAnsi"/>
-          <w:color w:val="000000" w:themeColor="text1"/>
-          <w:sz w:val="21"/>
-          <w:szCs w:val="21"/>
-          <w:shd w:val="clear" w:color="auto" w:fill="FFFFFF"/>
-          <w:lang w:val="en-CA" w:eastAsia="zh-CN"/>
-        </w:rPr>
         <w:t xml:space="preserve">, </w:t>
       </w:r>
       <w:r>
@@ -5350,18 +5339,7 @@
           <w:shd w:val="clear" w:color="auto" w:fill="FFFFFF"/>
           <w:lang w:eastAsia="zh-CN"/>
         </w:rPr>
-        <w:t>Accepted</w:t>
-      </w:r>
-      <w:r>
-        <w:rPr>
-          <w:rFonts w:ascii="Helvetica" w:eastAsia="Times New Roman" w:hAnsi="Helvetica" w:cstheme="majorHAnsi"/>
-          <w:color w:val="000000" w:themeColor="text1"/>
-          <w:sz w:val="21"/>
-          <w:szCs w:val="21"/>
-          <w:shd w:val="clear" w:color="auto" w:fill="FFFFFF"/>
-          <w:lang w:eastAsia="zh-CN"/>
-        </w:rPr>
-        <w:t xml:space="preserve"> to </w:t>
+        <w:t xml:space="preserve">Accepted to </w:t>
       </w:r>
       <w:r>
         <w:rPr>
@@ -8092,6 +8070,17 @@
       <w:r>
         <w:rPr>
           <w:rFonts w:ascii="Helvetica" w:eastAsia="Times New Roman" w:hAnsi="Helvetica" w:cstheme="majorHAnsi"/>
+          <w:color w:val="000000" w:themeColor="text1"/>
+          <w:sz w:val="21"/>
+          <w:szCs w:val="21"/>
+          <w:shd w:val="clear" w:color="auto" w:fill="FFFFFF"/>
+          <w:lang w:eastAsia="zh-CN"/>
+        </w:rPr>
+        <w:t xml:space="preserve">In Proceedings of the </w:t>
+      </w:r>
+      <w:r>
+        <w:rPr>
+          <w:rFonts w:ascii="Helvetica" w:eastAsia="Times New Roman" w:hAnsi="Helvetica" w:cstheme="majorHAnsi"/>
           <w:i/>
           <w:iCs/>
           <w:color w:val="000000" w:themeColor="text1"/>
@@ -8134,17 +8123,6 @@
           <w:lang w:eastAsia="zh-CN"/>
         </w:rPr>
         <w:t>.</w:t>
-      </w:r>
-      <w:r>
-        <w:rPr>
-          <w:rFonts w:ascii="Helvetica" w:eastAsia="Times New Roman" w:hAnsi="Helvetica" w:cstheme="majorHAnsi"/>
-          <w:color w:val="000000" w:themeColor="text1"/>
-          <w:sz w:val="21"/>
-          <w:szCs w:val="21"/>
-          <w:shd w:val="clear" w:color="auto" w:fill="FFFFFF"/>
-          <w:lang w:eastAsia="zh-CN"/>
-        </w:rPr>
-        <w:t xml:space="preserve"> (Accepted Paper)</w:t>
       </w:r>
     </w:p>
     <w:p>
@@ -13828,7 +13806,7 @@
           <w:sz w:val="18"/>
           <w:szCs w:val="15"/>
         </w:rPr>
-        <w:t>0</w:t>
+        <w:t>5</w:t>
       </w:r>
       <w:r>
         <w:rPr>
@@ -15986,6 +15964,7 @@
     <w:rsid w:val="00561063"/>
     <w:rsid w:val="0059623A"/>
     <w:rsid w:val="005B0E05"/>
+    <w:rsid w:val="005C0F80"/>
     <w:rsid w:val="005C2779"/>
     <w:rsid w:val="005D535E"/>
     <w:rsid w:val="005E0464"/>
@@ -16081,6 +16060,7 @@
     <w:rsid w:val="00AB1602"/>
     <w:rsid w:val="00AE12C9"/>
     <w:rsid w:val="00AE60CF"/>
+    <w:rsid w:val="00B06913"/>
     <w:rsid w:val="00B261A5"/>
     <w:rsid w:val="00B3263E"/>
     <w:rsid w:val="00B43245"/>

--- a/docs/CV_Peizhi.docx
+++ b/docs/CV_Peizhi.docx
@@ -3648,7 +3648,7 @@
           <w:u w:val="single"/>
           <w:lang w:val="en-CA" w:eastAsia="zh-CN"/>
         </w:rPr>
-        <w:t>7</w:t>
+        <w:t>8</w:t>
       </w:r>
       <w:r>
         <w:rPr>
@@ -11135,7 +11135,17 @@
           <w:szCs w:val="21"/>
           <w:lang w:eastAsia="zh-CN"/>
         </w:rPr>
-        <w:t>34</w:t>
+        <w:t>3</w:t>
+      </w:r>
+      <w:r>
+        <w:rPr>
+          <w:rFonts w:ascii="Helvetica" w:hAnsi="Helvetica" w:cstheme="majorHAnsi"/>
+          <w:color w:val="000000" w:themeColor="text1"/>
+          <w:sz w:val="21"/>
+          <w:szCs w:val="21"/>
+          <w:lang w:eastAsia="zh-CN"/>
+        </w:rPr>
+        <w:t>8</w:t>
       </w:r>
       <w:r>
         <w:rPr>
@@ -13797,16 +13807,7 @@
           <w:sz w:val="18"/>
           <w:szCs w:val="15"/>
         </w:rPr>
-        <w:t>1</w:t>
-      </w:r>
-      <w:r>
-        <w:rPr>
-          <w:rFonts w:ascii="Helvetica" w:hAnsi="Helvetica" w:cstheme="majorHAnsi"/>
-          <w:color w:val="2F5496" w:themeColor="accent1" w:themeShade="BF"/>
-          <w:sz w:val="18"/>
-          <w:szCs w:val="15"/>
-        </w:rPr>
-        <w:t>5</w:t>
+        <w:t>21</w:t>
       </w:r>
       <w:r>
         <w:rPr>
@@ -15782,7 +15783,7 @@
     <w:charset w:val="00"/>
     <w:family w:val="modern"/>
     <w:pitch w:val="fixed"/>
-    <w:sig w:usb0="E0002AFF" w:usb1="C0007843" w:usb2="00000009" w:usb3="00000000" w:csb0="000001FF" w:csb1="00000000"/>
+    <w:sig w:usb0="E0002EFF" w:usb1="C0007843" w:usb2="00000009" w:usb3="00000000" w:csb0="000001FF" w:csb1="00000000"/>
   </w:font>
   <w:font w:name="Wingdings">
     <w:panose1 w:val="05000000000000000000"/>
@@ -16102,6 +16103,7 @@
     <w:rsid w:val="00D435C5"/>
     <w:rsid w:val="00D44053"/>
     <w:rsid w:val="00D44803"/>
+    <w:rsid w:val="00D51B32"/>
     <w:rsid w:val="00D77ADB"/>
     <w:rsid w:val="00D9017D"/>
     <w:rsid w:val="00D964A9"/>

--- a/docs/CV_Peizhi.docx
+++ b/docs/CV_Peizhi.docx
@@ -961,25 +961,7 @@
           <w:sz w:val="22"/>
           <w:szCs w:val="22"/>
         </w:rPr>
-        <w:t xml:space="preserve">: Dr. </w:t>
-      </w:r>
-      <w:proofErr w:type="spellStart"/>
-      <w:r>
-        <w:rPr>
-          <w:rFonts w:cstheme="majorHAnsi"/>
-          <w:sz w:val="22"/>
-          <w:szCs w:val="22"/>
-        </w:rPr>
-        <w:t>Salimur</w:t>
-      </w:r>
-      <w:proofErr w:type="spellEnd"/>
-      <w:r>
-        <w:rPr>
-          <w:rFonts w:cstheme="majorHAnsi"/>
-          <w:sz w:val="22"/>
-          <w:szCs w:val="22"/>
-        </w:rPr>
-        <w:t xml:space="preserve"> Choudhury </w:t>
+        <w:t xml:space="preserve">: Dr. Salimur Choudhury </w:t>
       </w:r>
     </w:p>
     <w:p>
@@ -3346,7 +3328,7 @@
           <w:u w:val="single"/>
           <w:lang w:val="en-CA" w:eastAsia="zh-CN"/>
         </w:rPr>
-        <w:t>4</w:t>
+        <w:t>5</w:t>
       </w:r>
       <w:r>
         <w:rPr>
@@ -4938,7 +4920,7 @@
           <w:szCs w:val="21"/>
           <w:lang w:eastAsia="zh-CN"/>
         </w:rPr>
-        <w:t>6</w:t>
+        <w:t>7</w:t>
       </w:r>
       <w:r>
         <w:rPr>
@@ -5273,29 +5255,16 @@
         </w:rPr>
         <w:t>“</w:t>
       </w:r>
-      <w:proofErr w:type="spellStart"/>
-      <w:r>
-        <w:rPr>
-          <w:rFonts w:ascii="Helvetica" w:eastAsia="Times New Roman" w:hAnsi="Helvetica" w:cstheme="majorHAnsi"/>
-          <w:color w:val="000000" w:themeColor="text1"/>
-          <w:sz w:val="21"/>
-          <w:szCs w:val="21"/>
-          <w:shd w:val="clear" w:color="auto" w:fill="FFFFFF"/>
-          <w:lang w:eastAsia="zh-CN"/>
-        </w:rPr>
-        <w:t>MMFashion</w:t>
-      </w:r>
-      <w:proofErr w:type="spellEnd"/>
-      <w:r>
-        <w:rPr>
-          <w:rFonts w:ascii="Helvetica" w:eastAsia="Times New Roman" w:hAnsi="Helvetica" w:cstheme="majorHAnsi"/>
-          <w:color w:val="000000" w:themeColor="text1"/>
-          <w:sz w:val="21"/>
-          <w:szCs w:val="21"/>
-          <w:shd w:val="clear" w:color="auto" w:fill="FFFFFF"/>
-          <w:lang w:eastAsia="zh-CN"/>
-        </w:rPr>
-        <w:t>+: Multimodal Federated Learning for Personalized Clothing Recommendation</w:t>
+      <w:r>
+        <w:rPr>
+          <w:rFonts w:ascii="Helvetica" w:eastAsia="Times New Roman" w:hAnsi="Helvetica" w:cstheme="majorHAnsi"/>
+          <w:color w:val="000000" w:themeColor="text1"/>
+          <w:sz w:val="21"/>
+          <w:szCs w:val="21"/>
+          <w:shd w:val="clear" w:color="auto" w:fill="FFFFFF"/>
+          <w:lang w:eastAsia="zh-CN"/>
+        </w:rPr>
+        <w:t>MMFashion+: Multimodal Federated Learning for Personalized Clothing Recommendation</w:t>
       </w:r>
       <w:r>
         <w:rPr>
@@ -5317,7 +5286,7 @@
           <w:shd w:val="clear" w:color="auto" w:fill="FFFFFF"/>
           <w:lang w:eastAsia="zh-CN"/>
         </w:rPr>
-        <w:t>,</w:t>
+        <w:t>.</w:t>
       </w:r>
       <w:r>
         <w:rPr>
@@ -5329,17 +5298,6 @@
           <w:lang w:eastAsia="zh-CN"/>
         </w:rPr>
         <w:t xml:space="preserve"> </w:t>
-      </w:r>
-      <w:r>
-        <w:rPr>
-          <w:rFonts w:ascii="Helvetica" w:eastAsia="Times New Roman" w:hAnsi="Helvetica" w:cstheme="majorHAnsi"/>
-          <w:color w:val="000000" w:themeColor="text1"/>
-          <w:sz w:val="21"/>
-          <w:szCs w:val="21"/>
-          <w:shd w:val="clear" w:color="auto" w:fill="FFFFFF"/>
-          <w:lang w:eastAsia="zh-CN"/>
-        </w:rPr>
-        <w:t xml:space="preserve">Accepted to </w:t>
       </w:r>
       <w:r>
         <w:rPr>
@@ -6820,29 +6778,7 @@
           <w:szCs w:val="21"/>
           <w:lang w:eastAsia="zh-CN"/>
         </w:rPr>
-        <w:t xml:space="preserve">, Simpson, M., </w:t>
-      </w:r>
-      <w:proofErr w:type="spellStart"/>
-      <w:r>
-        <w:rPr>
-          <w:rFonts w:ascii="Helvetica" w:hAnsi="Helvetica" w:cstheme="majorHAnsi"/>
-          <w:color w:val="000000" w:themeColor="text1"/>
-          <w:sz w:val="21"/>
-          <w:szCs w:val="21"/>
-          <w:lang w:eastAsia="zh-CN"/>
-        </w:rPr>
-        <w:t>Mendhe</w:t>
-      </w:r>
-      <w:proofErr w:type="spellEnd"/>
-      <w:r>
-        <w:rPr>
-          <w:rFonts w:ascii="Helvetica" w:hAnsi="Helvetica" w:cstheme="majorHAnsi"/>
-          <w:color w:val="000000" w:themeColor="text1"/>
-          <w:sz w:val="21"/>
-          <w:szCs w:val="21"/>
-          <w:lang w:eastAsia="zh-CN"/>
-        </w:rPr>
-        <w:t>, C., Mago, V., &amp; Choudhury, S.</w:t>
+        <w:t>, Simpson, M., Mendhe, C., Mago, V., &amp; Choudhury, S.</w:t>
       </w:r>
       <w:r>
         <w:rPr>
@@ -7072,20 +7008,8 @@
           <w:szCs w:val="21"/>
           <w:lang w:eastAsia="zh-CN"/>
         </w:rPr>
-        <w:t>, Al-</w:t>
-      </w:r>
-      <w:proofErr w:type="spellStart"/>
-      <w:r>
-        <w:rPr>
-          <w:rFonts w:ascii="Helvetica" w:hAnsi="Helvetica" w:cstheme="majorHAnsi"/>
-          <w:color w:val="000000" w:themeColor="text1"/>
-          <w:sz w:val="21"/>
-          <w:szCs w:val="21"/>
-          <w:lang w:eastAsia="zh-CN"/>
-        </w:rPr>
-        <w:t>Turjman</w:t>
-      </w:r>
-      <w:proofErr w:type="spellEnd"/>
+        <w:t>, Al-Turjman</w:t>
+      </w:r>
       <w:r>
         <w:rPr>
           <w:rFonts w:ascii="Helvetica" w:hAnsi="Helvetica" w:cstheme="majorHAnsi"/>
@@ -7104,20 +7028,8 @@
           <w:szCs w:val="21"/>
           <w:lang w:eastAsia="zh-CN"/>
         </w:rPr>
-        <w:t xml:space="preserve"> F., Al-</w:t>
-      </w:r>
-      <w:proofErr w:type="spellStart"/>
-      <w:r>
-        <w:rPr>
-          <w:rFonts w:ascii="Helvetica" w:hAnsi="Helvetica" w:cstheme="majorHAnsi"/>
-          <w:color w:val="000000" w:themeColor="text1"/>
-          <w:sz w:val="21"/>
-          <w:szCs w:val="21"/>
-          <w:lang w:eastAsia="zh-CN"/>
-        </w:rPr>
-        <w:t>Oqily</w:t>
-      </w:r>
-      <w:proofErr w:type="spellEnd"/>
+        <w:t xml:space="preserve"> F., Al-Oqily</w:t>
+      </w:r>
       <w:r>
         <w:rPr>
           <w:rFonts w:ascii="Helvetica" w:hAnsi="Helvetica" w:cstheme="majorHAnsi"/>
@@ -7778,29 +7690,7 @@
           <w:szCs w:val="21"/>
           <w:lang w:eastAsia="zh-CN"/>
         </w:rPr>
-        <w:t xml:space="preserve">Using Convolution and Deep Learning in </w:t>
-      </w:r>
-      <w:proofErr w:type="spellStart"/>
-      <w:r>
-        <w:rPr>
-          <w:rFonts w:ascii="Helvetica" w:hAnsi="Helvetica" w:cstheme="majorHAnsi"/>
-          <w:color w:val="000000" w:themeColor="text1"/>
-          <w:sz w:val="21"/>
-          <w:szCs w:val="21"/>
-          <w:lang w:eastAsia="zh-CN"/>
-        </w:rPr>
-        <w:t>Gomoku</w:t>
-      </w:r>
-      <w:proofErr w:type="spellEnd"/>
-      <w:r>
-        <w:rPr>
-          <w:rFonts w:ascii="Helvetica" w:hAnsi="Helvetica" w:cstheme="majorHAnsi"/>
-          <w:color w:val="000000" w:themeColor="text1"/>
-          <w:sz w:val="21"/>
-          <w:szCs w:val="21"/>
-          <w:lang w:eastAsia="zh-CN"/>
-        </w:rPr>
-        <w:t xml:space="preserve"> Game Artificial Intelligence</w:t>
+        <w:t>Using Convolution and Deep Learning in Gomoku Game Artificial Intelligence</w:t>
       </w:r>
       <w:r>
         <w:rPr>
@@ -8010,7 +7900,6 @@
         </w:rPr>
         <w:t>“</w:t>
       </w:r>
-      <w:proofErr w:type="spellStart"/>
       <w:r>
         <w:rPr>
           <w:rFonts w:ascii="Helvetica" w:eastAsia="Times New Roman" w:hAnsi="Helvetica" w:cs="Times New Roman"/>
@@ -8020,19 +7909,7 @@
           <w:shd w:val="clear" w:color="auto" w:fill="FFFFFF"/>
           <w:lang w:eastAsia="zh-CN"/>
         </w:rPr>
-        <w:t>ArchitectHead</w:t>
-      </w:r>
-      <w:proofErr w:type="spellEnd"/>
-      <w:r>
-        <w:rPr>
-          <w:rFonts w:ascii="Helvetica" w:eastAsia="Times New Roman" w:hAnsi="Helvetica" w:cs="Times New Roman"/>
-          <w:color w:val="000000" w:themeColor="text1"/>
-          <w:sz w:val="21"/>
-          <w:szCs w:val="21"/>
-          <w:shd w:val="clear" w:color="auto" w:fill="FFFFFF"/>
-          <w:lang w:eastAsia="zh-CN"/>
-        </w:rPr>
-        <w:t>: Continuous Level of Detail Control for 3D Gaussian Head Avatars</w:t>
+        <w:t>ArchitectHead: Continuous Level of Detail Control for 3D Gaussian Head Avatars</w:t>
       </w:r>
       <w:r>
         <w:rPr>
@@ -9181,79 +9058,7 @@
           <w:shd w:val="clear" w:color="auto" w:fill="FFFFFF"/>
           <w:lang w:val="en-CA"/>
         </w:rPr>
-        <w:t xml:space="preserve">, Kaur, S., Song, J., </w:t>
-      </w:r>
-      <w:proofErr w:type="spellStart"/>
-      <w:r>
-        <w:rPr>
-          <w:rFonts w:ascii="Helvetica" w:eastAsia="Times New Roman" w:hAnsi="Helvetica" w:cstheme="majorHAnsi"/>
-          <w:color w:val="222222"/>
-          <w:sz w:val="21"/>
-          <w:szCs w:val="21"/>
-          <w:shd w:val="clear" w:color="auto" w:fill="FFFFFF"/>
-          <w:lang w:val="en-CA"/>
-        </w:rPr>
-        <w:t>Pourazad</w:t>
-      </w:r>
-      <w:proofErr w:type="spellEnd"/>
-      <w:r>
-        <w:rPr>
-          <w:rFonts w:ascii="Helvetica" w:eastAsia="Times New Roman" w:hAnsi="Helvetica" w:cstheme="majorHAnsi"/>
-          <w:color w:val="222222"/>
-          <w:sz w:val="21"/>
-          <w:szCs w:val="21"/>
-          <w:shd w:val="clear" w:color="auto" w:fill="FFFFFF"/>
-          <w:lang w:val="en-CA"/>
-        </w:rPr>
-        <w:t xml:space="preserve">, M. T., Wang, Y., ... &amp; </w:t>
-      </w:r>
-      <w:proofErr w:type="spellStart"/>
-      <w:r>
-        <w:rPr>
-          <w:rFonts w:ascii="Helvetica" w:eastAsia="Times New Roman" w:hAnsi="Helvetica" w:cstheme="majorHAnsi"/>
-          <w:color w:val="222222"/>
-          <w:sz w:val="21"/>
-          <w:szCs w:val="21"/>
-          <w:shd w:val="clear" w:color="auto" w:fill="FFFFFF"/>
-          <w:lang w:val="en-CA"/>
-        </w:rPr>
-        <w:t>Nasiopoulos</w:t>
-      </w:r>
-      <w:proofErr w:type="spellEnd"/>
-      <w:r>
-        <w:rPr>
-          <w:rFonts w:ascii="Helvetica" w:eastAsia="Times New Roman" w:hAnsi="Helvetica" w:cstheme="majorHAnsi"/>
-          <w:color w:val="222222"/>
-          <w:sz w:val="21"/>
-          <w:szCs w:val="21"/>
-          <w:shd w:val="clear" w:color="auto" w:fill="FFFFFF"/>
-          <w:lang w:val="en-CA"/>
-        </w:rPr>
-        <w:t xml:space="preserve">, P. An Efficient Refocusing Scheme for Camera-Array Captured Light Field Video for Improved Visual </w:t>
-      </w:r>
-      <w:proofErr w:type="spellStart"/>
-      <w:r>
-        <w:rPr>
-          <w:rFonts w:ascii="Helvetica" w:eastAsia="Times New Roman" w:hAnsi="Helvetica" w:cstheme="majorHAnsi"/>
-          <w:color w:val="222222"/>
-          <w:sz w:val="21"/>
-          <w:szCs w:val="21"/>
-          <w:shd w:val="clear" w:color="auto" w:fill="FFFFFF"/>
-          <w:lang w:val="en-CA"/>
-        </w:rPr>
-        <w:t>Immersiveness</w:t>
-      </w:r>
-      <w:proofErr w:type="spellEnd"/>
-      <w:r>
-        <w:rPr>
-          <w:rFonts w:ascii="Helvetica" w:eastAsia="Times New Roman" w:hAnsi="Helvetica" w:cstheme="majorHAnsi"/>
-          <w:color w:val="222222"/>
-          <w:sz w:val="21"/>
-          <w:szCs w:val="21"/>
-          <w:shd w:val="clear" w:color="auto" w:fill="FFFFFF"/>
-          <w:lang w:val="en-CA"/>
-        </w:rPr>
-        <w:t>.</w:t>
+        <w:t>, Kaur, S., Song, J., Pourazad, M. T., Wang, Y., ... &amp; Nasiopoulos, P. An Efficient Refocusing Scheme for Camera-Array Captured Light Field Video for Improved Visual Immersiveness.</w:t>
       </w:r>
       <w:r>
         <w:rPr>
@@ -9830,31 +9635,7 @@
           <w:shd w:val="clear" w:color="auto" w:fill="FFFFFF"/>
           <w:lang w:eastAsia="zh-CN"/>
         </w:rPr>
-        <w:t xml:space="preserve">(pp. 1-6). IEEE. </w:t>
-      </w:r>
-      <w:proofErr w:type="gramStart"/>
-      <w:r>
-        <w:rPr>
-          <w:rFonts w:ascii="Helvetica" w:eastAsia="Times New Roman" w:hAnsi="Helvetica" w:cstheme="majorHAnsi"/>
-          <w:color w:val="000000" w:themeColor="text1"/>
-          <w:sz w:val="21"/>
-          <w:szCs w:val="21"/>
-          <w:shd w:val="clear" w:color="auto" w:fill="FFFFFF"/>
-          <w:lang w:eastAsia="zh-CN"/>
-        </w:rPr>
-        <w:t>May,</w:t>
-      </w:r>
-      <w:proofErr w:type="gramEnd"/>
-      <w:r>
-        <w:rPr>
-          <w:rFonts w:ascii="Helvetica" w:eastAsia="Times New Roman" w:hAnsi="Helvetica" w:cstheme="majorHAnsi"/>
-          <w:color w:val="000000" w:themeColor="text1"/>
-          <w:sz w:val="21"/>
-          <w:szCs w:val="21"/>
-          <w:shd w:val="clear" w:color="auto" w:fill="FFFFFF"/>
-          <w:lang w:eastAsia="zh-CN"/>
-        </w:rPr>
-        <w:t xml:space="preserve"> 2019.</w:t>
+        <w:t>(pp. 1-6). IEEE. May, 2019.</w:t>
       </w:r>
     </w:p>
     <w:p>
@@ -9932,31 +9713,7 @@
           <w:shd w:val="clear" w:color="auto" w:fill="FFFFFF"/>
           <w:lang w:eastAsia="zh-CN"/>
         </w:rPr>
-        <w:t xml:space="preserve">A Hybrid </w:t>
-      </w:r>
-      <w:proofErr w:type="spellStart"/>
-      <w:r>
-        <w:rPr>
-          <w:rFonts w:ascii="Helvetica" w:eastAsia="Times New Roman" w:hAnsi="Helvetica" w:cstheme="majorHAnsi"/>
-          <w:color w:val="000000" w:themeColor="text1"/>
-          <w:sz w:val="21"/>
-          <w:szCs w:val="21"/>
-          <w:shd w:val="clear" w:color="auto" w:fill="FFFFFF"/>
-          <w:lang w:eastAsia="zh-CN"/>
-        </w:rPr>
-        <w:t>Gomoku</w:t>
-      </w:r>
-      <w:proofErr w:type="spellEnd"/>
-      <w:r>
-        <w:rPr>
-          <w:rFonts w:ascii="Helvetica" w:eastAsia="Times New Roman" w:hAnsi="Helvetica" w:cstheme="majorHAnsi"/>
-          <w:color w:val="000000" w:themeColor="text1"/>
-          <w:sz w:val="21"/>
-          <w:szCs w:val="21"/>
-          <w:shd w:val="clear" w:color="auto" w:fill="FFFFFF"/>
-          <w:lang w:eastAsia="zh-CN"/>
-        </w:rPr>
-        <w:t xml:space="preserve"> Deep Learning Artificial Intelligence</w:t>
+        <w:t>A Hybrid Gomoku Deep Learning Artificial Intelligence</w:t>
       </w:r>
       <w:r>
         <w:rPr>
@@ -10035,31 +9792,7 @@
           <w:shd w:val="clear" w:color="auto" w:fill="FFFFFF"/>
           <w:lang w:eastAsia="zh-CN"/>
         </w:rPr>
-        <w:t xml:space="preserve">(pp. 48-52). ACM. </w:t>
-      </w:r>
-      <w:proofErr w:type="gramStart"/>
-      <w:r>
-        <w:rPr>
-          <w:rFonts w:ascii="Helvetica" w:eastAsia="Times New Roman" w:hAnsi="Helvetica" w:cstheme="majorHAnsi"/>
-          <w:color w:val="000000" w:themeColor="text1"/>
-          <w:sz w:val="21"/>
-          <w:szCs w:val="21"/>
-          <w:shd w:val="clear" w:color="auto" w:fill="FFFFFF"/>
-          <w:lang w:eastAsia="zh-CN"/>
-        </w:rPr>
-        <w:t>December,</w:t>
-      </w:r>
-      <w:proofErr w:type="gramEnd"/>
-      <w:r>
-        <w:rPr>
-          <w:rFonts w:ascii="Helvetica" w:eastAsia="Times New Roman" w:hAnsi="Helvetica" w:cstheme="majorHAnsi"/>
-          <w:color w:val="000000" w:themeColor="text1"/>
-          <w:sz w:val="21"/>
-          <w:szCs w:val="21"/>
-          <w:shd w:val="clear" w:color="auto" w:fill="FFFFFF"/>
-          <w:lang w:eastAsia="zh-CN"/>
-        </w:rPr>
-        <w:t xml:space="preserve"> 2018.</w:t>
+        <w:t>(pp. 48-52). ACM. December, 2018.</w:t>
       </w:r>
     </w:p>
     <w:p>
@@ -10095,23 +9828,7 @@
           <w:rFonts w:ascii="Helvetica" w:hAnsi="Helvetica" w:cstheme="majorHAnsi"/>
           <w:color w:val="2E74B5" w:themeColor="accent5" w:themeShade="BF"/>
         </w:rPr>
-        <w:t xml:space="preserve"> </w:t>
-      </w:r>
-      <w:proofErr w:type="gramStart"/>
-      <w:r>
-        <w:rPr>
-          <w:rFonts w:ascii="Helvetica" w:hAnsi="Helvetica" w:cstheme="majorHAnsi"/>
-          <w:color w:val="2E74B5" w:themeColor="accent5" w:themeShade="BF"/>
-        </w:rPr>
-        <w:t>presenter</w:t>
-      </w:r>
-      <w:proofErr w:type="gramEnd"/>
-      <w:r>
-        <w:rPr>
-          <w:rFonts w:ascii="Helvetica" w:hAnsi="Helvetica" w:cstheme="majorHAnsi"/>
-          <w:color w:val="2E74B5" w:themeColor="accent5" w:themeShade="BF"/>
-        </w:rPr>
-        <w:t>.</w:t>
+        <w:t xml:space="preserve"> presenter.</w:t>
       </w:r>
     </w:p>
     <w:p>
@@ -11135,17 +10852,7 @@
           <w:szCs w:val="21"/>
           <w:lang w:eastAsia="zh-CN"/>
         </w:rPr>
-        <w:t>3</w:t>
-      </w:r>
-      <w:r>
-        <w:rPr>
-          <w:rFonts w:ascii="Helvetica" w:hAnsi="Helvetica" w:cstheme="majorHAnsi"/>
-          <w:color w:val="000000" w:themeColor="text1"/>
-          <w:sz w:val="21"/>
-          <w:szCs w:val="21"/>
-          <w:lang w:eastAsia="zh-CN"/>
-        </w:rPr>
-        <w:t>8</w:t>
+        <w:t>41</w:t>
       </w:r>
       <w:r>
         <w:rPr>
@@ -11883,29 +11590,7 @@
           <w:szCs w:val="21"/>
           <w:lang w:eastAsia="zh-CN"/>
         </w:rPr>
-        <w:t xml:space="preserve">(2025) </w:t>
-      </w:r>
-      <w:proofErr w:type="spellStart"/>
-      <w:r>
-        <w:rPr>
-          <w:rFonts w:ascii="Helvetica" w:hAnsi="Helvetica" w:cstheme="majorHAnsi"/>
-          <w:color w:val="000000" w:themeColor="text1"/>
-          <w:sz w:val="21"/>
-          <w:szCs w:val="21"/>
-          <w:lang w:eastAsia="zh-CN"/>
-        </w:rPr>
-        <w:t>Gmesh</w:t>
-      </w:r>
-      <w:proofErr w:type="spellEnd"/>
-      <w:r>
-        <w:rPr>
-          <w:rFonts w:ascii="Helvetica" w:hAnsi="Helvetica" w:cstheme="majorHAnsi"/>
-          <w:color w:val="000000" w:themeColor="text1"/>
-          <w:sz w:val="21"/>
-          <w:szCs w:val="21"/>
-          <w:lang w:eastAsia="zh-CN"/>
-        </w:rPr>
-        <w:t>: Differentiable Hybrid 3D Rendering Pipeline</w:t>
+        <w:t>(2025) Gmesh: Differentiable Hybrid 3D Rendering Pipeline</w:t>
       </w:r>
       <w:r>
         <w:rPr>
@@ -12023,17 +11708,7 @@
           <w:sz w:val="21"/>
           <w:szCs w:val="21"/>
         </w:rPr>
-        <w:t xml:space="preserve">t supports end-to-end learning and seamless integration with </w:t>
-      </w:r>
-      <w:proofErr w:type="spellStart"/>
-      <w:r>
-        <w:rPr>
-          <w:rFonts w:ascii="Helvetica" w:hAnsi="Helvetica" w:cstheme="majorHAnsi"/>
-          <w:color w:val="000000" w:themeColor="text1"/>
-          <w:sz w:val="21"/>
-          <w:szCs w:val="21"/>
-        </w:rPr>
-        <w:t>Py</w:t>
+        <w:t>t supports end-to-end learning and seamless integration with Py</w:t>
       </w:r>
       <w:r>
         <w:rPr>
@@ -12051,17 +11726,7 @@
           <w:sz w:val="21"/>
           <w:szCs w:val="21"/>
         </w:rPr>
-        <w:t>orch</w:t>
-      </w:r>
-      <w:proofErr w:type="spellEnd"/>
-      <w:r>
-        <w:rPr>
-          <w:rFonts w:ascii="Helvetica" w:hAnsi="Helvetica" w:cstheme="majorHAnsi"/>
-          <w:color w:val="000000" w:themeColor="text1"/>
-          <w:sz w:val="21"/>
-          <w:szCs w:val="21"/>
-        </w:rPr>
-        <w:t xml:space="preserve"> </w:t>
+        <w:t xml:space="preserve">orch </w:t>
       </w:r>
       <w:r>
         <w:rPr>
@@ -12122,20 +11787,8 @@
           <w:lang w:eastAsia="zh-CN"/>
         </w:rPr>
         <w:lastRenderedPageBreak/>
-        <w:t xml:space="preserve">(2021) </w:t>
-      </w:r>
-      <w:proofErr w:type="spellStart"/>
-      <w:r>
-        <w:rPr>
-          <w:rFonts w:ascii="Helvetica" w:hAnsi="Helvetica" w:cstheme="majorHAnsi"/>
-          <w:color w:val="000000" w:themeColor="text1"/>
-          <w:sz w:val="21"/>
-          <w:szCs w:val="21"/>
-          <w:lang w:eastAsia="zh-CN"/>
-        </w:rPr>
-        <w:t>ZenFlow</w:t>
-      </w:r>
-      <w:proofErr w:type="spellEnd"/>
+        <w:t>(2021) ZenFlow</w:t>
+      </w:r>
       <w:r>
         <w:rPr>
           <w:rFonts w:ascii="Helvetica" w:hAnsi="Helvetica" w:cstheme="majorHAnsi"/>
@@ -12465,29 +12118,7 @@
           <w:szCs w:val="21"/>
           <w:lang w:eastAsia="zh-CN"/>
         </w:rPr>
-        <w:t xml:space="preserve">(2018) Convolution-Based </w:t>
-      </w:r>
-      <w:proofErr w:type="spellStart"/>
-      <w:r>
-        <w:rPr>
-          <w:rFonts w:ascii="Helvetica" w:hAnsi="Helvetica" w:cstheme="majorHAnsi"/>
-          <w:color w:val="000000" w:themeColor="text1"/>
-          <w:sz w:val="21"/>
-          <w:szCs w:val="21"/>
-          <w:lang w:eastAsia="zh-CN"/>
-        </w:rPr>
-        <w:t>Gomoku</w:t>
-      </w:r>
-      <w:proofErr w:type="spellEnd"/>
-      <w:r>
-        <w:rPr>
-          <w:rFonts w:ascii="Helvetica" w:hAnsi="Helvetica" w:cstheme="majorHAnsi"/>
-          <w:color w:val="000000" w:themeColor="text1"/>
-          <w:sz w:val="21"/>
-          <w:szCs w:val="21"/>
-          <w:lang w:eastAsia="zh-CN"/>
-        </w:rPr>
-        <w:t xml:space="preserve"> </w:t>
+        <w:t xml:space="preserve">(2018) Convolution-Based Gomoku </w:t>
       </w:r>
       <w:r>
         <w:rPr>
@@ -12676,7 +12307,6 @@
           <w:lang w:eastAsia="zh-CN"/>
         </w:rPr>
       </w:pPr>
-      <w:proofErr w:type="spellStart"/>
       <w:r>
         <w:rPr>
           <w:rFonts w:ascii="Helvetica" w:hAnsi="Helvetica" w:cstheme="majorHAnsi"/>
@@ -12687,20 +12317,7 @@
           <w:szCs w:val="21"/>
           <w:lang w:eastAsia="zh-CN"/>
         </w:rPr>
-        <w:t>Xiangrui</w:t>
-      </w:r>
-      <w:proofErr w:type="spellEnd"/>
-      <w:r>
-        <w:rPr>
-          <w:rFonts w:ascii="Helvetica" w:hAnsi="Helvetica" w:cstheme="majorHAnsi"/>
-          <w:b/>
-          <w:bCs/>
-          <w:color w:val="000000" w:themeColor="text1"/>
-          <w:sz w:val="21"/>
-          <w:szCs w:val="21"/>
-          <w:lang w:eastAsia="zh-CN"/>
-        </w:rPr>
-        <w:t xml:space="preserve"> Liu</w:t>
+        <w:t>Xiangrui Liu</w:t>
       </w:r>
       <w:r>
         <w:rPr>
@@ -13187,29 +12804,16 @@
         </w:rPr>
         <w:t xml:space="preserve"> </w:t>
       </w:r>
-      <w:proofErr w:type="spellStart"/>
-      <w:r>
-        <w:rPr>
-          <w:rFonts w:ascii="Helvetica" w:hAnsi="Helvetica" w:cstheme="majorHAnsi"/>
-          <w:color w:val="000000" w:themeColor="text1"/>
-          <w:sz w:val="22"/>
-          <w:szCs w:val="22"/>
-          <w:lang w:eastAsia="zh-CN"/>
-        </w:rPr>
-        <w:t>PyTorch</w:t>
-      </w:r>
-      <w:proofErr w:type="spellEnd"/>
-      <w:r>
-        <w:rPr>
-          <w:rFonts w:ascii="Helvetica" w:hAnsi="Helvetica" w:cstheme="majorHAnsi"/>
-          <w:color w:val="000000" w:themeColor="text1"/>
-          <w:sz w:val="22"/>
-          <w:szCs w:val="22"/>
-          <w:lang w:eastAsia="zh-CN"/>
-        </w:rPr>
-        <w:t xml:space="preserve">, </w:t>
-      </w:r>
-      <w:proofErr w:type="spellStart"/>
+      <w:r>
+        <w:rPr>
+          <w:rFonts w:ascii="Helvetica" w:hAnsi="Helvetica" w:cstheme="majorHAnsi"/>
+          <w:color w:val="000000" w:themeColor="text1"/>
+          <w:sz w:val="22"/>
+          <w:szCs w:val="22"/>
+          <w:lang w:eastAsia="zh-CN"/>
+        </w:rPr>
+        <w:t xml:space="preserve">PyTorch, </w:t>
+      </w:r>
       <w:r>
         <w:rPr>
           <w:rFonts w:ascii="Helvetica" w:hAnsi="Helvetica" w:cstheme="majorHAnsi"/>
@@ -13220,7 +12824,6 @@
         </w:rPr>
         <w:t>Tensorflow</w:t>
       </w:r>
-      <w:proofErr w:type="spellEnd"/>
       <w:r>
         <w:rPr>
           <w:rFonts w:ascii="Helvetica" w:hAnsi="Helvetica" w:cstheme="majorHAnsi"/>
@@ -13239,29 +12842,7 @@
           <w:szCs w:val="22"/>
           <w:lang w:eastAsia="zh-CN"/>
         </w:rPr>
-        <w:t xml:space="preserve"> </w:t>
-      </w:r>
-      <w:proofErr w:type="spellStart"/>
-      <w:r>
-        <w:rPr>
-          <w:rFonts w:ascii="Helvetica" w:hAnsi="Helvetica" w:cstheme="majorHAnsi"/>
-          <w:color w:val="000000" w:themeColor="text1"/>
-          <w:sz w:val="22"/>
-          <w:szCs w:val="22"/>
-          <w:lang w:eastAsia="zh-CN"/>
-        </w:rPr>
-        <w:t>Keras</w:t>
-      </w:r>
-      <w:proofErr w:type="spellEnd"/>
-      <w:r>
-        <w:rPr>
-          <w:rFonts w:ascii="Helvetica" w:hAnsi="Helvetica" w:cstheme="majorHAnsi"/>
-          <w:color w:val="000000" w:themeColor="text1"/>
-          <w:sz w:val="22"/>
-          <w:szCs w:val="22"/>
-          <w:lang w:eastAsia="zh-CN"/>
-        </w:rPr>
-        <w:t>,</w:t>
+        <w:t xml:space="preserve"> Keras,</w:t>
       </w:r>
       <w:r>
         <w:rPr>
@@ -13291,29 +12872,7 @@
           <w:szCs w:val="22"/>
           <w:lang w:eastAsia="zh-CN"/>
         </w:rPr>
-        <w:t xml:space="preserve"> </w:t>
-      </w:r>
-      <w:proofErr w:type="spellStart"/>
-      <w:r>
-        <w:rPr>
-          <w:rFonts w:ascii="Helvetica" w:hAnsi="Helvetica" w:cstheme="majorHAnsi"/>
-          <w:color w:val="000000" w:themeColor="text1"/>
-          <w:sz w:val="22"/>
-          <w:szCs w:val="22"/>
-          <w:lang w:eastAsia="zh-CN"/>
-        </w:rPr>
-        <w:t>Gurobi</w:t>
-      </w:r>
-      <w:proofErr w:type="spellEnd"/>
-      <w:r>
-        <w:rPr>
-          <w:rFonts w:ascii="Helvetica" w:hAnsi="Helvetica" w:cstheme="majorHAnsi"/>
-          <w:color w:val="000000" w:themeColor="text1"/>
-          <w:sz w:val="22"/>
-          <w:szCs w:val="22"/>
-          <w:lang w:eastAsia="zh-CN"/>
-        </w:rPr>
-        <w:t>, Paper.js</w:t>
+        <w:t xml:space="preserve"> Gurobi, Paper.js</w:t>
       </w:r>
       <w:r>
         <w:rPr>
@@ -13807,7 +13366,16 @@
           <w:sz w:val="18"/>
           <w:szCs w:val="15"/>
         </w:rPr>
-        <w:t>21</w:t>
+        <w:t>2</w:t>
+      </w:r>
+      <w:r>
+        <w:rPr>
+          <w:rFonts w:ascii="Helvetica" w:hAnsi="Helvetica" w:cstheme="majorHAnsi"/>
+          <w:color w:val="2F5496" w:themeColor="accent1" w:themeShade="BF"/>
+          <w:sz w:val="18"/>
+          <w:szCs w:val="15"/>
+        </w:rPr>
+        <w:t>9</w:t>
       </w:r>
       <w:r>
         <w:rPr>
@@ -15941,6 +15509,7 @@
     <w:rsid w:val="00350012"/>
     <w:rsid w:val="00350D51"/>
     <w:rsid w:val="003567EF"/>
+    <w:rsid w:val="003764EE"/>
     <w:rsid w:val="00382BE7"/>
     <w:rsid w:val="00386F3D"/>
     <w:rsid w:val="003B7358"/>

--- a/docs/CV_Peizhi.docx
+++ b/docs/CV_Peizhi.docx
@@ -3237,7 +3237,7 @@
           <w:u w:val="single"/>
           <w:lang w:val="en-CA" w:eastAsia="zh-CN"/>
         </w:rPr>
-        <w:t>3</w:t>
+        <w:t>4</w:t>
       </w:r>
       <w:r>
         <w:rPr>
@@ -9635,7 +9635,31 @@
           <w:shd w:val="clear" w:color="auto" w:fill="FFFFFF"/>
           <w:lang w:eastAsia="zh-CN"/>
         </w:rPr>
-        <w:t>(pp. 1-6). IEEE. May, 2019.</w:t>
+        <w:t xml:space="preserve">(pp. 1-6). IEEE. </w:t>
+      </w:r>
+      <w:proofErr w:type="gramStart"/>
+      <w:r>
+        <w:rPr>
+          <w:rFonts w:ascii="Helvetica" w:eastAsia="Times New Roman" w:hAnsi="Helvetica" w:cstheme="majorHAnsi"/>
+          <w:color w:val="000000" w:themeColor="text1"/>
+          <w:sz w:val="21"/>
+          <w:szCs w:val="21"/>
+          <w:shd w:val="clear" w:color="auto" w:fill="FFFFFF"/>
+          <w:lang w:eastAsia="zh-CN"/>
+        </w:rPr>
+        <w:t>May,</w:t>
+      </w:r>
+      <w:proofErr w:type="gramEnd"/>
+      <w:r>
+        <w:rPr>
+          <w:rFonts w:ascii="Helvetica" w:eastAsia="Times New Roman" w:hAnsi="Helvetica" w:cstheme="majorHAnsi"/>
+          <w:color w:val="000000" w:themeColor="text1"/>
+          <w:sz w:val="21"/>
+          <w:szCs w:val="21"/>
+          <w:shd w:val="clear" w:color="auto" w:fill="FFFFFF"/>
+          <w:lang w:eastAsia="zh-CN"/>
+        </w:rPr>
+        <w:t xml:space="preserve"> 2019.</w:t>
       </w:r>
     </w:p>
     <w:p>
@@ -9792,7 +9816,31 @@
           <w:shd w:val="clear" w:color="auto" w:fill="FFFFFF"/>
           <w:lang w:eastAsia="zh-CN"/>
         </w:rPr>
-        <w:t>(pp. 48-52). ACM. December, 2018.</w:t>
+        <w:t xml:space="preserve">(pp. 48-52). ACM. </w:t>
+      </w:r>
+      <w:proofErr w:type="gramStart"/>
+      <w:r>
+        <w:rPr>
+          <w:rFonts w:ascii="Helvetica" w:eastAsia="Times New Roman" w:hAnsi="Helvetica" w:cstheme="majorHAnsi"/>
+          <w:color w:val="000000" w:themeColor="text1"/>
+          <w:sz w:val="21"/>
+          <w:szCs w:val="21"/>
+          <w:shd w:val="clear" w:color="auto" w:fill="FFFFFF"/>
+          <w:lang w:eastAsia="zh-CN"/>
+        </w:rPr>
+        <w:t>December,</w:t>
+      </w:r>
+      <w:proofErr w:type="gramEnd"/>
+      <w:r>
+        <w:rPr>
+          <w:rFonts w:ascii="Helvetica" w:eastAsia="Times New Roman" w:hAnsi="Helvetica" w:cstheme="majorHAnsi"/>
+          <w:color w:val="000000" w:themeColor="text1"/>
+          <w:sz w:val="21"/>
+          <w:szCs w:val="21"/>
+          <w:shd w:val="clear" w:color="auto" w:fill="FFFFFF"/>
+          <w:lang w:eastAsia="zh-CN"/>
+        </w:rPr>
+        <w:t xml:space="preserve"> 2018.</w:t>
       </w:r>
     </w:p>
     <w:p>
@@ -9828,7 +9876,23 @@
           <w:rFonts w:ascii="Helvetica" w:hAnsi="Helvetica" w:cstheme="majorHAnsi"/>
           <w:color w:val="2E74B5" w:themeColor="accent5" w:themeShade="BF"/>
         </w:rPr>
-        <w:t xml:space="preserve"> presenter.</w:t>
+        <w:t xml:space="preserve"> </w:t>
+      </w:r>
+      <w:proofErr w:type="gramStart"/>
+      <w:r>
+        <w:rPr>
+          <w:rFonts w:ascii="Helvetica" w:hAnsi="Helvetica" w:cstheme="majorHAnsi"/>
+          <w:color w:val="2E74B5" w:themeColor="accent5" w:themeShade="BF"/>
+        </w:rPr>
+        <w:t>presenter</w:t>
+      </w:r>
+      <w:proofErr w:type="gramEnd"/>
+      <w:r>
+        <w:rPr>
+          <w:rFonts w:ascii="Helvetica" w:hAnsi="Helvetica" w:cstheme="majorHAnsi"/>
+          <w:color w:val="2E74B5" w:themeColor="accent5" w:themeShade="BF"/>
+        </w:rPr>
+        <w:t>.</w:t>
       </w:r>
     </w:p>
     <w:p>
@@ -15631,6 +15695,7 @@
     <w:rsid w:val="00AE12C9"/>
     <w:rsid w:val="00AE60CF"/>
     <w:rsid w:val="00B06913"/>
+    <w:rsid w:val="00B2052A"/>
     <w:rsid w:val="00B261A5"/>
     <w:rsid w:val="00B3263E"/>
     <w:rsid w:val="00B43245"/>

--- a/docs/CV_Peizhi.docx
+++ b/docs/CV_Peizhi.docx
@@ -3237,7 +3237,7 @@
           <w:u w:val="single"/>
           <w:lang w:val="en-CA" w:eastAsia="zh-CN"/>
         </w:rPr>
-        <w:t>4</w:t>
+        <w:t>5</w:t>
       </w:r>
       <w:r>
         <w:rPr>
@@ -4920,7 +4920,7 @@
           <w:szCs w:val="21"/>
           <w:lang w:eastAsia="zh-CN"/>
         </w:rPr>
-        <w:t>7</w:t>
+        <w:t>8</w:t>
       </w:r>
       <w:r>
         <w:rPr>
@@ -9635,31 +9635,7 @@
           <w:shd w:val="clear" w:color="auto" w:fill="FFFFFF"/>
           <w:lang w:eastAsia="zh-CN"/>
         </w:rPr>
-        <w:t xml:space="preserve">(pp. 1-6). IEEE. </w:t>
-      </w:r>
-      <w:proofErr w:type="gramStart"/>
-      <w:r>
-        <w:rPr>
-          <w:rFonts w:ascii="Helvetica" w:eastAsia="Times New Roman" w:hAnsi="Helvetica" w:cstheme="majorHAnsi"/>
-          <w:color w:val="000000" w:themeColor="text1"/>
-          <w:sz w:val="21"/>
-          <w:szCs w:val="21"/>
-          <w:shd w:val="clear" w:color="auto" w:fill="FFFFFF"/>
-          <w:lang w:eastAsia="zh-CN"/>
-        </w:rPr>
-        <w:t>May,</w:t>
-      </w:r>
-      <w:proofErr w:type="gramEnd"/>
-      <w:r>
-        <w:rPr>
-          <w:rFonts w:ascii="Helvetica" w:eastAsia="Times New Roman" w:hAnsi="Helvetica" w:cstheme="majorHAnsi"/>
-          <w:color w:val="000000" w:themeColor="text1"/>
-          <w:sz w:val="21"/>
-          <w:szCs w:val="21"/>
-          <w:shd w:val="clear" w:color="auto" w:fill="FFFFFF"/>
-          <w:lang w:eastAsia="zh-CN"/>
-        </w:rPr>
-        <w:t xml:space="preserve"> 2019.</w:t>
+        <w:t>(pp. 1-6). IEEE. May, 2019.</w:t>
       </w:r>
     </w:p>
     <w:p>
@@ -9816,31 +9792,7 @@
           <w:shd w:val="clear" w:color="auto" w:fill="FFFFFF"/>
           <w:lang w:eastAsia="zh-CN"/>
         </w:rPr>
-        <w:t xml:space="preserve">(pp. 48-52). ACM. </w:t>
-      </w:r>
-      <w:proofErr w:type="gramStart"/>
-      <w:r>
-        <w:rPr>
-          <w:rFonts w:ascii="Helvetica" w:eastAsia="Times New Roman" w:hAnsi="Helvetica" w:cstheme="majorHAnsi"/>
-          <w:color w:val="000000" w:themeColor="text1"/>
-          <w:sz w:val="21"/>
-          <w:szCs w:val="21"/>
-          <w:shd w:val="clear" w:color="auto" w:fill="FFFFFF"/>
-          <w:lang w:eastAsia="zh-CN"/>
-        </w:rPr>
-        <w:t>December,</w:t>
-      </w:r>
-      <w:proofErr w:type="gramEnd"/>
-      <w:r>
-        <w:rPr>
-          <w:rFonts w:ascii="Helvetica" w:eastAsia="Times New Roman" w:hAnsi="Helvetica" w:cstheme="majorHAnsi"/>
-          <w:color w:val="000000" w:themeColor="text1"/>
-          <w:sz w:val="21"/>
-          <w:szCs w:val="21"/>
-          <w:shd w:val="clear" w:color="auto" w:fill="FFFFFF"/>
-          <w:lang w:eastAsia="zh-CN"/>
-        </w:rPr>
-        <w:t xml:space="preserve"> 2018.</w:t>
+        <w:t>(pp. 48-52). ACM. December, 2018.</w:t>
       </w:r>
     </w:p>
     <w:p>
@@ -9876,23 +9828,7 @@
           <w:rFonts w:ascii="Helvetica" w:hAnsi="Helvetica" w:cstheme="majorHAnsi"/>
           <w:color w:val="2E74B5" w:themeColor="accent5" w:themeShade="BF"/>
         </w:rPr>
-        <w:t xml:space="preserve"> </w:t>
-      </w:r>
-      <w:proofErr w:type="gramStart"/>
-      <w:r>
-        <w:rPr>
-          <w:rFonts w:ascii="Helvetica" w:hAnsi="Helvetica" w:cstheme="majorHAnsi"/>
-          <w:color w:val="2E74B5" w:themeColor="accent5" w:themeShade="BF"/>
-        </w:rPr>
-        <w:t>presenter</w:t>
-      </w:r>
-      <w:proofErr w:type="gramEnd"/>
-      <w:r>
-        <w:rPr>
-          <w:rFonts w:ascii="Helvetica" w:hAnsi="Helvetica" w:cstheme="majorHAnsi"/>
-          <w:color w:val="2E74B5" w:themeColor="accent5" w:themeShade="BF"/>
-        </w:rPr>
-        <w:t>.</w:t>
+        <w:t xml:space="preserve"> presenter.</w:t>
       </w:r>
     </w:p>
     <w:p>
@@ -13403,7 +13339,7 @@
           <w:sz w:val="18"/>
           <w:szCs w:val="15"/>
         </w:rPr>
-        <w:t>Mar</w:t>
+        <w:t>Apr</w:t>
       </w:r>
       <w:r>
         <w:rPr>
@@ -13430,16 +13366,7 @@
           <w:sz w:val="18"/>
           <w:szCs w:val="15"/>
         </w:rPr>
-        <w:t>2</w:t>
-      </w:r>
-      <w:r>
-        <w:rPr>
-          <w:rFonts w:ascii="Helvetica" w:hAnsi="Helvetica" w:cstheme="majorHAnsi"/>
-          <w:color w:val="2F5496" w:themeColor="accent1" w:themeShade="BF"/>
-          <w:sz w:val="18"/>
-          <w:szCs w:val="15"/>
-        </w:rPr>
-        <w:t>9</w:t>
+        <w:t>12</w:t>
       </w:r>
       <w:r>
         <w:rPr>
@@ -15615,6 +15542,7 @@
     <w:rsid w:val="0068113C"/>
     <w:rsid w:val="00687A03"/>
     <w:rsid w:val="0069689E"/>
+    <w:rsid w:val="006A4A28"/>
     <w:rsid w:val="006A5036"/>
     <w:rsid w:val="006C02A5"/>
     <w:rsid w:val="006C5D6A"/>

--- a/docs/CV_Peizhi.docx
+++ b/docs/CV_Peizhi.docx
@@ -54,7 +54,7 @@
           <w:sz w:val="22"/>
           <w:szCs w:val="18"/>
         </w:rPr>
-        <w:t>Ph.D. Candidate</w:t>
+        <w:t xml:space="preserve">Ph.D. </w:t>
       </w:r>
       <w:r>
         <w:rPr>
@@ -63,7 +63,7 @@
           <w:sz w:val="22"/>
           <w:szCs w:val="18"/>
         </w:rPr>
-        <w:t xml:space="preserve"> </w:t>
+        <w:t xml:space="preserve">in Electrical and Computer Engineering, </w:t>
       </w:r>
       <w:r>
         <w:rPr>
@@ -72,7 +72,7 @@
           <w:sz w:val="22"/>
           <w:szCs w:val="18"/>
         </w:rPr>
-        <w:t>at UBC</w:t>
+        <w:t>UBC</w:t>
       </w:r>
       <w:r>
         <w:rPr>
@@ -535,7 +535,7 @@
           <w:sz w:val="22"/>
           <w:szCs w:val="22"/>
         </w:rPr>
-        <w:t xml:space="preserve">Ph.D. Candidate </w:t>
+        <w:t xml:space="preserve">Ph.D. </w:t>
       </w:r>
       <w:r>
         <w:rPr>
@@ -961,7 +961,25 @@
           <w:sz w:val="22"/>
           <w:szCs w:val="22"/>
         </w:rPr>
-        <w:t xml:space="preserve">: Dr. Salimur Choudhury </w:t>
+        <w:t xml:space="preserve">: Dr. </w:t>
+      </w:r>
+      <w:proofErr w:type="spellStart"/>
+      <w:r>
+        <w:rPr>
+          <w:rFonts w:cstheme="majorHAnsi"/>
+          <w:sz w:val="22"/>
+          <w:szCs w:val="22"/>
+        </w:rPr>
+        <w:t>Salimur</w:t>
+      </w:r>
+      <w:proofErr w:type="spellEnd"/>
+      <w:r>
+        <w:rPr>
+          <w:rFonts w:cstheme="majorHAnsi"/>
+          <w:sz w:val="22"/>
+          <w:szCs w:val="22"/>
+        </w:rPr>
+        <w:t xml:space="preserve"> Choudhury </w:t>
       </w:r>
     </w:p>
     <w:p>
@@ -1661,6 +1679,7 @@
           <w:color w:val="2E74B5" w:themeColor="accent5" w:themeShade="BF"/>
           <w:sz w:val="24"/>
           <w:szCs w:val="24"/>
+          <w:lang w:val="en-CA"/>
         </w:rPr>
       </w:pPr>
       <w:r>
@@ -1734,7 +1753,26 @@
           <w:sz w:val="22"/>
           <w:szCs w:val="22"/>
         </w:rPr>
-        <w:t xml:space="preserve"> Present</w:t>
+        <w:t xml:space="preserve"> </w:t>
+      </w:r>
+      <w:r>
+        <w:rPr>
+          <w:rFonts w:cstheme="majorHAnsi" w:hint="eastAsia"/>
+          <w:color w:val="000000" w:themeColor="text1"/>
+          <w:sz w:val="22"/>
+          <w:szCs w:val="22"/>
+        </w:rPr>
+        <w:t>May</w:t>
+      </w:r>
+      <w:r>
+        <w:rPr>
+          <w:rFonts w:cstheme="majorHAnsi"/>
+          <w:color w:val="000000" w:themeColor="text1"/>
+          <w:sz w:val="22"/>
+          <w:szCs w:val="22"/>
+          <w:lang w:val="en-CA"/>
+        </w:rPr>
+        <w:t xml:space="preserve"> 2026</w:t>
       </w:r>
     </w:p>
     <w:p>
@@ -4920,7 +4958,7 @@
           <w:szCs w:val="21"/>
           <w:lang w:eastAsia="zh-CN"/>
         </w:rPr>
-        <w:t>8</w:t>
+        <w:t>9</w:t>
       </w:r>
       <w:r>
         <w:rPr>
@@ -5255,16 +5293,29 @@
         </w:rPr>
         <w:t>“</w:t>
       </w:r>
-      <w:r>
-        <w:rPr>
-          <w:rFonts w:ascii="Helvetica" w:eastAsia="Times New Roman" w:hAnsi="Helvetica" w:cstheme="majorHAnsi"/>
-          <w:color w:val="000000" w:themeColor="text1"/>
-          <w:sz w:val="21"/>
-          <w:szCs w:val="21"/>
-          <w:shd w:val="clear" w:color="auto" w:fill="FFFFFF"/>
-          <w:lang w:eastAsia="zh-CN"/>
-        </w:rPr>
-        <w:t>MMFashion+: Multimodal Federated Learning for Personalized Clothing Recommendation</w:t>
+      <w:proofErr w:type="spellStart"/>
+      <w:r>
+        <w:rPr>
+          <w:rFonts w:ascii="Helvetica" w:eastAsia="Times New Roman" w:hAnsi="Helvetica" w:cstheme="majorHAnsi"/>
+          <w:color w:val="000000" w:themeColor="text1"/>
+          <w:sz w:val="21"/>
+          <w:szCs w:val="21"/>
+          <w:shd w:val="clear" w:color="auto" w:fill="FFFFFF"/>
+          <w:lang w:eastAsia="zh-CN"/>
+        </w:rPr>
+        <w:t>MMFashion</w:t>
+      </w:r>
+      <w:proofErr w:type="spellEnd"/>
+      <w:r>
+        <w:rPr>
+          <w:rFonts w:ascii="Helvetica" w:eastAsia="Times New Roman" w:hAnsi="Helvetica" w:cstheme="majorHAnsi"/>
+          <w:color w:val="000000" w:themeColor="text1"/>
+          <w:sz w:val="21"/>
+          <w:szCs w:val="21"/>
+          <w:shd w:val="clear" w:color="auto" w:fill="FFFFFF"/>
+          <w:lang w:eastAsia="zh-CN"/>
+        </w:rPr>
+        <w:t>+: Multimodal Federated Learning for Personalized Clothing Recommendation</w:t>
       </w:r>
       <w:r>
         <w:rPr>
@@ -6778,7 +6829,29 @@
           <w:szCs w:val="21"/>
           <w:lang w:eastAsia="zh-CN"/>
         </w:rPr>
-        <w:t>, Simpson, M., Mendhe, C., Mago, V., &amp; Choudhury, S.</w:t>
+        <w:t xml:space="preserve">, Simpson, M., </w:t>
+      </w:r>
+      <w:proofErr w:type="spellStart"/>
+      <w:r>
+        <w:rPr>
+          <w:rFonts w:ascii="Helvetica" w:hAnsi="Helvetica" w:cstheme="majorHAnsi"/>
+          <w:color w:val="000000" w:themeColor="text1"/>
+          <w:sz w:val="21"/>
+          <w:szCs w:val="21"/>
+          <w:lang w:eastAsia="zh-CN"/>
+        </w:rPr>
+        <w:t>Mendhe</w:t>
+      </w:r>
+      <w:proofErr w:type="spellEnd"/>
+      <w:r>
+        <w:rPr>
+          <w:rFonts w:ascii="Helvetica" w:hAnsi="Helvetica" w:cstheme="majorHAnsi"/>
+          <w:color w:val="000000" w:themeColor="text1"/>
+          <w:sz w:val="21"/>
+          <w:szCs w:val="21"/>
+          <w:lang w:eastAsia="zh-CN"/>
+        </w:rPr>
+        <w:t>, C., Mago, V., &amp; Choudhury, S.</w:t>
       </w:r>
       <w:r>
         <w:rPr>
@@ -7008,8 +7081,20 @@
           <w:szCs w:val="21"/>
           <w:lang w:eastAsia="zh-CN"/>
         </w:rPr>
-        <w:t>, Al-Turjman</w:t>
-      </w:r>
+        <w:t>, Al-</w:t>
+      </w:r>
+      <w:proofErr w:type="spellStart"/>
+      <w:r>
+        <w:rPr>
+          <w:rFonts w:ascii="Helvetica" w:hAnsi="Helvetica" w:cstheme="majorHAnsi"/>
+          <w:color w:val="000000" w:themeColor="text1"/>
+          <w:sz w:val="21"/>
+          <w:szCs w:val="21"/>
+          <w:lang w:eastAsia="zh-CN"/>
+        </w:rPr>
+        <w:t>Turjman</w:t>
+      </w:r>
+      <w:proofErr w:type="spellEnd"/>
       <w:r>
         <w:rPr>
           <w:rFonts w:ascii="Helvetica" w:hAnsi="Helvetica" w:cstheme="majorHAnsi"/>
@@ -7028,8 +7113,20 @@
           <w:szCs w:val="21"/>
           <w:lang w:eastAsia="zh-CN"/>
         </w:rPr>
-        <w:t xml:space="preserve"> F., Al-Oqily</w:t>
-      </w:r>
+        <w:t xml:space="preserve"> F., Al-</w:t>
+      </w:r>
+      <w:proofErr w:type="spellStart"/>
+      <w:r>
+        <w:rPr>
+          <w:rFonts w:ascii="Helvetica" w:hAnsi="Helvetica" w:cstheme="majorHAnsi"/>
+          <w:color w:val="000000" w:themeColor="text1"/>
+          <w:sz w:val="21"/>
+          <w:szCs w:val="21"/>
+          <w:lang w:eastAsia="zh-CN"/>
+        </w:rPr>
+        <w:t>Oqily</w:t>
+      </w:r>
+      <w:proofErr w:type="spellEnd"/>
       <w:r>
         <w:rPr>
           <w:rFonts w:ascii="Helvetica" w:hAnsi="Helvetica" w:cstheme="majorHAnsi"/>
@@ -7690,7 +7787,29 @@
           <w:szCs w:val="21"/>
           <w:lang w:eastAsia="zh-CN"/>
         </w:rPr>
-        <w:t>Using Convolution and Deep Learning in Gomoku Game Artificial Intelligence</w:t>
+        <w:t xml:space="preserve">Using Convolution and Deep Learning in </w:t>
+      </w:r>
+      <w:proofErr w:type="spellStart"/>
+      <w:r>
+        <w:rPr>
+          <w:rFonts w:ascii="Helvetica" w:hAnsi="Helvetica" w:cstheme="majorHAnsi"/>
+          <w:color w:val="000000" w:themeColor="text1"/>
+          <w:sz w:val="21"/>
+          <w:szCs w:val="21"/>
+          <w:lang w:eastAsia="zh-CN"/>
+        </w:rPr>
+        <w:t>Gomoku</w:t>
+      </w:r>
+      <w:proofErr w:type="spellEnd"/>
+      <w:r>
+        <w:rPr>
+          <w:rFonts w:ascii="Helvetica" w:hAnsi="Helvetica" w:cstheme="majorHAnsi"/>
+          <w:color w:val="000000" w:themeColor="text1"/>
+          <w:sz w:val="21"/>
+          <w:szCs w:val="21"/>
+          <w:lang w:eastAsia="zh-CN"/>
+        </w:rPr>
+        <w:t xml:space="preserve"> Game Artificial Intelligence</w:t>
       </w:r>
       <w:r>
         <w:rPr>
@@ -7900,6 +8019,7 @@
         </w:rPr>
         <w:t>“</w:t>
       </w:r>
+      <w:proofErr w:type="spellStart"/>
       <w:r>
         <w:rPr>
           <w:rFonts w:ascii="Helvetica" w:eastAsia="Times New Roman" w:hAnsi="Helvetica" w:cs="Times New Roman"/>
@@ -7909,7 +8029,19 @@
           <w:shd w:val="clear" w:color="auto" w:fill="FFFFFF"/>
           <w:lang w:eastAsia="zh-CN"/>
         </w:rPr>
-        <w:t>ArchitectHead: Continuous Level of Detail Control for 3D Gaussian Head Avatars</w:t>
+        <w:t>ArchitectHead</w:t>
+      </w:r>
+      <w:proofErr w:type="spellEnd"/>
+      <w:r>
+        <w:rPr>
+          <w:rFonts w:ascii="Helvetica" w:eastAsia="Times New Roman" w:hAnsi="Helvetica" w:cs="Times New Roman"/>
+          <w:color w:val="000000" w:themeColor="text1"/>
+          <w:sz w:val="21"/>
+          <w:szCs w:val="21"/>
+          <w:shd w:val="clear" w:color="auto" w:fill="FFFFFF"/>
+          <w:lang w:eastAsia="zh-CN"/>
+        </w:rPr>
+        <w:t>: Continuous Level of Detail Control for 3D Gaussian Head Avatars</w:t>
       </w:r>
       <w:r>
         <w:rPr>
@@ -9058,7 +9190,79 @@
           <w:shd w:val="clear" w:color="auto" w:fill="FFFFFF"/>
           <w:lang w:val="en-CA"/>
         </w:rPr>
-        <w:t>, Kaur, S., Song, J., Pourazad, M. T., Wang, Y., ... &amp; Nasiopoulos, P. An Efficient Refocusing Scheme for Camera-Array Captured Light Field Video for Improved Visual Immersiveness.</w:t>
+        <w:t xml:space="preserve">, Kaur, S., Song, J., </w:t>
+      </w:r>
+      <w:proofErr w:type="spellStart"/>
+      <w:r>
+        <w:rPr>
+          <w:rFonts w:ascii="Helvetica" w:eastAsia="Times New Roman" w:hAnsi="Helvetica" w:cstheme="majorHAnsi"/>
+          <w:color w:val="222222"/>
+          <w:sz w:val="21"/>
+          <w:szCs w:val="21"/>
+          <w:shd w:val="clear" w:color="auto" w:fill="FFFFFF"/>
+          <w:lang w:val="en-CA"/>
+        </w:rPr>
+        <w:t>Pourazad</w:t>
+      </w:r>
+      <w:proofErr w:type="spellEnd"/>
+      <w:r>
+        <w:rPr>
+          <w:rFonts w:ascii="Helvetica" w:eastAsia="Times New Roman" w:hAnsi="Helvetica" w:cstheme="majorHAnsi"/>
+          <w:color w:val="222222"/>
+          <w:sz w:val="21"/>
+          <w:szCs w:val="21"/>
+          <w:shd w:val="clear" w:color="auto" w:fill="FFFFFF"/>
+          <w:lang w:val="en-CA"/>
+        </w:rPr>
+        <w:t xml:space="preserve">, M. T., Wang, Y., ... &amp; </w:t>
+      </w:r>
+      <w:proofErr w:type="spellStart"/>
+      <w:r>
+        <w:rPr>
+          <w:rFonts w:ascii="Helvetica" w:eastAsia="Times New Roman" w:hAnsi="Helvetica" w:cstheme="majorHAnsi"/>
+          <w:color w:val="222222"/>
+          <w:sz w:val="21"/>
+          <w:szCs w:val="21"/>
+          <w:shd w:val="clear" w:color="auto" w:fill="FFFFFF"/>
+          <w:lang w:val="en-CA"/>
+        </w:rPr>
+        <w:t>Nasiopoulos</w:t>
+      </w:r>
+      <w:proofErr w:type="spellEnd"/>
+      <w:r>
+        <w:rPr>
+          <w:rFonts w:ascii="Helvetica" w:eastAsia="Times New Roman" w:hAnsi="Helvetica" w:cstheme="majorHAnsi"/>
+          <w:color w:val="222222"/>
+          <w:sz w:val="21"/>
+          <w:szCs w:val="21"/>
+          <w:shd w:val="clear" w:color="auto" w:fill="FFFFFF"/>
+          <w:lang w:val="en-CA"/>
+        </w:rPr>
+        <w:t xml:space="preserve">, P. An Efficient Refocusing Scheme for Camera-Array Captured Light Field Video for Improved Visual </w:t>
+      </w:r>
+      <w:proofErr w:type="spellStart"/>
+      <w:r>
+        <w:rPr>
+          <w:rFonts w:ascii="Helvetica" w:eastAsia="Times New Roman" w:hAnsi="Helvetica" w:cstheme="majorHAnsi"/>
+          <w:color w:val="222222"/>
+          <w:sz w:val="21"/>
+          <w:szCs w:val="21"/>
+          <w:shd w:val="clear" w:color="auto" w:fill="FFFFFF"/>
+          <w:lang w:val="en-CA"/>
+        </w:rPr>
+        <w:t>Immersiveness</w:t>
+      </w:r>
+      <w:proofErr w:type="spellEnd"/>
+      <w:r>
+        <w:rPr>
+          <w:rFonts w:ascii="Helvetica" w:eastAsia="Times New Roman" w:hAnsi="Helvetica" w:cstheme="majorHAnsi"/>
+          <w:color w:val="222222"/>
+          <w:sz w:val="21"/>
+          <w:szCs w:val="21"/>
+          <w:shd w:val="clear" w:color="auto" w:fill="FFFFFF"/>
+          <w:lang w:val="en-CA"/>
+        </w:rPr>
+        <w:t>.</w:t>
       </w:r>
       <w:r>
         <w:rPr>
@@ -9635,7 +9839,31 @@
           <w:shd w:val="clear" w:color="auto" w:fill="FFFFFF"/>
           <w:lang w:eastAsia="zh-CN"/>
         </w:rPr>
-        <w:t>(pp. 1-6). IEEE. May, 2019.</w:t>
+        <w:t xml:space="preserve">(pp. 1-6). IEEE. </w:t>
+      </w:r>
+      <w:proofErr w:type="gramStart"/>
+      <w:r>
+        <w:rPr>
+          <w:rFonts w:ascii="Helvetica" w:eastAsia="Times New Roman" w:hAnsi="Helvetica" w:cstheme="majorHAnsi"/>
+          <w:color w:val="000000" w:themeColor="text1"/>
+          <w:sz w:val="21"/>
+          <w:szCs w:val="21"/>
+          <w:shd w:val="clear" w:color="auto" w:fill="FFFFFF"/>
+          <w:lang w:eastAsia="zh-CN"/>
+        </w:rPr>
+        <w:t>May,</w:t>
+      </w:r>
+      <w:proofErr w:type="gramEnd"/>
+      <w:r>
+        <w:rPr>
+          <w:rFonts w:ascii="Helvetica" w:eastAsia="Times New Roman" w:hAnsi="Helvetica" w:cstheme="majorHAnsi"/>
+          <w:color w:val="000000" w:themeColor="text1"/>
+          <w:sz w:val="21"/>
+          <w:szCs w:val="21"/>
+          <w:shd w:val="clear" w:color="auto" w:fill="FFFFFF"/>
+          <w:lang w:eastAsia="zh-CN"/>
+        </w:rPr>
+        <w:t xml:space="preserve"> 2019.</w:t>
       </w:r>
     </w:p>
     <w:p>
@@ -9713,7 +9941,31 @@
           <w:shd w:val="clear" w:color="auto" w:fill="FFFFFF"/>
           <w:lang w:eastAsia="zh-CN"/>
         </w:rPr>
-        <w:t>A Hybrid Gomoku Deep Learning Artificial Intelligence</w:t>
+        <w:t xml:space="preserve">A Hybrid </w:t>
+      </w:r>
+      <w:proofErr w:type="spellStart"/>
+      <w:r>
+        <w:rPr>
+          <w:rFonts w:ascii="Helvetica" w:eastAsia="Times New Roman" w:hAnsi="Helvetica" w:cstheme="majorHAnsi"/>
+          <w:color w:val="000000" w:themeColor="text1"/>
+          <w:sz w:val="21"/>
+          <w:szCs w:val="21"/>
+          <w:shd w:val="clear" w:color="auto" w:fill="FFFFFF"/>
+          <w:lang w:eastAsia="zh-CN"/>
+        </w:rPr>
+        <w:t>Gomoku</w:t>
+      </w:r>
+      <w:proofErr w:type="spellEnd"/>
+      <w:r>
+        <w:rPr>
+          <w:rFonts w:ascii="Helvetica" w:eastAsia="Times New Roman" w:hAnsi="Helvetica" w:cstheme="majorHAnsi"/>
+          <w:color w:val="000000" w:themeColor="text1"/>
+          <w:sz w:val="21"/>
+          <w:szCs w:val="21"/>
+          <w:shd w:val="clear" w:color="auto" w:fill="FFFFFF"/>
+          <w:lang w:eastAsia="zh-CN"/>
+        </w:rPr>
+        <w:t xml:space="preserve"> Deep Learning Artificial Intelligence</w:t>
       </w:r>
       <w:r>
         <w:rPr>
@@ -9792,7 +10044,31 @@
           <w:shd w:val="clear" w:color="auto" w:fill="FFFFFF"/>
           <w:lang w:eastAsia="zh-CN"/>
         </w:rPr>
-        <w:t>(pp. 48-52). ACM. December, 2018.</w:t>
+        <w:t xml:space="preserve">(pp. 48-52). ACM. </w:t>
+      </w:r>
+      <w:proofErr w:type="gramStart"/>
+      <w:r>
+        <w:rPr>
+          <w:rFonts w:ascii="Helvetica" w:eastAsia="Times New Roman" w:hAnsi="Helvetica" w:cstheme="majorHAnsi"/>
+          <w:color w:val="000000" w:themeColor="text1"/>
+          <w:sz w:val="21"/>
+          <w:szCs w:val="21"/>
+          <w:shd w:val="clear" w:color="auto" w:fill="FFFFFF"/>
+          <w:lang w:eastAsia="zh-CN"/>
+        </w:rPr>
+        <w:t>December,</w:t>
+      </w:r>
+      <w:proofErr w:type="gramEnd"/>
+      <w:r>
+        <w:rPr>
+          <w:rFonts w:ascii="Helvetica" w:eastAsia="Times New Roman" w:hAnsi="Helvetica" w:cstheme="majorHAnsi"/>
+          <w:color w:val="000000" w:themeColor="text1"/>
+          <w:sz w:val="21"/>
+          <w:szCs w:val="21"/>
+          <w:shd w:val="clear" w:color="auto" w:fill="FFFFFF"/>
+          <w:lang w:eastAsia="zh-CN"/>
+        </w:rPr>
+        <w:t xml:space="preserve"> 2018.</w:t>
       </w:r>
     </w:p>
     <w:p>
@@ -9828,7 +10104,23 @@
           <w:rFonts w:ascii="Helvetica" w:hAnsi="Helvetica" w:cstheme="majorHAnsi"/>
           <w:color w:val="2E74B5" w:themeColor="accent5" w:themeShade="BF"/>
         </w:rPr>
-        <w:t xml:space="preserve"> presenter.</w:t>
+        <w:t xml:space="preserve"> </w:t>
+      </w:r>
+      <w:proofErr w:type="gramStart"/>
+      <w:r>
+        <w:rPr>
+          <w:rFonts w:ascii="Helvetica" w:hAnsi="Helvetica" w:cstheme="majorHAnsi"/>
+          <w:color w:val="2E74B5" w:themeColor="accent5" w:themeShade="BF"/>
+        </w:rPr>
+        <w:t>presenter</w:t>
+      </w:r>
+      <w:proofErr w:type="gramEnd"/>
+      <w:r>
+        <w:rPr>
+          <w:rFonts w:ascii="Helvetica" w:hAnsi="Helvetica" w:cstheme="majorHAnsi"/>
+          <w:color w:val="2E74B5" w:themeColor="accent5" w:themeShade="BF"/>
+        </w:rPr>
+        <w:t>.</w:t>
       </w:r>
     </w:p>
     <w:p>
@@ -10852,7 +11144,17 @@
           <w:szCs w:val="21"/>
           <w:lang w:eastAsia="zh-CN"/>
         </w:rPr>
-        <w:t>41</w:t>
+        <w:t>4</w:t>
+      </w:r>
+      <w:r>
+        <w:rPr>
+          <w:rFonts w:ascii="Helvetica" w:hAnsi="Helvetica" w:cstheme="majorHAnsi"/>
+          <w:color w:val="000000" w:themeColor="text1"/>
+          <w:sz w:val="21"/>
+          <w:szCs w:val="21"/>
+          <w:lang w:eastAsia="zh-CN"/>
+        </w:rPr>
+        <w:t>5</w:t>
       </w:r>
       <w:r>
         <w:rPr>
@@ -11590,7 +11892,29 @@
           <w:szCs w:val="21"/>
           <w:lang w:eastAsia="zh-CN"/>
         </w:rPr>
-        <w:t>(2025) Gmesh: Differentiable Hybrid 3D Rendering Pipeline</w:t>
+        <w:t xml:space="preserve">(2025) </w:t>
+      </w:r>
+      <w:proofErr w:type="spellStart"/>
+      <w:r>
+        <w:rPr>
+          <w:rFonts w:ascii="Helvetica" w:hAnsi="Helvetica" w:cstheme="majorHAnsi"/>
+          <w:color w:val="000000" w:themeColor="text1"/>
+          <w:sz w:val="21"/>
+          <w:szCs w:val="21"/>
+          <w:lang w:eastAsia="zh-CN"/>
+        </w:rPr>
+        <w:t>Gmesh</w:t>
+      </w:r>
+      <w:proofErr w:type="spellEnd"/>
+      <w:r>
+        <w:rPr>
+          <w:rFonts w:ascii="Helvetica" w:hAnsi="Helvetica" w:cstheme="majorHAnsi"/>
+          <w:color w:val="000000" w:themeColor="text1"/>
+          <w:sz w:val="21"/>
+          <w:szCs w:val="21"/>
+          <w:lang w:eastAsia="zh-CN"/>
+        </w:rPr>
+        <w:t>: Differentiable Hybrid 3D Rendering Pipeline</w:t>
       </w:r>
       <w:r>
         <w:rPr>
@@ -11708,7 +12032,17 @@
           <w:sz w:val="21"/>
           <w:szCs w:val="21"/>
         </w:rPr>
-        <w:t>t supports end-to-end learning and seamless integration with Py</w:t>
+        <w:t xml:space="preserve">t supports end-to-end learning and seamless integration with </w:t>
+      </w:r>
+      <w:proofErr w:type="spellStart"/>
+      <w:r>
+        <w:rPr>
+          <w:rFonts w:ascii="Helvetica" w:hAnsi="Helvetica" w:cstheme="majorHAnsi"/>
+          <w:color w:val="000000" w:themeColor="text1"/>
+          <w:sz w:val="21"/>
+          <w:szCs w:val="21"/>
+        </w:rPr>
+        <w:t>Py</w:t>
       </w:r>
       <w:r>
         <w:rPr>
@@ -11726,7 +12060,17 @@
           <w:sz w:val="21"/>
           <w:szCs w:val="21"/>
         </w:rPr>
-        <w:t xml:space="preserve">orch </w:t>
+        <w:t>orch</w:t>
+      </w:r>
+      <w:proofErr w:type="spellEnd"/>
+      <w:r>
+        <w:rPr>
+          <w:rFonts w:ascii="Helvetica" w:hAnsi="Helvetica" w:cstheme="majorHAnsi"/>
+          <w:color w:val="000000" w:themeColor="text1"/>
+          <w:sz w:val="21"/>
+          <w:szCs w:val="21"/>
+        </w:rPr>
+        <w:t xml:space="preserve"> </w:t>
       </w:r>
       <w:r>
         <w:rPr>
@@ -11787,8 +12131,20 @@
           <w:lang w:eastAsia="zh-CN"/>
         </w:rPr>
         <w:lastRenderedPageBreak/>
-        <w:t>(2021) ZenFlow</w:t>
-      </w:r>
+        <w:t xml:space="preserve">(2021) </w:t>
+      </w:r>
+      <w:proofErr w:type="spellStart"/>
+      <w:r>
+        <w:rPr>
+          <w:rFonts w:ascii="Helvetica" w:hAnsi="Helvetica" w:cstheme="majorHAnsi"/>
+          <w:color w:val="000000" w:themeColor="text1"/>
+          <w:sz w:val="21"/>
+          <w:szCs w:val="21"/>
+          <w:lang w:eastAsia="zh-CN"/>
+        </w:rPr>
+        <w:t>ZenFlow</w:t>
+      </w:r>
+      <w:proofErr w:type="spellEnd"/>
       <w:r>
         <w:rPr>
           <w:rFonts w:ascii="Helvetica" w:hAnsi="Helvetica" w:cstheme="majorHAnsi"/>
@@ -12118,7 +12474,29 @@
           <w:szCs w:val="21"/>
           <w:lang w:eastAsia="zh-CN"/>
         </w:rPr>
-        <w:t xml:space="preserve">(2018) Convolution-Based Gomoku </w:t>
+        <w:t xml:space="preserve">(2018) Convolution-Based </w:t>
+      </w:r>
+      <w:proofErr w:type="spellStart"/>
+      <w:r>
+        <w:rPr>
+          <w:rFonts w:ascii="Helvetica" w:hAnsi="Helvetica" w:cstheme="majorHAnsi"/>
+          <w:color w:val="000000" w:themeColor="text1"/>
+          <w:sz w:val="21"/>
+          <w:szCs w:val="21"/>
+          <w:lang w:eastAsia="zh-CN"/>
+        </w:rPr>
+        <w:t>Gomoku</w:t>
+      </w:r>
+      <w:proofErr w:type="spellEnd"/>
+      <w:r>
+        <w:rPr>
+          <w:rFonts w:ascii="Helvetica" w:hAnsi="Helvetica" w:cstheme="majorHAnsi"/>
+          <w:color w:val="000000" w:themeColor="text1"/>
+          <w:sz w:val="21"/>
+          <w:szCs w:val="21"/>
+          <w:lang w:eastAsia="zh-CN"/>
+        </w:rPr>
+        <w:t xml:space="preserve"> </w:t>
       </w:r>
       <w:r>
         <w:rPr>
@@ -12307,6 +12685,7 @@
           <w:lang w:eastAsia="zh-CN"/>
         </w:rPr>
       </w:pPr>
+      <w:proofErr w:type="spellStart"/>
       <w:r>
         <w:rPr>
           <w:rFonts w:ascii="Helvetica" w:hAnsi="Helvetica" w:cstheme="majorHAnsi"/>
@@ -12317,7 +12696,20 @@
           <w:szCs w:val="21"/>
           <w:lang w:eastAsia="zh-CN"/>
         </w:rPr>
-        <w:t>Xiangrui Liu</w:t>
+        <w:t>Xiangrui</w:t>
+      </w:r>
+      <w:proofErr w:type="spellEnd"/>
+      <w:r>
+        <w:rPr>
+          <w:rFonts w:ascii="Helvetica" w:hAnsi="Helvetica" w:cstheme="majorHAnsi"/>
+          <w:b/>
+          <w:bCs/>
+          <w:color w:val="000000" w:themeColor="text1"/>
+          <w:sz w:val="21"/>
+          <w:szCs w:val="21"/>
+          <w:lang w:eastAsia="zh-CN"/>
+        </w:rPr>
+        <w:t xml:space="preserve"> Liu</w:t>
       </w:r>
       <w:r>
         <w:rPr>
@@ -12804,16 +13196,29 @@
         </w:rPr>
         <w:t xml:space="preserve"> </w:t>
       </w:r>
-      <w:r>
-        <w:rPr>
-          <w:rFonts w:ascii="Helvetica" w:hAnsi="Helvetica" w:cstheme="majorHAnsi"/>
-          <w:color w:val="000000" w:themeColor="text1"/>
-          <w:sz w:val="22"/>
-          <w:szCs w:val="22"/>
-          <w:lang w:eastAsia="zh-CN"/>
-        </w:rPr>
-        <w:t xml:space="preserve">PyTorch, </w:t>
-      </w:r>
+      <w:proofErr w:type="spellStart"/>
+      <w:r>
+        <w:rPr>
+          <w:rFonts w:ascii="Helvetica" w:hAnsi="Helvetica" w:cstheme="majorHAnsi"/>
+          <w:color w:val="000000" w:themeColor="text1"/>
+          <w:sz w:val="22"/>
+          <w:szCs w:val="22"/>
+          <w:lang w:eastAsia="zh-CN"/>
+        </w:rPr>
+        <w:t>PyTorch</w:t>
+      </w:r>
+      <w:proofErr w:type="spellEnd"/>
+      <w:r>
+        <w:rPr>
+          <w:rFonts w:ascii="Helvetica" w:hAnsi="Helvetica" w:cstheme="majorHAnsi"/>
+          <w:color w:val="000000" w:themeColor="text1"/>
+          <w:sz w:val="22"/>
+          <w:szCs w:val="22"/>
+          <w:lang w:eastAsia="zh-CN"/>
+        </w:rPr>
+        <w:t xml:space="preserve">, </w:t>
+      </w:r>
+      <w:proofErr w:type="spellStart"/>
       <w:r>
         <w:rPr>
           <w:rFonts w:ascii="Helvetica" w:hAnsi="Helvetica" w:cstheme="majorHAnsi"/>
@@ -12824,6 +13229,7 @@
         </w:rPr>
         <w:t>Tensorflow</w:t>
       </w:r>
+      <w:proofErr w:type="spellEnd"/>
       <w:r>
         <w:rPr>
           <w:rFonts w:ascii="Helvetica" w:hAnsi="Helvetica" w:cstheme="majorHAnsi"/>
@@ -12842,7 +13248,29 @@
           <w:szCs w:val="22"/>
           <w:lang w:eastAsia="zh-CN"/>
         </w:rPr>
-        <w:t xml:space="preserve"> Keras,</w:t>
+        <w:t xml:space="preserve"> </w:t>
+      </w:r>
+      <w:proofErr w:type="spellStart"/>
+      <w:r>
+        <w:rPr>
+          <w:rFonts w:ascii="Helvetica" w:hAnsi="Helvetica" w:cstheme="majorHAnsi"/>
+          <w:color w:val="000000" w:themeColor="text1"/>
+          <w:sz w:val="22"/>
+          <w:szCs w:val="22"/>
+          <w:lang w:eastAsia="zh-CN"/>
+        </w:rPr>
+        <w:t>Keras</w:t>
+      </w:r>
+      <w:proofErr w:type="spellEnd"/>
+      <w:r>
+        <w:rPr>
+          <w:rFonts w:ascii="Helvetica" w:hAnsi="Helvetica" w:cstheme="majorHAnsi"/>
+          <w:color w:val="000000" w:themeColor="text1"/>
+          <w:sz w:val="22"/>
+          <w:szCs w:val="22"/>
+          <w:lang w:eastAsia="zh-CN"/>
+        </w:rPr>
+        <w:t>,</w:t>
       </w:r>
       <w:r>
         <w:rPr>
@@ -12872,7 +13300,29 @@
           <w:szCs w:val="22"/>
           <w:lang w:eastAsia="zh-CN"/>
         </w:rPr>
-        <w:t xml:space="preserve"> Gurobi, Paper.js</w:t>
+        <w:t xml:space="preserve"> </w:t>
+      </w:r>
+      <w:proofErr w:type="spellStart"/>
+      <w:r>
+        <w:rPr>
+          <w:rFonts w:ascii="Helvetica" w:hAnsi="Helvetica" w:cstheme="majorHAnsi"/>
+          <w:color w:val="000000" w:themeColor="text1"/>
+          <w:sz w:val="22"/>
+          <w:szCs w:val="22"/>
+          <w:lang w:eastAsia="zh-CN"/>
+        </w:rPr>
+        <w:t>Gurobi</w:t>
+      </w:r>
+      <w:proofErr w:type="spellEnd"/>
+      <w:r>
+        <w:rPr>
+          <w:rFonts w:ascii="Helvetica" w:hAnsi="Helvetica" w:cstheme="majorHAnsi"/>
+          <w:color w:val="000000" w:themeColor="text1"/>
+          <w:sz w:val="22"/>
+          <w:szCs w:val="22"/>
+          <w:lang w:eastAsia="zh-CN"/>
+        </w:rPr>
+        <w:t>, Paper.js</w:t>
       </w:r>
       <w:r>
         <w:rPr>
@@ -13339,7 +13789,7 @@
           <w:sz w:val="18"/>
           <w:szCs w:val="15"/>
         </w:rPr>
-        <w:t>Apr</w:t>
+        <w:t>May</w:t>
       </w:r>
       <w:r>
         <w:rPr>
@@ -13348,7 +13798,7 @@
           <w:sz w:val="18"/>
           <w:szCs w:val="15"/>
         </w:rPr>
-        <w:t>.</w:t>
+        <w:t xml:space="preserve"> </w:t>
       </w:r>
       <w:r>
         <w:rPr>
@@ -13357,16 +13807,7 @@
           <w:sz w:val="18"/>
           <w:szCs w:val="15"/>
         </w:rPr>
-        <w:t xml:space="preserve"> </w:t>
-      </w:r>
-      <w:r>
-        <w:rPr>
-          <w:rFonts w:ascii="Helvetica" w:hAnsi="Helvetica" w:cstheme="majorHAnsi"/>
-          <w:color w:val="2F5496" w:themeColor="accent1" w:themeShade="BF"/>
-          <w:sz w:val="18"/>
-          <w:szCs w:val="15"/>
-        </w:rPr>
-        <w:t>12</w:t>
+        <w:t>1</w:t>
       </w:r>
       <w:r>
         <w:rPr>
@@ -15342,7 +15783,7 @@
     <w:charset w:val="00"/>
     <w:family w:val="modern"/>
     <w:pitch w:val="fixed"/>
-    <w:sig w:usb0="E0002EFF" w:usb1="C0007843" w:usb2="00000009" w:usb3="00000000" w:csb0="000001FF" w:csb1="00000000"/>
+    <w:sig w:usb0="E0002AFF" w:usb1="C0007843" w:usb2="00000009" w:usb3="00000000" w:csb0="000001FF" w:csb1="00000000"/>
   </w:font>
   <w:font w:name="Wingdings">
     <w:panose1 w:val="05000000000000000000"/>
@@ -15487,6 +15928,7 @@
     <w:rsid w:val="00232DA0"/>
     <w:rsid w:val="00247342"/>
     <w:rsid w:val="0025162F"/>
+    <w:rsid w:val="00261885"/>
     <w:rsid w:val="00265FB0"/>
     <w:rsid w:val="00271F08"/>
     <w:rsid w:val="002935DB"/>
@@ -15668,6 +16110,7 @@
     <w:rsid w:val="00D51B32"/>
     <w:rsid w:val="00D77ADB"/>
     <w:rsid w:val="00D9017D"/>
+    <w:rsid w:val="00D91161"/>
     <w:rsid w:val="00D964A9"/>
     <w:rsid w:val="00D97D88"/>
     <w:rsid w:val="00D97F65"/>

--- a/docs/CV_Peizhi.docx
+++ b/docs/CV_Peizhi.docx
@@ -961,25 +961,7 @@
           <w:sz w:val="22"/>
           <w:szCs w:val="22"/>
         </w:rPr>
-        <w:t xml:space="preserve">: Dr. </w:t>
-      </w:r>
-      <w:proofErr w:type="spellStart"/>
-      <w:r>
-        <w:rPr>
-          <w:rFonts w:cstheme="majorHAnsi"/>
-          <w:sz w:val="22"/>
-          <w:szCs w:val="22"/>
-        </w:rPr>
-        <w:t>Salimur</w:t>
-      </w:r>
-      <w:proofErr w:type="spellEnd"/>
-      <w:r>
-        <w:rPr>
-          <w:rFonts w:cstheme="majorHAnsi"/>
-          <w:sz w:val="22"/>
-          <w:szCs w:val="22"/>
-        </w:rPr>
-        <w:t xml:space="preserve"> Choudhury </w:t>
+        <w:t xml:space="preserve">: Dr. Salimur Choudhury </w:t>
       </w:r>
     </w:p>
     <w:p>
@@ -3537,7 +3519,7 @@
           <w:u w:val="single"/>
           <w:lang w:val="en-CA" w:eastAsia="zh-CN"/>
         </w:rPr>
-        <w:t>2</w:t>
+        <w:t>3</w:t>
       </w:r>
       <w:r>
         <w:rPr>
@@ -3668,7 +3650,7 @@
           <w:u w:val="single"/>
           <w:lang w:val="en-CA" w:eastAsia="zh-CN"/>
         </w:rPr>
-        <w:t>8</w:t>
+        <w:t>9</w:t>
       </w:r>
       <w:r>
         <w:rPr>
@@ -4946,19 +4928,7 @@
           <w:szCs w:val="21"/>
           <w:lang w:eastAsia="zh-CN"/>
         </w:rPr>
-        <w:t>1</w:t>
-      </w:r>
-      <w:r>
-        <w:rPr>
-          <w:rFonts w:ascii="Helvetica" w:hAnsi="Helvetica" w:cstheme="majorHAnsi"/>
-          <w:b/>
-          <w:bCs/>
-          <w:color w:val="2E74B5" w:themeColor="accent5" w:themeShade="BF"/>
-          <w:sz w:val="21"/>
-          <w:szCs w:val="21"/>
-          <w:lang w:eastAsia="zh-CN"/>
-        </w:rPr>
-        <w:t>9</w:t>
+        <w:t>23</w:t>
       </w:r>
       <w:r>
         <w:rPr>
@@ -5293,29 +5263,16 @@
         </w:rPr>
         <w:t>“</w:t>
       </w:r>
-      <w:proofErr w:type="spellStart"/>
-      <w:r>
-        <w:rPr>
-          <w:rFonts w:ascii="Helvetica" w:eastAsia="Times New Roman" w:hAnsi="Helvetica" w:cstheme="majorHAnsi"/>
-          <w:color w:val="000000" w:themeColor="text1"/>
-          <w:sz w:val="21"/>
-          <w:szCs w:val="21"/>
-          <w:shd w:val="clear" w:color="auto" w:fill="FFFFFF"/>
-          <w:lang w:eastAsia="zh-CN"/>
-        </w:rPr>
-        <w:t>MMFashion</w:t>
-      </w:r>
-      <w:proofErr w:type="spellEnd"/>
-      <w:r>
-        <w:rPr>
-          <w:rFonts w:ascii="Helvetica" w:eastAsia="Times New Roman" w:hAnsi="Helvetica" w:cstheme="majorHAnsi"/>
-          <w:color w:val="000000" w:themeColor="text1"/>
-          <w:sz w:val="21"/>
-          <w:szCs w:val="21"/>
-          <w:shd w:val="clear" w:color="auto" w:fill="FFFFFF"/>
-          <w:lang w:eastAsia="zh-CN"/>
-        </w:rPr>
-        <w:t>+: Multimodal Federated Learning for Personalized Clothing Recommendation</w:t>
+      <w:r>
+        <w:rPr>
+          <w:rFonts w:ascii="Helvetica" w:eastAsia="Times New Roman" w:hAnsi="Helvetica" w:cstheme="majorHAnsi"/>
+          <w:color w:val="000000" w:themeColor="text1"/>
+          <w:sz w:val="21"/>
+          <w:szCs w:val="21"/>
+          <w:shd w:val="clear" w:color="auto" w:fill="FFFFFF"/>
+          <w:lang w:eastAsia="zh-CN"/>
+        </w:rPr>
+        <w:t>MMFashion+: Multimodal Federated Learning for Personalized Clothing Recommendation</w:t>
       </w:r>
       <w:r>
         <w:rPr>
@@ -6829,29 +6786,7 @@
           <w:szCs w:val="21"/>
           <w:lang w:eastAsia="zh-CN"/>
         </w:rPr>
-        <w:t xml:space="preserve">, Simpson, M., </w:t>
-      </w:r>
-      <w:proofErr w:type="spellStart"/>
-      <w:r>
-        <w:rPr>
-          <w:rFonts w:ascii="Helvetica" w:hAnsi="Helvetica" w:cstheme="majorHAnsi"/>
-          <w:color w:val="000000" w:themeColor="text1"/>
-          <w:sz w:val="21"/>
-          <w:szCs w:val="21"/>
-          <w:lang w:eastAsia="zh-CN"/>
-        </w:rPr>
-        <w:t>Mendhe</w:t>
-      </w:r>
-      <w:proofErr w:type="spellEnd"/>
-      <w:r>
-        <w:rPr>
-          <w:rFonts w:ascii="Helvetica" w:hAnsi="Helvetica" w:cstheme="majorHAnsi"/>
-          <w:color w:val="000000" w:themeColor="text1"/>
-          <w:sz w:val="21"/>
-          <w:szCs w:val="21"/>
-          <w:lang w:eastAsia="zh-CN"/>
-        </w:rPr>
-        <w:t>, C., Mago, V., &amp; Choudhury, S.</w:t>
+        <w:t>, Simpson, M., Mendhe, C., Mago, V., &amp; Choudhury, S.</w:t>
       </w:r>
       <w:r>
         <w:rPr>
@@ -7081,20 +7016,8 @@
           <w:szCs w:val="21"/>
           <w:lang w:eastAsia="zh-CN"/>
         </w:rPr>
-        <w:t>, Al-</w:t>
-      </w:r>
-      <w:proofErr w:type="spellStart"/>
-      <w:r>
-        <w:rPr>
-          <w:rFonts w:ascii="Helvetica" w:hAnsi="Helvetica" w:cstheme="majorHAnsi"/>
-          <w:color w:val="000000" w:themeColor="text1"/>
-          <w:sz w:val="21"/>
-          <w:szCs w:val="21"/>
-          <w:lang w:eastAsia="zh-CN"/>
-        </w:rPr>
-        <w:t>Turjman</w:t>
-      </w:r>
-      <w:proofErr w:type="spellEnd"/>
+        <w:t>, Al-Turjman</w:t>
+      </w:r>
       <w:r>
         <w:rPr>
           <w:rFonts w:ascii="Helvetica" w:hAnsi="Helvetica" w:cstheme="majorHAnsi"/>
@@ -7113,20 +7036,8 @@
           <w:szCs w:val="21"/>
           <w:lang w:eastAsia="zh-CN"/>
         </w:rPr>
-        <w:t xml:space="preserve"> F., Al-</w:t>
-      </w:r>
-      <w:proofErr w:type="spellStart"/>
-      <w:r>
-        <w:rPr>
-          <w:rFonts w:ascii="Helvetica" w:hAnsi="Helvetica" w:cstheme="majorHAnsi"/>
-          <w:color w:val="000000" w:themeColor="text1"/>
-          <w:sz w:val="21"/>
-          <w:szCs w:val="21"/>
-          <w:lang w:eastAsia="zh-CN"/>
-        </w:rPr>
-        <w:t>Oqily</w:t>
-      </w:r>
-      <w:proofErr w:type="spellEnd"/>
+        <w:t xml:space="preserve"> F., Al-Oqily</w:t>
+      </w:r>
       <w:r>
         <w:rPr>
           <w:rFonts w:ascii="Helvetica" w:hAnsi="Helvetica" w:cstheme="majorHAnsi"/>
@@ -7787,29 +7698,7 @@
           <w:szCs w:val="21"/>
           <w:lang w:eastAsia="zh-CN"/>
         </w:rPr>
-        <w:t xml:space="preserve">Using Convolution and Deep Learning in </w:t>
-      </w:r>
-      <w:proofErr w:type="spellStart"/>
-      <w:r>
-        <w:rPr>
-          <w:rFonts w:ascii="Helvetica" w:hAnsi="Helvetica" w:cstheme="majorHAnsi"/>
-          <w:color w:val="000000" w:themeColor="text1"/>
-          <w:sz w:val="21"/>
-          <w:szCs w:val="21"/>
-          <w:lang w:eastAsia="zh-CN"/>
-        </w:rPr>
-        <w:t>Gomoku</w:t>
-      </w:r>
-      <w:proofErr w:type="spellEnd"/>
-      <w:r>
-        <w:rPr>
-          <w:rFonts w:ascii="Helvetica" w:hAnsi="Helvetica" w:cstheme="majorHAnsi"/>
-          <w:color w:val="000000" w:themeColor="text1"/>
-          <w:sz w:val="21"/>
-          <w:szCs w:val="21"/>
-          <w:lang w:eastAsia="zh-CN"/>
-        </w:rPr>
-        <w:t xml:space="preserve"> Game Artificial Intelligence</w:t>
+        <w:t>Using Convolution and Deep Learning in Gomoku Game Artificial Intelligence</w:t>
       </w:r>
       <w:r>
         <w:rPr>
@@ -8019,7 +7908,6 @@
         </w:rPr>
         <w:t>“</w:t>
       </w:r>
-      <w:proofErr w:type="spellStart"/>
       <w:r>
         <w:rPr>
           <w:rFonts w:ascii="Helvetica" w:eastAsia="Times New Roman" w:hAnsi="Helvetica" w:cs="Times New Roman"/>
@@ -8029,19 +7917,7 @@
           <w:shd w:val="clear" w:color="auto" w:fill="FFFFFF"/>
           <w:lang w:eastAsia="zh-CN"/>
         </w:rPr>
-        <w:t>ArchitectHead</w:t>
-      </w:r>
-      <w:proofErr w:type="spellEnd"/>
-      <w:r>
-        <w:rPr>
-          <w:rFonts w:ascii="Helvetica" w:eastAsia="Times New Roman" w:hAnsi="Helvetica" w:cs="Times New Roman"/>
-          <w:color w:val="000000" w:themeColor="text1"/>
-          <w:sz w:val="21"/>
-          <w:szCs w:val="21"/>
-          <w:shd w:val="clear" w:color="auto" w:fill="FFFFFF"/>
-          <w:lang w:eastAsia="zh-CN"/>
-        </w:rPr>
-        <w:t>: Continuous Level of Detail Control for 3D Gaussian Head Avatars</w:t>
+        <w:t>ArchitectHead: Continuous Level of Detail Control for 3D Gaussian Head Avatars</w:t>
       </w:r>
       <w:r>
         <w:rPr>
@@ -9190,79 +9066,7 @@
           <w:shd w:val="clear" w:color="auto" w:fill="FFFFFF"/>
           <w:lang w:val="en-CA"/>
         </w:rPr>
-        <w:t xml:space="preserve">, Kaur, S., Song, J., </w:t>
-      </w:r>
-      <w:proofErr w:type="spellStart"/>
-      <w:r>
-        <w:rPr>
-          <w:rFonts w:ascii="Helvetica" w:eastAsia="Times New Roman" w:hAnsi="Helvetica" w:cstheme="majorHAnsi"/>
-          <w:color w:val="222222"/>
-          <w:sz w:val="21"/>
-          <w:szCs w:val="21"/>
-          <w:shd w:val="clear" w:color="auto" w:fill="FFFFFF"/>
-          <w:lang w:val="en-CA"/>
-        </w:rPr>
-        <w:t>Pourazad</w:t>
-      </w:r>
-      <w:proofErr w:type="spellEnd"/>
-      <w:r>
-        <w:rPr>
-          <w:rFonts w:ascii="Helvetica" w:eastAsia="Times New Roman" w:hAnsi="Helvetica" w:cstheme="majorHAnsi"/>
-          <w:color w:val="222222"/>
-          <w:sz w:val="21"/>
-          <w:szCs w:val="21"/>
-          <w:shd w:val="clear" w:color="auto" w:fill="FFFFFF"/>
-          <w:lang w:val="en-CA"/>
-        </w:rPr>
-        <w:t xml:space="preserve">, M. T., Wang, Y., ... &amp; </w:t>
-      </w:r>
-      <w:proofErr w:type="spellStart"/>
-      <w:r>
-        <w:rPr>
-          <w:rFonts w:ascii="Helvetica" w:eastAsia="Times New Roman" w:hAnsi="Helvetica" w:cstheme="majorHAnsi"/>
-          <w:color w:val="222222"/>
-          <w:sz w:val="21"/>
-          <w:szCs w:val="21"/>
-          <w:shd w:val="clear" w:color="auto" w:fill="FFFFFF"/>
-          <w:lang w:val="en-CA"/>
-        </w:rPr>
-        <w:t>Nasiopoulos</w:t>
-      </w:r>
-      <w:proofErr w:type="spellEnd"/>
-      <w:r>
-        <w:rPr>
-          <w:rFonts w:ascii="Helvetica" w:eastAsia="Times New Roman" w:hAnsi="Helvetica" w:cstheme="majorHAnsi"/>
-          <w:color w:val="222222"/>
-          <w:sz w:val="21"/>
-          <w:szCs w:val="21"/>
-          <w:shd w:val="clear" w:color="auto" w:fill="FFFFFF"/>
-          <w:lang w:val="en-CA"/>
-        </w:rPr>
-        <w:t xml:space="preserve">, P. An Efficient Refocusing Scheme for Camera-Array Captured Light Field Video for Improved Visual </w:t>
-      </w:r>
-      <w:proofErr w:type="spellStart"/>
-      <w:r>
-        <w:rPr>
-          <w:rFonts w:ascii="Helvetica" w:eastAsia="Times New Roman" w:hAnsi="Helvetica" w:cstheme="majorHAnsi"/>
-          <w:color w:val="222222"/>
-          <w:sz w:val="21"/>
-          <w:szCs w:val="21"/>
-          <w:shd w:val="clear" w:color="auto" w:fill="FFFFFF"/>
-          <w:lang w:val="en-CA"/>
-        </w:rPr>
-        <w:t>Immersiveness</w:t>
-      </w:r>
-      <w:proofErr w:type="spellEnd"/>
-      <w:r>
-        <w:rPr>
-          <w:rFonts w:ascii="Helvetica" w:eastAsia="Times New Roman" w:hAnsi="Helvetica" w:cstheme="majorHAnsi"/>
-          <w:color w:val="222222"/>
-          <w:sz w:val="21"/>
-          <w:szCs w:val="21"/>
-          <w:shd w:val="clear" w:color="auto" w:fill="FFFFFF"/>
-          <w:lang w:val="en-CA"/>
-        </w:rPr>
-        <w:t>.</w:t>
+        <w:t>, Kaur, S., Song, J., Pourazad, M. T., Wang, Y., ... &amp; Nasiopoulos, P. An Efficient Refocusing Scheme for Camera-Array Captured Light Field Video for Improved Visual Immersiveness.</w:t>
       </w:r>
       <w:r>
         <w:rPr>
@@ -9839,31 +9643,7 @@
           <w:shd w:val="clear" w:color="auto" w:fill="FFFFFF"/>
           <w:lang w:eastAsia="zh-CN"/>
         </w:rPr>
-        <w:t xml:space="preserve">(pp. 1-6). IEEE. </w:t>
-      </w:r>
-      <w:proofErr w:type="gramStart"/>
-      <w:r>
-        <w:rPr>
-          <w:rFonts w:ascii="Helvetica" w:eastAsia="Times New Roman" w:hAnsi="Helvetica" w:cstheme="majorHAnsi"/>
-          <w:color w:val="000000" w:themeColor="text1"/>
-          <w:sz w:val="21"/>
-          <w:szCs w:val="21"/>
-          <w:shd w:val="clear" w:color="auto" w:fill="FFFFFF"/>
-          <w:lang w:eastAsia="zh-CN"/>
-        </w:rPr>
-        <w:t>May,</w:t>
-      </w:r>
-      <w:proofErr w:type="gramEnd"/>
-      <w:r>
-        <w:rPr>
-          <w:rFonts w:ascii="Helvetica" w:eastAsia="Times New Roman" w:hAnsi="Helvetica" w:cstheme="majorHAnsi"/>
-          <w:color w:val="000000" w:themeColor="text1"/>
-          <w:sz w:val="21"/>
-          <w:szCs w:val="21"/>
-          <w:shd w:val="clear" w:color="auto" w:fill="FFFFFF"/>
-          <w:lang w:eastAsia="zh-CN"/>
-        </w:rPr>
-        <w:t xml:space="preserve"> 2019.</w:t>
+        <w:t>(pp. 1-6). IEEE. May, 2019.</w:t>
       </w:r>
     </w:p>
     <w:p>
@@ -9941,31 +9721,7 @@
           <w:shd w:val="clear" w:color="auto" w:fill="FFFFFF"/>
           <w:lang w:eastAsia="zh-CN"/>
         </w:rPr>
-        <w:t xml:space="preserve">A Hybrid </w:t>
-      </w:r>
-      <w:proofErr w:type="spellStart"/>
-      <w:r>
-        <w:rPr>
-          <w:rFonts w:ascii="Helvetica" w:eastAsia="Times New Roman" w:hAnsi="Helvetica" w:cstheme="majorHAnsi"/>
-          <w:color w:val="000000" w:themeColor="text1"/>
-          <w:sz w:val="21"/>
-          <w:szCs w:val="21"/>
-          <w:shd w:val="clear" w:color="auto" w:fill="FFFFFF"/>
-          <w:lang w:eastAsia="zh-CN"/>
-        </w:rPr>
-        <w:t>Gomoku</w:t>
-      </w:r>
-      <w:proofErr w:type="spellEnd"/>
-      <w:r>
-        <w:rPr>
-          <w:rFonts w:ascii="Helvetica" w:eastAsia="Times New Roman" w:hAnsi="Helvetica" w:cstheme="majorHAnsi"/>
-          <w:color w:val="000000" w:themeColor="text1"/>
-          <w:sz w:val="21"/>
-          <w:szCs w:val="21"/>
-          <w:shd w:val="clear" w:color="auto" w:fill="FFFFFF"/>
-          <w:lang w:eastAsia="zh-CN"/>
-        </w:rPr>
-        <w:t xml:space="preserve"> Deep Learning Artificial Intelligence</w:t>
+        <w:t>A Hybrid Gomoku Deep Learning Artificial Intelligence</w:t>
       </w:r>
       <w:r>
         <w:rPr>
@@ -10044,31 +9800,7 @@
           <w:shd w:val="clear" w:color="auto" w:fill="FFFFFF"/>
           <w:lang w:eastAsia="zh-CN"/>
         </w:rPr>
-        <w:t xml:space="preserve">(pp. 48-52). ACM. </w:t>
-      </w:r>
-      <w:proofErr w:type="gramStart"/>
-      <w:r>
-        <w:rPr>
-          <w:rFonts w:ascii="Helvetica" w:eastAsia="Times New Roman" w:hAnsi="Helvetica" w:cstheme="majorHAnsi"/>
-          <w:color w:val="000000" w:themeColor="text1"/>
-          <w:sz w:val="21"/>
-          <w:szCs w:val="21"/>
-          <w:shd w:val="clear" w:color="auto" w:fill="FFFFFF"/>
-          <w:lang w:eastAsia="zh-CN"/>
-        </w:rPr>
-        <w:t>December,</w:t>
-      </w:r>
-      <w:proofErr w:type="gramEnd"/>
-      <w:r>
-        <w:rPr>
-          <w:rFonts w:ascii="Helvetica" w:eastAsia="Times New Roman" w:hAnsi="Helvetica" w:cstheme="majorHAnsi"/>
-          <w:color w:val="000000" w:themeColor="text1"/>
-          <w:sz w:val="21"/>
-          <w:szCs w:val="21"/>
-          <w:shd w:val="clear" w:color="auto" w:fill="FFFFFF"/>
-          <w:lang w:eastAsia="zh-CN"/>
-        </w:rPr>
-        <w:t xml:space="preserve"> 2018.</w:t>
+        <w:t>(pp. 48-52). ACM. December, 2018.</w:t>
       </w:r>
     </w:p>
     <w:p>
@@ -10104,23 +9836,7 @@
           <w:rFonts w:ascii="Helvetica" w:hAnsi="Helvetica" w:cstheme="majorHAnsi"/>
           <w:color w:val="2E74B5" w:themeColor="accent5" w:themeShade="BF"/>
         </w:rPr>
-        <w:t xml:space="preserve"> </w:t>
-      </w:r>
-      <w:proofErr w:type="gramStart"/>
-      <w:r>
-        <w:rPr>
-          <w:rFonts w:ascii="Helvetica" w:hAnsi="Helvetica" w:cstheme="majorHAnsi"/>
-          <w:color w:val="2E74B5" w:themeColor="accent5" w:themeShade="BF"/>
-        </w:rPr>
-        <w:t>presenter</w:t>
-      </w:r>
-      <w:proofErr w:type="gramEnd"/>
-      <w:r>
-        <w:rPr>
-          <w:rFonts w:ascii="Helvetica" w:hAnsi="Helvetica" w:cstheme="majorHAnsi"/>
-          <w:color w:val="2E74B5" w:themeColor="accent5" w:themeShade="BF"/>
-        </w:rPr>
-        <w:t>.</w:t>
+        <w:t xml:space="preserve"> presenter.</w:t>
       </w:r>
     </w:p>
     <w:p>
@@ -11154,7 +10870,7 @@
           <w:szCs w:val="21"/>
           <w:lang w:eastAsia="zh-CN"/>
         </w:rPr>
-        <w:t>5</w:t>
+        <w:t>6</w:t>
       </w:r>
       <w:r>
         <w:rPr>
@@ -11892,29 +11608,7 @@
           <w:szCs w:val="21"/>
           <w:lang w:eastAsia="zh-CN"/>
         </w:rPr>
-        <w:t xml:space="preserve">(2025) </w:t>
-      </w:r>
-      <w:proofErr w:type="spellStart"/>
-      <w:r>
-        <w:rPr>
-          <w:rFonts w:ascii="Helvetica" w:hAnsi="Helvetica" w:cstheme="majorHAnsi"/>
-          <w:color w:val="000000" w:themeColor="text1"/>
-          <w:sz w:val="21"/>
-          <w:szCs w:val="21"/>
-          <w:lang w:eastAsia="zh-CN"/>
-        </w:rPr>
-        <w:t>Gmesh</w:t>
-      </w:r>
-      <w:proofErr w:type="spellEnd"/>
-      <w:r>
-        <w:rPr>
-          <w:rFonts w:ascii="Helvetica" w:hAnsi="Helvetica" w:cstheme="majorHAnsi"/>
-          <w:color w:val="000000" w:themeColor="text1"/>
-          <w:sz w:val="21"/>
-          <w:szCs w:val="21"/>
-          <w:lang w:eastAsia="zh-CN"/>
-        </w:rPr>
-        <w:t>: Differentiable Hybrid 3D Rendering Pipeline</w:t>
+        <w:t>(2025) Gmesh: Differentiable Hybrid 3D Rendering Pipeline</w:t>
       </w:r>
       <w:r>
         <w:rPr>
@@ -12032,17 +11726,7 @@
           <w:sz w:val="21"/>
           <w:szCs w:val="21"/>
         </w:rPr>
-        <w:t xml:space="preserve">t supports end-to-end learning and seamless integration with </w:t>
-      </w:r>
-      <w:proofErr w:type="spellStart"/>
-      <w:r>
-        <w:rPr>
-          <w:rFonts w:ascii="Helvetica" w:hAnsi="Helvetica" w:cstheme="majorHAnsi"/>
-          <w:color w:val="000000" w:themeColor="text1"/>
-          <w:sz w:val="21"/>
-          <w:szCs w:val="21"/>
-        </w:rPr>
-        <w:t>Py</w:t>
+        <w:t>t supports end-to-end learning and seamless integration with Py</w:t>
       </w:r>
       <w:r>
         <w:rPr>
@@ -12060,17 +11744,7 @@
           <w:sz w:val="21"/>
           <w:szCs w:val="21"/>
         </w:rPr>
-        <w:t>orch</w:t>
-      </w:r>
-      <w:proofErr w:type="spellEnd"/>
-      <w:r>
-        <w:rPr>
-          <w:rFonts w:ascii="Helvetica" w:hAnsi="Helvetica" w:cstheme="majorHAnsi"/>
-          <w:color w:val="000000" w:themeColor="text1"/>
-          <w:sz w:val="21"/>
-          <w:szCs w:val="21"/>
-        </w:rPr>
-        <w:t xml:space="preserve"> </w:t>
+        <w:t xml:space="preserve">orch </w:t>
       </w:r>
       <w:r>
         <w:rPr>
@@ -12131,20 +11805,8 @@
           <w:lang w:eastAsia="zh-CN"/>
         </w:rPr>
         <w:lastRenderedPageBreak/>
-        <w:t xml:space="preserve">(2021) </w:t>
-      </w:r>
-      <w:proofErr w:type="spellStart"/>
-      <w:r>
-        <w:rPr>
-          <w:rFonts w:ascii="Helvetica" w:hAnsi="Helvetica" w:cstheme="majorHAnsi"/>
-          <w:color w:val="000000" w:themeColor="text1"/>
-          <w:sz w:val="21"/>
-          <w:szCs w:val="21"/>
-          <w:lang w:eastAsia="zh-CN"/>
-        </w:rPr>
-        <w:t>ZenFlow</w:t>
-      </w:r>
-      <w:proofErr w:type="spellEnd"/>
+        <w:t>(2021) ZenFlow</w:t>
+      </w:r>
       <w:r>
         <w:rPr>
           <w:rFonts w:ascii="Helvetica" w:hAnsi="Helvetica" w:cstheme="majorHAnsi"/>
@@ -12474,29 +12136,7 @@
           <w:szCs w:val="21"/>
           <w:lang w:eastAsia="zh-CN"/>
         </w:rPr>
-        <w:t xml:space="preserve">(2018) Convolution-Based </w:t>
-      </w:r>
-      <w:proofErr w:type="spellStart"/>
-      <w:r>
-        <w:rPr>
-          <w:rFonts w:ascii="Helvetica" w:hAnsi="Helvetica" w:cstheme="majorHAnsi"/>
-          <w:color w:val="000000" w:themeColor="text1"/>
-          <w:sz w:val="21"/>
-          <w:szCs w:val="21"/>
-          <w:lang w:eastAsia="zh-CN"/>
-        </w:rPr>
-        <w:t>Gomoku</w:t>
-      </w:r>
-      <w:proofErr w:type="spellEnd"/>
-      <w:r>
-        <w:rPr>
-          <w:rFonts w:ascii="Helvetica" w:hAnsi="Helvetica" w:cstheme="majorHAnsi"/>
-          <w:color w:val="000000" w:themeColor="text1"/>
-          <w:sz w:val="21"/>
-          <w:szCs w:val="21"/>
-          <w:lang w:eastAsia="zh-CN"/>
-        </w:rPr>
-        <w:t xml:space="preserve"> </w:t>
+        <w:t xml:space="preserve">(2018) Convolution-Based Gomoku </w:t>
       </w:r>
       <w:r>
         <w:rPr>
@@ -12685,7 +12325,6 @@
           <w:lang w:eastAsia="zh-CN"/>
         </w:rPr>
       </w:pPr>
-      <w:proofErr w:type="spellStart"/>
       <w:r>
         <w:rPr>
           <w:rFonts w:ascii="Helvetica" w:hAnsi="Helvetica" w:cstheme="majorHAnsi"/>
@@ -12696,20 +12335,7 @@
           <w:szCs w:val="21"/>
           <w:lang w:eastAsia="zh-CN"/>
         </w:rPr>
-        <w:t>Xiangrui</w:t>
-      </w:r>
-      <w:proofErr w:type="spellEnd"/>
-      <w:r>
-        <w:rPr>
-          <w:rFonts w:ascii="Helvetica" w:hAnsi="Helvetica" w:cstheme="majorHAnsi"/>
-          <w:b/>
-          <w:bCs/>
-          <w:color w:val="000000" w:themeColor="text1"/>
-          <w:sz w:val="21"/>
-          <w:szCs w:val="21"/>
-          <w:lang w:eastAsia="zh-CN"/>
-        </w:rPr>
-        <w:t xml:space="preserve"> Liu</w:t>
+        <w:t>Xiangrui Liu</w:t>
       </w:r>
       <w:r>
         <w:rPr>
@@ -13196,29 +12822,16 @@
         </w:rPr>
         <w:t xml:space="preserve"> </w:t>
       </w:r>
-      <w:proofErr w:type="spellStart"/>
-      <w:r>
-        <w:rPr>
-          <w:rFonts w:ascii="Helvetica" w:hAnsi="Helvetica" w:cstheme="majorHAnsi"/>
-          <w:color w:val="000000" w:themeColor="text1"/>
-          <w:sz w:val="22"/>
-          <w:szCs w:val="22"/>
-          <w:lang w:eastAsia="zh-CN"/>
-        </w:rPr>
-        <w:t>PyTorch</w:t>
-      </w:r>
-      <w:proofErr w:type="spellEnd"/>
-      <w:r>
-        <w:rPr>
-          <w:rFonts w:ascii="Helvetica" w:hAnsi="Helvetica" w:cstheme="majorHAnsi"/>
-          <w:color w:val="000000" w:themeColor="text1"/>
-          <w:sz w:val="22"/>
-          <w:szCs w:val="22"/>
-          <w:lang w:eastAsia="zh-CN"/>
-        </w:rPr>
-        <w:t xml:space="preserve">, </w:t>
-      </w:r>
-      <w:proofErr w:type="spellStart"/>
+      <w:r>
+        <w:rPr>
+          <w:rFonts w:ascii="Helvetica" w:hAnsi="Helvetica" w:cstheme="majorHAnsi"/>
+          <w:color w:val="000000" w:themeColor="text1"/>
+          <w:sz w:val="22"/>
+          <w:szCs w:val="22"/>
+          <w:lang w:eastAsia="zh-CN"/>
+        </w:rPr>
+        <w:t xml:space="preserve">PyTorch, </w:t>
+      </w:r>
       <w:r>
         <w:rPr>
           <w:rFonts w:ascii="Helvetica" w:hAnsi="Helvetica" w:cstheme="majorHAnsi"/>
@@ -13229,7 +12842,6 @@
         </w:rPr>
         <w:t>Tensorflow</w:t>
       </w:r>
-      <w:proofErr w:type="spellEnd"/>
       <w:r>
         <w:rPr>
           <w:rFonts w:ascii="Helvetica" w:hAnsi="Helvetica" w:cstheme="majorHAnsi"/>
@@ -13248,29 +12860,7 @@
           <w:szCs w:val="22"/>
           <w:lang w:eastAsia="zh-CN"/>
         </w:rPr>
-        <w:t xml:space="preserve"> </w:t>
-      </w:r>
-      <w:proofErr w:type="spellStart"/>
-      <w:r>
-        <w:rPr>
-          <w:rFonts w:ascii="Helvetica" w:hAnsi="Helvetica" w:cstheme="majorHAnsi"/>
-          <w:color w:val="000000" w:themeColor="text1"/>
-          <w:sz w:val="22"/>
-          <w:szCs w:val="22"/>
-          <w:lang w:eastAsia="zh-CN"/>
-        </w:rPr>
-        <w:t>Keras</w:t>
-      </w:r>
-      <w:proofErr w:type="spellEnd"/>
-      <w:r>
-        <w:rPr>
-          <w:rFonts w:ascii="Helvetica" w:hAnsi="Helvetica" w:cstheme="majorHAnsi"/>
-          <w:color w:val="000000" w:themeColor="text1"/>
-          <w:sz w:val="22"/>
-          <w:szCs w:val="22"/>
-          <w:lang w:eastAsia="zh-CN"/>
-        </w:rPr>
-        <w:t>,</w:t>
+        <w:t xml:space="preserve"> Keras,</w:t>
       </w:r>
       <w:r>
         <w:rPr>
@@ -13300,29 +12890,7 @@
           <w:szCs w:val="22"/>
           <w:lang w:eastAsia="zh-CN"/>
         </w:rPr>
-        <w:t xml:space="preserve"> </w:t>
-      </w:r>
-      <w:proofErr w:type="spellStart"/>
-      <w:r>
-        <w:rPr>
-          <w:rFonts w:ascii="Helvetica" w:hAnsi="Helvetica" w:cstheme="majorHAnsi"/>
-          <w:color w:val="000000" w:themeColor="text1"/>
-          <w:sz w:val="22"/>
-          <w:szCs w:val="22"/>
-          <w:lang w:eastAsia="zh-CN"/>
-        </w:rPr>
-        <w:t>Gurobi</w:t>
-      </w:r>
-      <w:proofErr w:type="spellEnd"/>
-      <w:r>
-        <w:rPr>
-          <w:rFonts w:ascii="Helvetica" w:hAnsi="Helvetica" w:cstheme="majorHAnsi"/>
-          <w:color w:val="000000" w:themeColor="text1"/>
-          <w:sz w:val="22"/>
-          <w:szCs w:val="22"/>
-          <w:lang w:eastAsia="zh-CN"/>
-        </w:rPr>
-        <w:t>, Paper.js</w:t>
+        <w:t xml:space="preserve"> Gurobi, Paper.js</w:t>
       </w:r>
       <w:r>
         <w:rPr>
@@ -13807,7 +13375,7 @@
           <w:sz w:val="18"/>
           <w:szCs w:val="15"/>
         </w:rPr>
-        <w:t>1</w:t>
+        <w:t>11</w:t>
       </w:r>
       <w:r>
         <w:rPr>
@@ -15960,6 +15528,7 @@
     <w:rsid w:val="004C1E90"/>
     <w:rsid w:val="004C5ADD"/>
     <w:rsid w:val="004D59CB"/>
+    <w:rsid w:val="004E0B69"/>
     <w:rsid w:val="004F5646"/>
     <w:rsid w:val="0052517A"/>
     <w:rsid w:val="00551F94"/>

--- a/docs/CV_Peizhi.docx
+++ b/docs/CV_Peizhi.docx
@@ -961,7 +961,25 @@
           <w:sz w:val="22"/>
           <w:szCs w:val="22"/>
         </w:rPr>
-        <w:t xml:space="preserve">: Dr. Salimur Choudhury </w:t>
+        <w:t xml:space="preserve">: Dr. </w:t>
+      </w:r>
+      <w:proofErr w:type="spellStart"/>
+      <w:r>
+        <w:rPr>
+          <w:rFonts w:cstheme="majorHAnsi"/>
+          <w:sz w:val="22"/>
+          <w:szCs w:val="22"/>
+        </w:rPr>
+        <w:t>Salimur</w:t>
+      </w:r>
+      <w:proofErr w:type="spellEnd"/>
+      <w:r>
+        <w:rPr>
+          <w:rFonts w:cstheme="majorHAnsi"/>
+          <w:sz w:val="22"/>
+          <w:szCs w:val="22"/>
+        </w:rPr>
+        <w:t xml:space="preserve"> Choudhury </w:t>
       </w:r>
     </w:p>
     <w:p>
@@ -3257,7 +3275,7 @@
           <w:u w:val="single"/>
           <w:lang w:val="en-CA" w:eastAsia="zh-CN"/>
         </w:rPr>
-        <w:t>5</w:t>
+        <w:t>6</w:t>
       </w:r>
       <w:r>
         <w:rPr>
@@ -4928,7 +4946,19 @@
           <w:szCs w:val="21"/>
           <w:lang w:eastAsia="zh-CN"/>
         </w:rPr>
-        <w:t>23</w:t>
+        <w:t>2</w:t>
+      </w:r>
+      <w:r>
+        <w:rPr>
+          <w:rFonts w:ascii="Helvetica" w:hAnsi="Helvetica" w:cstheme="majorHAnsi"/>
+          <w:b/>
+          <w:bCs/>
+          <w:color w:val="2E74B5" w:themeColor="accent5" w:themeShade="BF"/>
+          <w:sz w:val="21"/>
+          <w:szCs w:val="21"/>
+          <w:lang w:eastAsia="zh-CN"/>
+        </w:rPr>
+        <w:t>5</w:t>
       </w:r>
       <w:r>
         <w:rPr>
@@ -5263,16 +5293,29 @@
         </w:rPr>
         <w:t>“</w:t>
       </w:r>
-      <w:r>
-        <w:rPr>
-          <w:rFonts w:ascii="Helvetica" w:eastAsia="Times New Roman" w:hAnsi="Helvetica" w:cstheme="majorHAnsi"/>
-          <w:color w:val="000000" w:themeColor="text1"/>
-          <w:sz w:val="21"/>
-          <w:szCs w:val="21"/>
-          <w:shd w:val="clear" w:color="auto" w:fill="FFFFFF"/>
-          <w:lang w:eastAsia="zh-CN"/>
-        </w:rPr>
-        <w:t>MMFashion+: Multimodal Federated Learning for Personalized Clothing Recommendation</w:t>
+      <w:proofErr w:type="spellStart"/>
+      <w:r>
+        <w:rPr>
+          <w:rFonts w:ascii="Helvetica" w:eastAsia="Times New Roman" w:hAnsi="Helvetica" w:cstheme="majorHAnsi"/>
+          <w:color w:val="000000" w:themeColor="text1"/>
+          <w:sz w:val="21"/>
+          <w:szCs w:val="21"/>
+          <w:shd w:val="clear" w:color="auto" w:fill="FFFFFF"/>
+          <w:lang w:eastAsia="zh-CN"/>
+        </w:rPr>
+        <w:t>MMFashion</w:t>
+      </w:r>
+      <w:proofErr w:type="spellEnd"/>
+      <w:r>
+        <w:rPr>
+          <w:rFonts w:ascii="Helvetica" w:eastAsia="Times New Roman" w:hAnsi="Helvetica" w:cstheme="majorHAnsi"/>
+          <w:color w:val="000000" w:themeColor="text1"/>
+          <w:sz w:val="21"/>
+          <w:szCs w:val="21"/>
+          <w:shd w:val="clear" w:color="auto" w:fill="FFFFFF"/>
+          <w:lang w:eastAsia="zh-CN"/>
+        </w:rPr>
+        <w:t>+: Multimodal Federated Learning for Personalized Clothing Recommendation</w:t>
       </w:r>
       <w:r>
         <w:rPr>
@@ -6786,7 +6829,29 @@
           <w:szCs w:val="21"/>
           <w:lang w:eastAsia="zh-CN"/>
         </w:rPr>
-        <w:t>, Simpson, M., Mendhe, C., Mago, V., &amp; Choudhury, S.</w:t>
+        <w:t xml:space="preserve">, Simpson, M., </w:t>
+      </w:r>
+      <w:proofErr w:type="spellStart"/>
+      <w:r>
+        <w:rPr>
+          <w:rFonts w:ascii="Helvetica" w:hAnsi="Helvetica" w:cstheme="majorHAnsi"/>
+          <w:color w:val="000000" w:themeColor="text1"/>
+          <w:sz w:val="21"/>
+          <w:szCs w:val="21"/>
+          <w:lang w:eastAsia="zh-CN"/>
+        </w:rPr>
+        <w:t>Mendhe</w:t>
+      </w:r>
+      <w:proofErr w:type="spellEnd"/>
+      <w:r>
+        <w:rPr>
+          <w:rFonts w:ascii="Helvetica" w:hAnsi="Helvetica" w:cstheme="majorHAnsi"/>
+          <w:color w:val="000000" w:themeColor="text1"/>
+          <w:sz w:val="21"/>
+          <w:szCs w:val="21"/>
+          <w:lang w:eastAsia="zh-CN"/>
+        </w:rPr>
+        <w:t>, C., Mago, V., &amp; Choudhury, S.</w:t>
       </w:r>
       <w:r>
         <w:rPr>
@@ -7016,8 +7081,20 @@
           <w:szCs w:val="21"/>
           <w:lang w:eastAsia="zh-CN"/>
         </w:rPr>
-        <w:t>, Al-Turjman</w:t>
-      </w:r>
+        <w:t>, Al-</w:t>
+      </w:r>
+      <w:proofErr w:type="spellStart"/>
+      <w:r>
+        <w:rPr>
+          <w:rFonts w:ascii="Helvetica" w:hAnsi="Helvetica" w:cstheme="majorHAnsi"/>
+          <w:color w:val="000000" w:themeColor="text1"/>
+          <w:sz w:val="21"/>
+          <w:szCs w:val="21"/>
+          <w:lang w:eastAsia="zh-CN"/>
+        </w:rPr>
+        <w:t>Turjman</w:t>
+      </w:r>
+      <w:proofErr w:type="spellEnd"/>
       <w:r>
         <w:rPr>
           <w:rFonts w:ascii="Helvetica" w:hAnsi="Helvetica" w:cstheme="majorHAnsi"/>
@@ -7036,8 +7113,20 @@
           <w:szCs w:val="21"/>
           <w:lang w:eastAsia="zh-CN"/>
         </w:rPr>
-        <w:t xml:space="preserve"> F., Al-Oqily</w:t>
-      </w:r>
+        <w:t xml:space="preserve"> F., Al-</w:t>
+      </w:r>
+      <w:proofErr w:type="spellStart"/>
+      <w:r>
+        <w:rPr>
+          <w:rFonts w:ascii="Helvetica" w:hAnsi="Helvetica" w:cstheme="majorHAnsi"/>
+          <w:color w:val="000000" w:themeColor="text1"/>
+          <w:sz w:val="21"/>
+          <w:szCs w:val="21"/>
+          <w:lang w:eastAsia="zh-CN"/>
+        </w:rPr>
+        <w:t>Oqily</w:t>
+      </w:r>
+      <w:proofErr w:type="spellEnd"/>
       <w:r>
         <w:rPr>
           <w:rFonts w:ascii="Helvetica" w:hAnsi="Helvetica" w:cstheme="majorHAnsi"/>
@@ -7698,7 +7787,29 @@
           <w:szCs w:val="21"/>
           <w:lang w:eastAsia="zh-CN"/>
         </w:rPr>
-        <w:t>Using Convolution and Deep Learning in Gomoku Game Artificial Intelligence</w:t>
+        <w:t xml:space="preserve">Using Convolution and Deep Learning in </w:t>
+      </w:r>
+      <w:proofErr w:type="spellStart"/>
+      <w:r>
+        <w:rPr>
+          <w:rFonts w:ascii="Helvetica" w:hAnsi="Helvetica" w:cstheme="majorHAnsi"/>
+          <w:color w:val="000000" w:themeColor="text1"/>
+          <w:sz w:val="21"/>
+          <w:szCs w:val="21"/>
+          <w:lang w:eastAsia="zh-CN"/>
+        </w:rPr>
+        <w:t>Gomoku</w:t>
+      </w:r>
+      <w:proofErr w:type="spellEnd"/>
+      <w:r>
+        <w:rPr>
+          <w:rFonts w:ascii="Helvetica" w:hAnsi="Helvetica" w:cstheme="majorHAnsi"/>
+          <w:color w:val="000000" w:themeColor="text1"/>
+          <w:sz w:val="21"/>
+          <w:szCs w:val="21"/>
+          <w:lang w:eastAsia="zh-CN"/>
+        </w:rPr>
+        <w:t xml:space="preserve"> Game Artificial Intelligence</w:t>
       </w:r>
       <w:r>
         <w:rPr>
@@ -7908,6 +8019,7 @@
         </w:rPr>
         <w:t>“</w:t>
       </w:r>
+      <w:proofErr w:type="spellStart"/>
       <w:r>
         <w:rPr>
           <w:rFonts w:ascii="Helvetica" w:eastAsia="Times New Roman" w:hAnsi="Helvetica" w:cs="Times New Roman"/>
@@ -7917,7 +8029,19 @@
           <w:shd w:val="clear" w:color="auto" w:fill="FFFFFF"/>
           <w:lang w:eastAsia="zh-CN"/>
         </w:rPr>
-        <w:t>ArchitectHead: Continuous Level of Detail Control for 3D Gaussian Head Avatars</w:t>
+        <w:t>ArchitectHead</w:t>
+      </w:r>
+      <w:proofErr w:type="spellEnd"/>
+      <w:r>
+        <w:rPr>
+          <w:rFonts w:ascii="Helvetica" w:eastAsia="Times New Roman" w:hAnsi="Helvetica" w:cs="Times New Roman"/>
+          <w:color w:val="000000" w:themeColor="text1"/>
+          <w:sz w:val="21"/>
+          <w:szCs w:val="21"/>
+          <w:shd w:val="clear" w:color="auto" w:fill="FFFFFF"/>
+          <w:lang w:eastAsia="zh-CN"/>
+        </w:rPr>
+        <w:t>: Continuous Level of Detail Control for 3D Gaussian Head Avatars</w:t>
       </w:r>
       <w:r>
         <w:rPr>
@@ -9066,7 +9190,79 @@
           <w:shd w:val="clear" w:color="auto" w:fill="FFFFFF"/>
           <w:lang w:val="en-CA"/>
         </w:rPr>
-        <w:t>, Kaur, S., Song, J., Pourazad, M. T., Wang, Y., ... &amp; Nasiopoulos, P. An Efficient Refocusing Scheme for Camera-Array Captured Light Field Video for Improved Visual Immersiveness.</w:t>
+        <w:t xml:space="preserve">, Kaur, S., Song, J., </w:t>
+      </w:r>
+      <w:proofErr w:type="spellStart"/>
+      <w:r>
+        <w:rPr>
+          <w:rFonts w:ascii="Helvetica" w:eastAsia="Times New Roman" w:hAnsi="Helvetica" w:cstheme="majorHAnsi"/>
+          <w:color w:val="222222"/>
+          <w:sz w:val="21"/>
+          <w:szCs w:val="21"/>
+          <w:shd w:val="clear" w:color="auto" w:fill="FFFFFF"/>
+          <w:lang w:val="en-CA"/>
+        </w:rPr>
+        <w:t>Pourazad</w:t>
+      </w:r>
+      <w:proofErr w:type="spellEnd"/>
+      <w:r>
+        <w:rPr>
+          <w:rFonts w:ascii="Helvetica" w:eastAsia="Times New Roman" w:hAnsi="Helvetica" w:cstheme="majorHAnsi"/>
+          <w:color w:val="222222"/>
+          <w:sz w:val="21"/>
+          <w:szCs w:val="21"/>
+          <w:shd w:val="clear" w:color="auto" w:fill="FFFFFF"/>
+          <w:lang w:val="en-CA"/>
+        </w:rPr>
+        <w:t xml:space="preserve">, M. T., Wang, Y., ... &amp; </w:t>
+      </w:r>
+      <w:proofErr w:type="spellStart"/>
+      <w:r>
+        <w:rPr>
+          <w:rFonts w:ascii="Helvetica" w:eastAsia="Times New Roman" w:hAnsi="Helvetica" w:cstheme="majorHAnsi"/>
+          <w:color w:val="222222"/>
+          <w:sz w:val="21"/>
+          <w:szCs w:val="21"/>
+          <w:shd w:val="clear" w:color="auto" w:fill="FFFFFF"/>
+          <w:lang w:val="en-CA"/>
+        </w:rPr>
+        <w:t>Nasiopoulos</w:t>
+      </w:r>
+      <w:proofErr w:type="spellEnd"/>
+      <w:r>
+        <w:rPr>
+          <w:rFonts w:ascii="Helvetica" w:eastAsia="Times New Roman" w:hAnsi="Helvetica" w:cstheme="majorHAnsi"/>
+          <w:color w:val="222222"/>
+          <w:sz w:val="21"/>
+          <w:szCs w:val="21"/>
+          <w:shd w:val="clear" w:color="auto" w:fill="FFFFFF"/>
+          <w:lang w:val="en-CA"/>
+        </w:rPr>
+        <w:t xml:space="preserve">, P. An Efficient Refocusing Scheme for Camera-Array Captured Light Field Video for Improved Visual </w:t>
+      </w:r>
+      <w:proofErr w:type="spellStart"/>
+      <w:r>
+        <w:rPr>
+          <w:rFonts w:ascii="Helvetica" w:eastAsia="Times New Roman" w:hAnsi="Helvetica" w:cstheme="majorHAnsi"/>
+          <w:color w:val="222222"/>
+          <w:sz w:val="21"/>
+          <w:szCs w:val="21"/>
+          <w:shd w:val="clear" w:color="auto" w:fill="FFFFFF"/>
+          <w:lang w:val="en-CA"/>
+        </w:rPr>
+        <w:t>Immersiveness</w:t>
+      </w:r>
+      <w:proofErr w:type="spellEnd"/>
+      <w:r>
+        <w:rPr>
+          <w:rFonts w:ascii="Helvetica" w:eastAsia="Times New Roman" w:hAnsi="Helvetica" w:cstheme="majorHAnsi"/>
+          <w:color w:val="222222"/>
+          <w:sz w:val="21"/>
+          <w:szCs w:val="21"/>
+          <w:shd w:val="clear" w:color="auto" w:fill="FFFFFF"/>
+          <w:lang w:val="en-CA"/>
+        </w:rPr>
+        <w:t>.</w:t>
       </w:r>
       <w:r>
         <w:rPr>
@@ -9643,7 +9839,31 @@
           <w:shd w:val="clear" w:color="auto" w:fill="FFFFFF"/>
           <w:lang w:eastAsia="zh-CN"/>
         </w:rPr>
-        <w:t>(pp. 1-6). IEEE. May, 2019.</w:t>
+        <w:t xml:space="preserve">(pp. 1-6). IEEE. </w:t>
+      </w:r>
+      <w:proofErr w:type="gramStart"/>
+      <w:r>
+        <w:rPr>
+          <w:rFonts w:ascii="Helvetica" w:eastAsia="Times New Roman" w:hAnsi="Helvetica" w:cstheme="majorHAnsi"/>
+          <w:color w:val="000000" w:themeColor="text1"/>
+          <w:sz w:val="21"/>
+          <w:szCs w:val="21"/>
+          <w:shd w:val="clear" w:color="auto" w:fill="FFFFFF"/>
+          <w:lang w:eastAsia="zh-CN"/>
+        </w:rPr>
+        <w:t>May,</w:t>
+      </w:r>
+      <w:proofErr w:type="gramEnd"/>
+      <w:r>
+        <w:rPr>
+          <w:rFonts w:ascii="Helvetica" w:eastAsia="Times New Roman" w:hAnsi="Helvetica" w:cstheme="majorHAnsi"/>
+          <w:color w:val="000000" w:themeColor="text1"/>
+          <w:sz w:val="21"/>
+          <w:szCs w:val="21"/>
+          <w:shd w:val="clear" w:color="auto" w:fill="FFFFFF"/>
+          <w:lang w:eastAsia="zh-CN"/>
+        </w:rPr>
+        <w:t xml:space="preserve"> 2019.</w:t>
       </w:r>
     </w:p>
     <w:p>
@@ -9721,7 +9941,31 @@
           <w:shd w:val="clear" w:color="auto" w:fill="FFFFFF"/>
           <w:lang w:eastAsia="zh-CN"/>
         </w:rPr>
-        <w:t>A Hybrid Gomoku Deep Learning Artificial Intelligence</w:t>
+        <w:t xml:space="preserve">A Hybrid </w:t>
+      </w:r>
+      <w:proofErr w:type="spellStart"/>
+      <w:r>
+        <w:rPr>
+          <w:rFonts w:ascii="Helvetica" w:eastAsia="Times New Roman" w:hAnsi="Helvetica" w:cstheme="majorHAnsi"/>
+          <w:color w:val="000000" w:themeColor="text1"/>
+          <w:sz w:val="21"/>
+          <w:szCs w:val="21"/>
+          <w:shd w:val="clear" w:color="auto" w:fill="FFFFFF"/>
+          <w:lang w:eastAsia="zh-CN"/>
+        </w:rPr>
+        <w:t>Gomoku</w:t>
+      </w:r>
+      <w:proofErr w:type="spellEnd"/>
+      <w:r>
+        <w:rPr>
+          <w:rFonts w:ascii="Helvetica" w:eastAsia="Times New Roman" w:hAnsi="Helvetica" w:cstheme="majorHAnsi"/>
+          <w:color w:val="000000" w:themeColor="text1"/>
+          <w:sz w:val="21"/>
+          <w:szCs w:val="21"/>
+          <w:shd w:val="clear" w:color="auto" w:fill="FFFFFF"/>
+          <w:lang w:eastAsia="zh-CN"/>
+        </w:rPr>
+        <w:t xml:space="preserve"> Deep Learning Artificial Intelligence</w:t>
       </w:r>
       <w:r>
         <w:rPr>
@@ -9800,7 +10044,31 @@
           <w:shd w:val="clear" w:color="auto" w:fill="FFFFFF"/>
           <w:lang w:eastAsia="zh-CN"/>
         </w:rPr>
-        <w:t>(pp. 48-52). ACM. December, 2018.</w:t>
+        <w:t xml:space="preserve">(pp. 48-52). ACM. </w:t>
+      </w:r>
+      <w:proofErr w:type="gramStart"/>
+      <w:r>
+        <w:rPr>
+          <w:rFonts w:ascii="Helvetica" w:eastAsia="Times New Roman" w:hAnsi="Helvetica" w:cstheme="majorHAnsi"/>
+          <w:color w:val="000000" w:themeColor="text1"/>
+          <w:sz w:val="21"/>
+          <w:szCs w:val="21"/>
+          <w:shd w:val="clear" w:color="auto" w:fill="FFFFFF"/>
+          <w:lang w:eastAsia="zh-CN"/>
+        </w:rPr>
+        <w:t>December,</w:t>
+      </w:r>
+      <w:proofErr w:type="gramEnd"/>
+      <w:r>
+        <w:rPr>
+          <w:rFonts w:ascii="Helvetica" w:eastAsia="Times New Roman" w:hAnsi="Helvetica" w:cstheme="majorHAnsi"/>
+          <w:color w:val="000000" w:themeColor="text1"/>
+          <w:sz w:val="21"/>
+          <w:szCs w:val="21"/>
+          <w:shd w:val="clear" w:color="auto" w:fill="FFFFFF"/>
+          <w:lang w:eastAsia="zh-CN"/>
+        </w:rPr>
+        <w:t xml:space="preserve"> 2018.</w:t>
       </w:r>
     </w:p>
     <w:p>
@@ -9836,7 +10104,23 @@
           <w:rFonts w:ascii="Helvetica" w:hAnsi="Helvetica" w:cstheme="majorHAnsi"/>
           <w:color w:val="2E74B5" w:themeColor="accent5" w:themeShade="BF"/>
         </w:rPr>
-        <w:t xml:space="preserve"> presenter.</w:t>
+        <w:t xml:space="preserve"> </w:t>
+      </w:r>
+      <w:proofErr w:type="gramStart"/>
+      <w:r>
+        <w:rPr>
+          <w:rFonts w:ascii="Helvetica" w:hAnsi="Helvetica" w:cstheme="majorHAnsi"/>
+          <w:color w:val="2E74B5" w:themeColor="accent5" w:themeShade="BF"/>
+        </w:rPr>
+        <w:t>presenter</w:t>
+      </w:r>
+      <w:proofErr w:type="gramEnd"/>
+      <w:r>
+        <w:rPr>
+          <w:rFonts w:ascii="Helvetica" w:hAnsi="Helvetica" w:cstheme="majorHAnsi"/>
+          <w:color w:val="2E74B5" w:themeColor="accent5" w:themeShade="BF"/>
+        </w:rPr>
+        <w:t>.</w:t>
       </w:r>
     </w:p>
     <w:p>
@@ -10870,7 +11154,7 @@
           <w:szCs w:val="21"/>
           <w:lang w:eastAsia="zh-CN"/>
         </w:rPr>
-        <w:t>6</w:t>
+        <w:t>7</w:t>
       </w:r>
       <w:r>
         <w:rPr>
@@ -11608,7 +11892,29 @@
           <w:szCs w:val="21"/>
           <w:lang w:eastAsia="zh-CN"/>
         </w:rPr>
-        <w:t>(2025) Gmesh: Differentiable Hybrid 3D Rendering Pipeline</w:t>
+        <w:t xml:space="preserve">(2025) </w:t>
+      </w:r>
+      <w:proofErr w:type="spellStart"/>
+      <w:r>
+        <w:rPr>
+          <w:rFonts w:ascii="Helvetica" w:hAnsi="Helvetica" w:cstheme="majorHAnsi"/>
+          <w:color w:val="000000" w:themeColor="text1"/>
+          <w:sz w:val="21"/>
+          <w:szCs w:val="21"/>
+          <w:lang w:eastAsia="zh-CN"/>
+        </w:rPr>
+        <w:t>Gmesh</w:t>
+      </w:r>
+      <w:proofErr w:type="spellEnd"/>
+      <w:r>
+        <w:rPr>
+          <w:rFonts w:ascii="Helvetica" w:hAnsi="Helvetica" w:cstheme="majorHAnsi"/>
+          <w:color w:val="000000" w:themeColor="text1"/>
+          <w:sz w:val="21"/>
+          <w:szCs w:val="21"/>
+          <w:lang w:eastAsia="zh-CN"/>
+        </w:rPr>
+        <w:t>: Differentiable Hybrid 3D Rendering Pipeline</w:t>
       </w:r>
       <w:r>
         <w:rPr>
@@ -11726,7 +12032,17 @@
           <w:sz w:val="21"/>
           <w:szCs w:val="21"/>
         </w:rPr>
-        <w:t>t supports end-to-end learning and seamless integration with Py</w:t>
+        <w:t xml:space="preserve">t supports end-to-end learning and seamless integration with </w:t>
+      </w:r>
+      <w:proofErr w:type="spellStart"/>
+      <w:r>
+        <w:rPr>
+          <w:rFonts w:ascii="Helvetica" w:hAnsi="Helvetica" w:cstheme="majorHAnsi"/>
+          <w:color w:val="000000" w:themeColor="text1"/>
+          <w:sz w:val="21"/>
+          <w:szCs w:val="21"/>
+        </w:rPr>
+        <w:t>Py</w:t>
       </w:r>
       <w:r>
         <w:rPr>
@@ -11744,7 +12060,17 @@
           <w:sz w:val="21"/>
           <w:szCs w:val="21"/>
         </w:rPr>
-        <w:t xml:space="preserve">orch </w:t>
+        <w:t>orch</w:t>
+      </w:r>
+      <w:proofErr w:type="spellEnd"/>
+      <w:r>
+        <w:rPr>
+          <w:rFonts w:ascii="Helvetica" w:hAnsi="Helvetica" w:cstheme="majorHAnsi"/>
+          <w:color w:val="000000" w:themeColor="text1"/>
+          <w:sz w:val="21"/>
+          <w:szCs w:val="21"/>
+        </w:rPr>
+        <w:t xml:space="preserve"> </w:t>
       </w:r>
       <w:r>
         <w:rPr>
@@ -11805,8 +12131,20 @@
           <w:lang w:eastAsia="zh-CN"/>
         </w:rPr>
         <w:lastRenderedPageBreak/>
-        <w:t>(2021) ZenFlow</w:t>
-      </w:r>
+        <w:t xml:space="preserve">(2021) </w:t>
+      </w:r>
+      <w:proofErr w:type="spellStart"/>
+      <w:r>
+        <w:rPr>
+          <w:rFonts w:ascii="Helvetica" w:hAnsi="Helvetica" w:cstheme="majorHAnsi"/>
+          <w:color w:val="000000" w:themeColor="text1"/>
+          <w:sz w:val="21"/>
+          <w:szCs w:val="21"/>
+          <w:lang w:eastAsia="zh-CN"/>
+        </w:rPr>
+        <w:t>ZenFlow</w:t>
+      </w:r>
+      <w:proofErr w:type="spellEnd"/>
       <w:r>
         <w:rPr>
           <w:rFonts w:ascii="Helvetica" w:hAnsi="Helvetica" w:cstheme="majorHAnsi"/>
@@ -12136,7 +12474,29 @@
           <w:szCs w:val="21"/>
           <w:lang w:eastAsia="zh-CN"/>
         </w:rPr>
-        <w:t xml:space="preserve">(2018) Convolution-Based Gomoku </w:t>
+        <w:t xml:space="preserve">(2018) Convolution-Based </w:t>
+      </w:r>
+      <w:proofErr w:type="spellStart"/>
+      <w:r>
+        <w:rPr>
+          <w:rFonts w:ascii="Helvetica" w:hAnsi="Helvetica" w:cstheme="majorHAnsi"/>
+          <w:color w:val="000000" w:themeColor="text1"/>
+          <w:sz w:val="21"/>
+          <w:szCs w:val="21"/>
+          <w:lang w:eastAsia="zh-CN"/>
+        </w:rPr>
+        <w:t>Gomoku</w:t>
+      </w:r>
+      <w:proofErr w:type="spellEnd"/>
+      <w:r>
+        <w:rPr>
+          <w:rFonts w:ascii="Helvetica" w:hAnsi="Helvetica" w:cstheme="majorHAnsi"/>
+          <w:color w:val="000000" w:themeColor="text1"/>
+          <w:sz w:val="21"/>
+          <w:szCs w:val="21"/>
+          <w:lang w:eastAsia="zh-CN"/>
+        </w:rPr>
+        <w:t xml:space="preserve"> </w:t>
       </w:r>
       <w:r>
         <w:rPr>
@@ -12325,6 +12685,7 @@
           <w:lang w:eastAsia="zh-CN"/>
         </w:rPr>
       </w:pPr>
+      <w:proofErr w:type="spellStart"/>
       <w:r>
         <w:rPr>
           <w:rFonts w:ascii="Helvetica" w:hAnsi="Helvetica" w:cstheme="majorHAnsi"/>
@@ -12335,7 +12696,20 @@
           <w:szCs w:val="21"/>
           <w:lang w:eastAsia="zh-CN"/>
         </w:rPr>
-        <w:t>Xiangrui Liu</w:t>
+        <w:t>Xiangrui</w:t>
+      </w:r>
+      <w:proofErr w:type="spellEnd"/>
+      <w:r>
+        <w:rPr>
+          <w:rFonts w:ascii="Helvetica" w:hAnsi="Helvetica" w:cstheme="majorHAnsi"/>
+          <w:b/>
+          <w:bCs/>
+          <w:color w:val="000000" w:themeColor="text1"/>
+          <w:sz w:val="21"/>
+          <w:szCs w:val="21"/>
+          <w:lang w:eastAsia="zh-CN"/>
+        </w:rPr>
+        <w:t xml:space="preserve"> Liu</w:t>
       </w:r>
       <w:r>
         <w:rPr>
@@ -12822,16 +13196,29 @@
         </w:rPr>
         <w:t xml:space="preserve"> </w:t>
       </w:r>
-      <w:r>
-        <w:rPr>
-          <w:rFonts w:ascii="Helvetica" w:hAnsi="Helvetica" w:cstheme="majorHAnsi"/>
-          <w:color w:val="000000" w:themeColor="text1"/>
-          <w:sz w:val="22"/>
-          <w:szCs w:val="22"/>
-          <w:lang w:eastAsia="zh-CN"/>
-        </w:rPr>
-        <w:t xml:space="preserve">PyTorch, </w:t>
-      </w:r>
+      <w:proofErr w:type="spellStart"/>
+      <w:r>
+        <w:rPr>
+          <w:rFonts w:ascii="Helvetica" w:hAnsi="Helvetica" w:cstheme="majorHAnsi"/>
+          <w:color w:val="000000" w:themeColor="text1"/>
+          <w:sz w:val="22"/>
+          <w:szCs w:val="22"/>
+          <w:lang w:eastAsia="zh-CN"/>
+        </w:rPr>
+        <w:t>PyTorch</w:t>
+      </w:r>
+      <w:proofErr w:type="spellEnd"/>
+      <w:r>
+        <w:rPr>
+          <w:rFonts w:ascii="Helvetica" w:hAnsi="Helvetica" w:cstheme="majorHAnsi"/>
+          <w:color w:val="000000" w:themeColor="text1"/>
+          <w:sz w:val="22"/>
+          <w:szCs w:val="22"/>
+          <w:lang w:eastAsia="zh-CN"/>
+        </w:rPr>
+        <w:t xml:space="preserve">, </w:t>
+      </w:r>
+      <w:proofErr w:type="spellStart"/>
       <w:r>
         <w:rPr>
           <w:rFonts w:ascii="Helvetica" w:hAnsi="Helvetica" w:cstheme="majorHAnsi"/>
@@ -12842,6 +13229,7 @@
         </w:rPr>
         <w:t>Tensorflow</w:t>
       </w:r>
+      <w:proofErr w:type="spellEnd"/>
       <w:r>
         <w:rPr>
           <w:rFonts w:ascii="Helvetica" w:hAnsi="Helvetica" w:cstheme="majorHAnsi"/>
@@ -12860,7 +13248,29 @@
           <w:szCs w:val="22"/>
           <w:lang w:eastAsia="zh-CN"/>
         </w:rPr>
-        <w:t xml:space="preserve"> Keras,</w:t>
+        <w:t xml:space="preserve"> </w:t>
+      </w:r>
+      <w:proofErr w:type="spellStart"/>
+      <w:r>
+        <w:rPr>
+          <w:rFonts w:ascii="Helvetica" w:hAnsi="Helvetica" w:cstheme="majorHAnsi"/>
+          <w:color w:val="000000" w:themeColor="text1"/>
+          <w:sz w:val="22"/>
+          <w:szCs w:val="22"/>
+          <w:lang w:eastAsia="zh-CN"/>
+        </w:rPr>
+        <w:t>Keras</w:t>
+      </w:r>
+      <w:proofErr w:type="spellEnd"/>
+      <w:r>
+        <w:rPr>
+          <w:rFonts w:ascii="Helvetica" w:hAnsi="Helvetica" w:cstheme="majorHAnsi"/>
+          <w:color w:val="000000" w:themeColor="text1"/>
+          <w:sz w:val="22"/>
+          <w:szCs w:val="22"/>
+          <w:lang w:eastAsia="zh-CN"/>
+        </w:rPr>
+        <w:t>,</w:t>
       </w:r>
       <w:r>
         <w:rPr>
@@ -12890,7 +13300,29 @@
           <w:szCs w:val="22"/>
           <w:lang w:eastAsia="zh-CN"/>
         </w:rPr>
-        <w:t xml:space="preserve"> Gurobi, Paper.js</w:t>
+        <w:t xml:space="preserve"> </w:t>
+      </w:r>
+      <w:proofErr w:type="spellStart"/>
+      <w:r>
+        <w:rPr>
+          <w:rFonts w:ascii="Helvetica" w:hAnsi="Helvetica" w:cstheme="majorHAnsi"/>
+          <w:color w:val="000000" w:themeColor="text1"/>
+          <w:sz w:val="22"/>
+          <w:szCs w:val="22"/>
+          <w:lang w:eastAsia="zh-CN"/>
+        </w:rPr>
+        <w:t>Gurobi</w:t>
+      </w:r>
+      <w:proofErr w:type="spellEnd"/>
+      <w:r>
+        <w:rPr>
+          <w:rFonts w:ascii="Helvetica" w:hAnsi="Helvetica" w:cstheme="majorHAnsi"/>
+          <w:color w:val="000000" w:themeColor="text1"/>
+          <w:sz w:val="22"/>
+          <w:szCs w:val="22"/>
+          <w:lang w:eastAsia="zh-CN"/>
+        </w:rPr>
+        <w:t>, Paper.js</w:t>
       </w:r>
       <w:r>
         <w:rPr>
@@ -13375,7 +13807,16 @@
           <w:sz w:val="18"/>
           <w:szCs w:val="15"/>
         </w:rPr>
-        <w:t>11</w:t>
+        <w:t>1</w:t>
+      </w:r>
+      <w:r>
+        <w:rPr>
+          <w:rFonts w:ascii="Helvetica" w:hAnsi="Helvetica" w:cstheme="majorHAnsi"/>
+          <w:color w:val="2F5496" w:themeColor="accent1" w:themeShade="BF"/>
+          <w:sz w:val="18"/>
+          <w:szCs w:val="15"/>
+        </w:rPr>
+        <w:t>8</w:t>
       </w:r>
       <w:r>
         <w:rPr>
@@ -15372,7 +15813,7 @@
     <w:charset w:val="00"/>
     <w:family w:val="swiss"/>
     <w:pitch w:val="variable"/>
-    <w:sig w:usb0="E0002AFF" w:usb1="C000247B" w:usb2="00000009" w:usb3="00000000" w:csb0="000001FF" w:csb1="00000000"/>
+    <w:sig w:usb0="E4002EFF" w:usb1="C200247B" w:usb2="00000009" w:usb3="00000000" w:csb0="000001FF" w:csb1="00000000"/>
   </w:font>
   <w:font w:name="DengXian">
     <w:altName w:val="等线"/>
@@ -15387,7 +15828,7 @@
     <w:charset w:val="00"/>
     <w:family w:val="swiss"/>
     <w:pitch w:val="variable"/>
-    <w:sig w:usb0="E4002EFF" w:usb1="C200247B" w:usb2="00000009" w:usb3="00000000" w:csb0="000001FF" w:csb1="00000000"/>
+    <w:sig w:usb0="E0002AFF" w:usb1="C000247B" w:usb2="00000009" w:usb3="00000000" w:csb0="000001FF" w:csb1="00000000"/>
   </w:font>
   <w:font w:name="DengXian Light">
     <w:altName w:val="等线 Light"/>
@@ -15481,6 +15922,7 @@
     <w:rsid w:val="00127DA4"/>
     <w:rsid w:val="001456A4"/>
     <w:rsid w:val="0015711E"/>
+    <w:rsid w:val="00160545"/>
     <w:rsid w:val="00163254"/>
     <w:rsid w:val="0016509F"/>
     <w:rsid w:val="00167DB9"/>
@@ -15631,6 +16073,7 @@
     <w:rsid w:val="00AA2616"/>
     <w:rsid w:val="00AB0E52"/>
     <w:rsid w:val="00AB1602"/>
+    <w:rsid w:val="00AD3B01"/>
     <w:rsid w:val="00AE12C9"/>
     <w:rsid w:val="00AE60CF"/>
     <w:rsid w:val="00B06913"/>

--- a/docs/CV_Peizhi.docx
+++ b/docs/CV_Peizhi.docx
@@ -3273,9 +3273,9 @@
           <w:sz w:val="21"/>
           <w:szCs w:val="21"/>
           <w:u w:val="single"/>
-          <w:lang w:val="en-CA" w:eastAsia="zh-CN"/>
-        </w:rPr>
-        <w:t>6</w:t>
+          <w:lang w:eastAsia="zh-CN"/>
+        </w:rPr>
+        <w:t>7</w:t>
       </w:r>
       <w:r>
         <w:rPr>
@@ -4946,7 +4946,7 @@
           <w:szCs w:val="21"/>
           <w:lang w:eastAsia="zh-CN"/>
         </w:rPr>
-        <w:t>2</w:t>
+        <w:t>32</w:t>
       </w:r>
       <w:r>
         <w:rPr>
@@ -4958,7 +4958,7 @@
           <w:szCs w:val="21"/>
           <w:lang w:eastAsia="zh-CN"/>
         </w:rPr>
-        <w:t>5</w:t>
+        <w:t xml:space="preserve"> </w:t>
       </w:r>
       <w:r>
         <w:rPr>
@@ -4970,6 +4970,18 @@
           <w:szCs w:val="21"/>
           <w:lang w:eastAsia="zh-CN"/>
         </w:rPr>
+        <w:t xml:space="preserve">      </w:t>
+      </w:r>
+      <w:r>
+        <w:rPr>
+          <w:rFonts w:ascii="Helvetica" w:hAnsi="Helvetica" w:cstheme="majorHAnsi"/>
+          <w:b/>
+          <w:bCs/>
+          <w:color w:val="2E74B5" w:themeColor="accent5" w:themeShade="BF"/>
+          <w:sz w:val="21"/>
+          <w:szCs w:val="21"/>
+          <w:lang w:eastAsia="zh-CN"/>
+        </w:rPr>
         <w:t xml:space="preserve"> </w:t>
       </w:r>
       <w:r>
@@ -4982,7 +4994,7 @@
           <w:szCs w:val="21"/>
           <w:lang w:eastAsia="zh-CN"/>
         </w:rPr>
-        <w:t xml:space="preserve">      </w:t>
+        <w:t xml:space="preserve">h-index: </w:t>
       </w:r>
       <w:r>
         <w:rPr>
@@ -4994,6 +5006,30 @@
           <w:szCs w:val="21"/>
           <w:lang w:eastAsia="zh-CN"/>
         </w:rPr>
+        <w:t>10</w:t>
+      </w:r>
+      <w:r>
+        <w:rPr>
+          <w:rFonts w:ascii="Helvetica" w:hAnsi="Helvetica" w:cstheme="majorHAnsi"/>
+          <w:b/>
+          <w:bCs/>
+          <w:color w:val="2E74B5" w:themeColor="accent5" w:themeShade="BF"/>
+          <w:sz w:val="21"/>
+          <w:szCs w:val="21"/>
+          <w:lang w:eastAsia="zh-CN"/>
+        </w:rPr>
+        <w:t xml:space="preserve">   </w:t>
+      </w:r>
+      <w:r>
+        <w:rPr>
+          <w:rFonts w:ascii="Helvetica" w:hAnsi="Helvetica" w:cstheme="majorHAnsi"/>
+          <w:b/>
+          <w:bCs/>
+          <w:color w:val="2E74B5" w:themeColor="accent5" w:themeShade="BF"/>
+          <w:sz w:val="21"/>
+          <w:szCs w:val="21"/>
+          <w:lang w:eastAsia="zh-CN"/>
+        </w:rPr>
         <w:t xml:space="preserve"> </w:t>
       </w:r>
       <w:r>
@@ -5006,7 +5042,7 @@
           <w:szCs w:val="21"/>
           <w:lang w:eastAsia="zh-CN"/>
         </w:rPr>
-        <w:t xml:space="preserve">h-index: </w:t>
+        <w:t xml:space="preserve">     </w:t>
       </w:r>
       <w:r>
         <w:rPr>
@@ -5018,7 +5054,7 @@
           <w:szCs w:val="21"/>
           <w:lang w:eastAsia="zh-CN"/>
         </w:rPr>
-        <w:t>9</w:t>
+        <w:t xml:space="preserve">i10-index: </w:t>
       </w:r>
       <w:r>
         <w:rPr>
@@ -5030,55 +5066,7 @@
           <w:szCs w:val="21"/>
           <w:lang w:eastAsia="zh-CN"/>
         </w:rPr>
-        <w:t xml:space="preserve">   </w:t>
-      </w:r>
-      <w:r>
-        <w:rPr>
-          <w:rFonts w:ascii="Helvetica" w:hAnsi="Helvetica" w:cstheme="majorHAnsi"/>
-          <w:b/>
-          <w:bCs/>
-          <w:color w:val="2E74B5" w:themeColor="accent5" w:themeShade="BF"/>
-          <w:sz w:val="21"/>
-          <w:szCs w:val="21"/>
-          <w:lang w:eastAsia="zh-CN"/>
-        </w:rPr>
-        <w:t xml:space="preserve"> </w:t>
-      </w:r>
-      <w:r>
-        <w:rPr>
-          <w:rFonts w:ascii="Helvetica" w:hAnsi="Helvetica" w:cstheme="majorHAnsi"/>
-          <w:b/>
-          <w:bCs/>
-          <w:color w:val="2E74B5" w:themeColor="accent5" w:themeShade="BF"/>
-          <w:sz w:val="21"/>
-          <w:szCs w:val="21"/>
-          <w:lang w:eastAsia="zh-CN"/>
-        </w:rPr>
-        <w:t xml:space="preserve">     </w:t>
-      </w:r>
-      <w:r>
-        <w:rPr>
-          <w:rFonts w:ascii="Helvetica" w:hAnsi="Helvetica" w:cstheme="majorHAnsi"/>
-          <w:b/>
-          <w:bCs/>
-          <w:color w:val="2E74B5" w:themeColor="accent5" w:themeShade="BF"/>
-          <w:sz w:val="21"/>
-          <w:szCs w:val="21"/>
-          <w:lang w:eastAsia="zh-CN"/>
-        </w:rPr>
-        <w:t xml:space="preserve">i10-index: </w:t>
-      </w:r>
-      <w:r>
-        <w:rPr>
-          <w:rFonts w:ascii="Helvetica" w:hAnsi="Helvetica" w:cstheme="majorHAnsi"/>
-          <w:b/>
-          <w:bCs/>
-          <w:color w:val="2E74B5" w:themeColor="accent5" w:themeShade="BF"/>
-          <w:sz w:val="21"/>
-          <w:szCs w:val="21"/>
-          <w:lang w:eastAsia="zh-CN"/>
-        </w:rPr>
-        <w:t>9</w:t>
+        <w:t>10</w:t>
       </w:r>
       <w:r>
         <w:rPr>
@@ -11144,17 +11132,7 @@
           <w:szCs w:val="21"/>
           <w:lang w:eastAsia="zh-CN"/>
         </w:rPr>
-        <w:t>4</w:t>
-      </w:r>
-      <w:r>
-        <w:rPr>
-          <w:rFonts w:ascii="Helvetica" w:hAnsi="Helvetica" w:cstheme="majorHAnsi"/>
-          <w:color w:val="000000" w:themeColor="text1"/>
-          <w:sz w:val="21"/>
-          <w:szCs w:val="21"/>
-          <w:lang w:eastAsia="zh-CN"/>
-        </w:rPr>
-        <w:t>7</w:t>
+        <w:t>50</w:t>
       </w:r>
       <w:r>
         <w:rPr>
@@ -13789,7 +13767,7 @@
           <w:sz w:val="18"/>
           <w:szCs w:val="15"/>
         </w:rPr>
-        <w:t>May</w:t>
+        <w:t>Jun</w:t>
       </w:r>
       <w:r>
         <w:rPr>
@@ -13807,16 +13785,7 @@
           <w:sz w:val="18"/>
           <w:szCs w:val="15"/>
         </w:rPr>
-        <w:t>1</w:t>
-      </w:r>
-      <w:r>
-        <w:rPr>
-          <w:rFonts w:ascii="Helvetica" w:hAnsi="Helvetica" w:cstheme="majorHAnsi"/>
-          <w:color w:val="2F5496" w:themeColor="accent1" w:themeShade="BF"/>
-          <w:sz w:val="18"/>
-          <w:szCs w:val="15"/>
-        </w:rPr>
-        <w:t>8</w:t>
+        <w:t>23</w:t>
       </w:r>
       <w:r>
         <w:rPr>
@@ -15813,7 +15782,7 @@
     <w:charset w:val="00"/>
     <w:family w:val="swiss"/>
     <w:pitch w:val="variable"/>
-    <w:sig w:usb0="E4002EFF" w:usb1="C200247B" w:usb2="00000009" w:usb3="00000000" w:csb0="000001FF" w:csb1="00000000"/>
+    <w:sig w:usb0="E0002AFF" w:usb1="C000247B" w:usb2="00000009" w:usb3="00000000" w:csb0="000001FF" w:csb1="00000000"/>
   </w:font>
   <w:font w:name="DengXian">
     <w:altName w:val="等线"/>
@@ -15828,7 +15797,7 @@
     <w:charset w:val="00"/>
     <w:family w:val="swiss"/>
     <w:pitch w:val="variable"/>
-    <w:sig w:usb0="E0002AFF" w:usb1="C000247B" w:usb2="00000009" w:usb3="00000000" w:csb0="000001FF" w:csb1="00000000"/>
+    <w:sig w:usb0="E4002EFF" w:usb1="C200247B" w:usb2="00000009" w:usb3="00000000" w:csb0="000001FF" w:csb1="00000000"/>
   </w:font>
   <w:font w:name="DengXian Light">
     <w:altName w:val="等线 Light"/>
@@ -15976,6 +15945,7 @@
     <w:rsid w:val="00551F94"/>
     <w:rsid w:val="00560143"/>
     <w:rsid w:val="00561063"/>
+    <w:rsid w:val="005662FF"/>
     <w:rsid w:val="0059623A"/>
     <w:rsid w:val="005B0E05"/>
     <w:rsid w:val="005C0F80"/>
@@ -16079,6 +16049,7 @@
     <w:rsid w:val="00B06913"/>
     <w:rsid w:val="00B2052A"/>
     <w:rsid w:val="00B261A5"/>
+    <w:rsid w:val="00B27F77"/>
     <w:rsid w:val="00B3263E"/>
     <w:rsid w:val="00B43245"/>
     <w:rsid w:val="00B45C05"/>

--- a/docs/CV_Peizhi.docx
+++ b/docs/CV_Peizhi.docx
@@ -3185,7 +3185,7 @@
           <w:u w:val="single"/>
           <w:lang w:eastAsia="zh-CN"/>
         </w:rPr>
-        <w:t>5</w:t>
+        <w:t>6</w:t>
       </w:r>
       <w:r>
         <w:rPr>
@@ -4243,6 +4243,56 @@
           <w:lang w:eastAsia="zh-CN"/>
         </w:rPr>
         <w:t>Reviewing</w:t>
+      </w:r>
+    </w:p>
+    <w:p>
+      <w:pPr>
+        <w:pStyle w:val="ListParagraph"/>
+        <w:numPr>
+          <w:ilvl w:val="0"/>
+          <w:numId w:val="2"/>
+        </w:numPr>
+        <w:spacing w:after="160" w:line="276" w:lineRule="auto"/>
+        <w:ind w:left="142" w:hanging="142"/>
+        <w:rPr>
+          <w:rFonts w:ascii="Helvetica" w:hAnsi="Helvetica" w:cstheme="majorHAnsi"/>
+          <w:color w:val="000000" w:themeColor="text1"/>
+          <w:sz w:val="21"/>
+          <w:szCs w:val="21"/>
+          <w:lang w:eastAsia="zh-CN"/>
+        </w:rPr>
+      </w:pPr>
+      <w:r>
+        <w:rPr>
+          <w:rFonts w:ascii="Helvetica" w:hAnsi="Helvetica" w:cstheme="majorHAnsi"/>
+          <w:color w:val="000000" w:themeColor="text1"/>
+          <w:sz w:val="21"/>
+          <w:szCs w:val="21"/>
+          <w:lang w:eastAsia="zh-CN"/>
+        </w:rPr>
+        <w:t xml:space="preserve">(2026) </w:t>
+      </w:r>
+      <w:proofErr w:type="spellStart"/>
+      <w:r>
+        <w:rPr>
+          <w:rFonts w:ascii="Helvetica" w:hAnsi="Helvetica" w:cstheme="majorHAnsi"/>
+          <w:color w:val="000000" w:themeColor="text1"/>
+          <w:sz w:val="21"/>
+          <w:szCs w:val="21"/>
+          <w:lang w:eastAsia="zh-CN"/>
+        </w:rPr>
+        <w:t>NeurIPS</w:t>
+      </w:r>
+      <w:proofErr w:type="spellEnd"/>
+      <w:r>
+        <w:rPr>
+          <w:rFonts w:ascii="Helvetica" w:hAnsi="Helvetica" w:cstheme="majorHAnsi"/>
+          <w:color w:val="000000" w:themeColor="text1"/>
+          <w:sz w:val="21"/>
+          <w:szCs w:val="21"/>
+          <w:lang w:eastAsia="zh-CN"/>
+        </w:rPr>
+        <w:t xml:space="preserve"> 2026</w:t>
       </w:r>
     </w:p>
     <w:p>
@@ -5281,29 +5331,16 @@
         </w:rPr>
         <w:t>“</w:t>
       </w:r>
-      <w:proofErr w:type="spellStart"/>
-      <w:r>
-        <w:rPr>
-          <w:rFonts w:ascii="Helvetica" w:eastAsia="Times New Roman" w:hAnsi="Helvetica" w:cstheme="majorHAnsi"/>
-          <w:color w:val="000000" w:themeColor="text1"/>
-          <w:sz w:val="21"/>
-          <w:szCs w:val="21"/>
-          <w:shd w:val="clear" w:color="auto" w:fill="FFFFFF"/>
-          <w:lang w:eastAsia="zh-CN"/>
-        </w:rPr>
-        <w:t>MMFashion</w:t>
-      </w:r>
-      <w:proofErr w:type="spellEnd"/>
-      <w:r>
-        <w:rPr>
-          <w:rFonts w:ascii="Helvetica" w:eastAsia="Times New Roman" w:hAnsi="Helvetica" w:cstheme="majorHAnsi"/>
-          <w:color w:val="000000" w:themeColor="text1"/>
-          <w:sz w:val="21"/>
-          <w:szCs w:val="21"/>
-          <w:shd w:val="clear" w:color="auto" w:fill="FFFFFF"/>
-          <w:lang w:eastAsia="zh-CN"/>
-        </w:rPr>
-        <w:t>+: Multimodal Federated Learning for Personalized Clothing Recommendation</w:t>
+      <w:r>
+        <w:rPr>
+          <w:rFonts w:ascii="Helvetica" w:eastAsia="Times New Roman" w:hAnsi="Helvetica" w:cstheme="majorHAnsi"/>
+          <w:color w:val="000000" w:themeColor="text1"/>
+          <w:sz w:val="21"/>
+          <w:szCs w:val="21"/>
+          <w:shd w:val="clear" w:color="auto" w:fill="FFFFFF"/>
+          <w:lang w:eastAsia="zh-CN"/>
+        </w:rPr>
+        <w:t>MMFashion+: Multimodal Federated Learning for Personalized Clothing Recommendation</w:t>
       </w:r>
       <w:r>
         <w:rPr>
@@ -13174,6 +13211,16 @@
         </w:rPr>
         <w:t xml:space="preserve"> </w:t>
       </w:r>
+      <w:r>
+        <w:rPr>
+          <w:rFonts w:ascii="Helvetica" w:hAnsi="Helvetica" w:cstheme="majorHAnsi"/>
+          <w:color w:val="000000" w:themeColor="text1"/>
+          <w:sz w:val="22"/>
+          <w:szCs w:val="22"/>
+          <w:lang w:eastAsia="zh-CN"/>
+        </w:rPr>
+        <w:t xml:space="preserve">PyTorch, </w:t>
+      </w:r>
       <w:proofErr w:type="spellStart"/>
       <w:r>
         <w:rPr>
@@ -13183,7 +13230,7 @@
           <w:szCs w:val="22"/>
           <w:lang w:eastAsia="zh-CN"/>
         </w:rPr>
-        <w:t>PyTorch</w:t>
+        <w:t>Tensorflow</w:t>
       </w:r>
       <w:proofErr w:type="spellEnd"/>
       <w:r>
@@ -13194,28 +13241,6 @@
           <w:szCs w:val="22"/>
           <w:lang w:eastAsia="zh-CN"/>
         </w:rPr>
-        <w:t xml:space="preserve">, </w:t>
-      </w:r>
-      <w:proofErr w:type="spellStart"/>
-      <w:r>
-        <w:rPr>
-          <w:rFonts w:ascii="Helvetica" w:hAnsi="Helvetica" w:cstheme="majorHAnsi"/>
-          <w:color w:val="000000" w:themeColor="text1"/>
-          <w:sz w:val="22"/>
-          <w:szCs w:val="22"/>
-          <w:lang w:eastAsia="zh-CN"/>
-        </w:rPr>
-        <w:t>Tensorflow</w:t>
-      </w:r>
-      <w:proofErr w:type="spellEnd"/>
-      <w:r>
-        <w:rPr>
-          <w:rFonts w:ascii="Helvetica" w:hAnsi="Helvetica" w:cstheme="majorHAnsi"/>
-          <w:color w:val="000000" w:themeColor="text1"/>
-          <w:sz w:val="22"/>
-          <w:szCs w:val="22"/>
-          <w:lang w:eastAsia="zh-CN"/>
-        </w:rPr>
         <w:t>,</w:t>
       </w:r>
       <w:r>
@@ -13226,29 +13251,7 @@
           <w:szCs w:val="22"/>
           <w:lang w:eastAsia="zh-CN"/>
         </w:rPr>
-        <w:t xml:space="preserve"> </w:t>
-      </w:r>
-      <w:proofErr w:type="spellStart"/>
-      <w:r>
-        <w:rPr>
-          <w:rFonts w:ascii="Helvetica" w:hAnsi="Helvetica" w:cstheme="majorHAnsi"/>
-          <w:color w:val="000000" w:themeColor="text1"/>
-          <w:sz w:val="22"/>
-          <w:szCs w:val="22"/>
-          <w:lang w:eastAsia="zh-CN"/>
-        </w:rPr>
-        <w:t>Keras</w:t>
-      </w:r>
-      <w:proofErr w:type="spellEnd"/>
-      <w:r>
-        <w:rPr>
-          <w:rFonts w:ascii="Helvetica" w:hAnsi="Helvetica" w:cstheme="majorHAnsi"/>
-          <w:color w:val="000000" w:themeColor="text1"/>
-          <w:sz w:val="22"/>
-          <w:szCs w:val="22"/>
-          <w:lang w:eastAsia="zh-CN"/>
-        </w:rPr>
-        <w:t>,</w:t>
+        <w:t xml:space="preserve"> Keras,</w:t>
       </w:r>
       <w:r>
         <w:rPr>
@@ -13278,29 +13281,7 @@
           <w:szCs w:val="22"/>
           <w:lang w:eastAsia="zh-CN"/>
         </w:rPr>
-        <w:t xml:space="preserve"> </w:t>
-      </w:r>
-      <w:proofErr w:type="spellStart"/>
-      <w:r>
-        <w:rPr>
-          <w:rFonts w:ascii="Helvetica" w:hAnsi="Helvetica" w:cstheme="majorHAnsi"/>
-          <w:color w:val="000000" w:themeColor="text1"/>
-          <w:sz w:val="22"/>
-          <w:szCs w:val="22"/>
-          <w:lang w:eastAsia="zh-CN"/>
-        </w:rPr>
-        <w:t>Gurobi</w:t>
-      </w:r>
-      <w:proofErr w:type="spellEnd"/>
-      <w:r>
-        <w:rPr>
-          <w:rFonts w:ascii="Helvetica" w:hAnsi="Helvetica" w:cstheme="majorHAnsi"/>
-          <w:color w:val="000000" w:themeColor="text1"/>
-          <w:sz w:val="22"/>
-          <w:szCs w:val="22"/>
-          <w:lang w:eastAsia="zh-CN"/>
-        </w:rPr>
-        <w:t>, Paper.js</w:t>
+        <w:t xml:space="preserve"> Gurobi, Paper.js</w:t>
       </w:r>
       <w:r>
         <w:rPr>
@@ -15999,6 +15980,7 @@
     <w:rsid w:val="008500F4"/>
     <w:rsid w:val="00850BE1"/>
     <w:rsid w:val="00851F79"/>
+    <w:rsid w:val="00853421"/>
     <w:rsid w:val="00855A2A"/>
     <w:rsid w:val="00857395"/>
     <w:rsid w:val="00861869"/>

--- a/docs/CV_Peizhi.docx
+++ b/docs/CV_Peizhi.docx
@@ -3133,21 +3133,11 @@
           <w:szCs w:val="21"/>
           <w:lang w:eastAsia="zh-CN"/>
         </w:rPr>
-        <w:t>IEEE Transactions on Circuits and Systems for Video Technology</w:t>
-      </w:r>
-      <w:r>
-        <w:rPr>
-          <w:rFonts w:ascii="Helvetica" w:hAnsi="Helvetica" w:cstheme="majorHAnsi"/>
-          <w:color w:val="000000" w:themeColor="text1"/>
-          <w:sz w:val="21"/>
-          <w:szCs w:val="21"/>
-          <w:lang w:eastAsia="zh-CN"/>
-        </w:rPr>
-        <w:t xml:space="preserve"> (TCSVT) </w:t>
-      </w:r>
-      <w:r>
-        <w:rPr>
-          <w:rFonts w:ascii="Helvetica" w:hAnsi="Helvetica" w:cs="Times New Roman"/>
+        <w:t>IEEE Transactions on Pattern Analysis and Machine Intelligence (TPAMI)</w:t>
+      </w:r>
+      <w:r>
+        <w:rPr>
+          <w:rFonts w:ascii="Helvetica" w:hAnsi="Helvetica" w:cstheme="majorHAnsi"/>
           <w:color w:val="000000" w:themeColor="text1"/>
           <w:sz w:val="21"/>
           <w:szCs w:val="21"/>
@@ -3157,7 +3147,7 @@
       </w:r>
       <w:r>
         <w:rPr>
-          <w:rFonts w:ascii="Helvetica" w:hAnsi="Helvetica" w:cs="Times New Roman"/>
+          <w:rFonts w:ascii="Helvetica" w:hAnsi="Helvetica" w:cstheme="majorHAnsi"/>
           <w:color w:val="000000" w:themeColor="text1"/>
           <w:sz w:val="21"/>
           <w:szCs w:val="21"/>
@@ -3174,7 +3164,7 @@
           <w:u w:val="single"/>
           <w:lang w:eastAsia="zh-CN"/>
         </w:rPr>
-        <w:t>2</w:t>
+        <w:t>7</w:t>
       </w:r>
       <w:r>
         <w:rPr>
@@ -3183,9 +3173,9 @@
           <w:sz w:val="21"/>
           <w:szCs w:val="21"/>
           <w:u w:val="single"/>
-          <w:lang w:eastAsia="zh-CN"/>
-        </w:rPr>
-        <w:t>6</w:t>
+          <w:lang w:val="en-CA" w:eastAsia="zh-CN"/>
+        </w:rPr>
+        <w:t xml:space="preserve"> review</w:t>
       </w:r>
       <w:r>
         <w:rPr>
@@ -3194,9 +3184,9 @@
           <w:sz w:val="21"/>
           <w:szCs w:val="21"/>
           <w:u w:val="single"/>
-          <w:lang w:eastAsia="zh-CN"/>
-        </w:rPr>
-        <w:t xml:space="preserve"> reviews</w:t>
+          <w:lang w:val="en-CA" w:eastAsia="zh-CN"/>
+        </w:rPr>
+        <w:t>s</w:t>
       </w:r>
     </w:p>
     <w:p>
@@ -3224,45 +3214,35 @@
           <w:szCs w:val="21"/>
           <w:lang w:eastAsia="zh-CN"/>
         </w:rPr>
-        <w:t>IEEE Transactions on Pattern Analysis and Machin</w:t>
-      </w:r>
-      <w:r>
-        <w:rPr>
-          <w:rFonts w:ascii="Helvetica" w:hAnsi="Helvetica" w:cstheme="majorHAnsi"/>
-          <w:color w:val="000000" w:themeColor="text1"/>
-          <w:sz w:val="21"/>
-          <w:szCs w:val="21"/>
-          <w:lang w:eastAsia="zh-CN"/>
-        </w:rPr>
-        <w:t>e</w:t>
-      </w:r>
-      <w:r>
-        <w:rPr>
-          <w:rFonts w:ascii="Helvetica" w:hAnsi="Helvetica" w:cstheme="majorHAnsi"/>
-          <w:color w:val="000000" w:themeColor="text1"/>
-          <w:sz w:val="21"/>
-          <w:szCs w:val="21"/>
-          <w:lang w:eastAsia="zh-CN"/>
-        </w:rPr>
-        <w:t xml:space="preserve"> Intelligence (TPAMI)</w:t>
-      </w:r>
-      <w:r>
-        <w:rPr>
-          <w:rFonts w:ascii="Helvetica" w:hAnsi="Helvetica" w:cstheme="majorHAnsi"/>
-          <w:color w:val="000000" w:themeColor="text1"/>
-          <w:sz w:val="21"/>
-          <w:szCs w:val="21"/>
-          <w:lang w:eastAsia="zh-CN"/>
+        <w:t xml:space="preserve">IEEE Transactions </w:t>
+      </w:r>
+      <w:r>
+        <w:rPr>
+          <w:rFonts w:ascii="Helvetica" w:hAnsi="Helvetica" w:cstheme="majorHAnsi"/>
+          <w:color w:val="000000" w:themeColor="text1"/>
+          <w:sz w:val="21"/>
+          <w:szCs w:val="21"/>
+          <w:lang w:val="en-CA" w:eastAsia="zh-CN"/>
+        </w:rPr>
+        <w:t xml:space="preserve">on Visualization and Computer Graphics (TVCG) </w:t>
+      </w:r>
+      <w:r>
+        <w:rPr>
+          <w:rFonts w:ascii="Helvetica" w:hAnsi="Helvetica" w:cs="Times New Roman"/>
+          <w:color w:val="000000" w:themeColor="text1"/>
+          <w:sz w:val="21"/>
+          <w:szCs w:val="21"/>
+          <w:lang w:val="en-CA" w:eastAsia="zh-CN"/>
         </w:rPr>
         <w:tab/>
       </w:r>
       <w:r>
         <w:rPr>
-          <w:rFonts w:ascii="Helvetica" w:hAnsi="Helvetica" w:cstheme="majorHAnsi"/>
-          <w:color w:val="000000" w:themeColor="text1"/>
-          <w:sz w:val="21"/>
-          <w:szCs w:val="21"/>
-          <w:lang w:eastAsia="zh-CN"/>
+          <w:rFonts w:ascii="Helvetica" w:hAnsi="Helvetica" w:cs="Times New Roman"/>
+          <w:color w:val="000000" w:themeColor="text1"/>
+          <w:sz w:val="21"/>
+          <w:szCs w:val="21"/>
+          <w:lang w:val="en-CA" w:eastAsia="zh-CN"/>
         </w:rPr>
         <w:tab/>
       </w:r>
@@ -3273,9 +3253,9 @@
           <w:sz w:val="21"/>
           <w:szCs w:val="21"/>
           <w:u w:val="single"/>
-          <w:lang w:eastAsia="zh-CN"/>
-        </w:rPr>
-        <w:t>7</w:t>
+          <w:lang w:val="en-CA" w:eastAsia="zh-CN"/>
+        </w:rPr>
+        <w:t>5</w:t>
       </w:r>
       <w:r>
         <w:rPr>
@@ -3335,7 +3315,87 @@
           <w:szCs w:val="21"/>
           <w:lang w:val="en-CA" w:eastAsia="zh-CN"/>
         </w:rPr>
-        <w:t xml:space="preserve">on Visualization and Computer Graphics (TVCG) </w:t>
+        <w:t xml:space="preserve">on </w:t>
+      </w:r>
+      <w:r>
+        <w:rPr>
+          <w:rFonts w:ascii="Helvetica" w:hAnsi="Helvetica" w:cstheme="majorHAnsi"/>
+          <w:color w:val="000000" w:themeColor="text1"/>
+          <w:sz w:val="21"/>
+          <w:szCs w:val="21"/>
+          <w:lang w:val="en-CA" w:eastAsia="zh-CN"/>
+        </w:rPr>
+        <w:t xml:space="preserve">Image Processing </w:t>
+      </w:r>
+      <w:r>
+        <w:rPr>
+          <w:rFonts w:ascii="Helvetica" w:hAnsi="Helvetica" w:cstheme="majorHAnsi"/>
+          <w:color w:val="000000" w:themeColor="text1"/>
+          <w:sz w:val="21"/>
+          <w:szCs w:val="21"/>
+          <w:lang w:val="en-CA" w:eastAsia="zh-CN"/>
+        </w:rPr>
+        <w:t>(</w:t>
+      </w:r>
+      <w:r>
+        <w:rPr>
+          <w:rFonts w:ascii="Helvetica" w:hAnsi="Helvetica" w:cstheme="majorHAnsi"/>
+          <w:color w:val="000000" w:themeColor="text1"/>
+          <w:sz w:val="21"/>
+          <w:szCs w:val="21"/>
+          <w:lang w:val="en-CA" w:eastAsia="zh-CN"/>
+        </w:rPr>
+        <w:t>TIP</w:t>
+      </w:r>
+      <w:r>
+        <w:rPr>
+          <w:rFonts w:ascii="Helvetica" w:hAnsi="Helvetica" w:cstheme="majorHAnsi"/>
+          <w:color w:val="000000" w:themeColor="text1"/>
+          <w:sz w:val="21"/>
+          <w:szCs w:val="21"/>
+          <w:lang w:val="en-CA" w:eastAsia="zh-CN"/>
+        </w:rPr>
+        <w:t>)</w:t>
+      </w:r>
+      <w:r>
+        <w:rPr>
+          <w:rFonts w:ascii="Helvetica" w:hAnsi="Helvetica" w:cstheme="majorHAnsi"/>
+          <w:color w:val="000000" w:themeColor="text1"/>
+          <w:sz w:val="21"/>
+          <w:szCs w:val="21"/>
+          <w:lang w:val="en-CA" w:eastAsia="zh-CN"/>
+        </w:rPr>
+        <w:tab/>
+      </w:r>
+      <w:r>
+        <w:rPr>
+          <w:rFonts w:ascii="Helvetica" w:hAnsi="Helvetica" w:cstheme="majorHAnsi"/>
+          <w:color w:val="000000" w:themeColor="text1"/>
+          <w:sz w:val="21"/>
+          <w:szCs w:val="21"/>
+          <w:lang w:val="en-CA" w:eastAsia="zh-CN"/>
+        </w:rPr>
+        <w:tab/>
+      </w:r>
+      <w:r>
+        <w:rPr>
+          <w:rFonts w:ascii="Helvetica" w:hAnsi="Helvetica" w:cstheme="majorHAnsi"/>
+          <w:color w:val="000000" w:themeColor="text1"/>
+          <w:sz w:val="21"/>
+          <w:szCs w:val="21"/>
+          <w:lang w:val="en-CA" w:eastAsia="zh-CN"/>
+        </w:rPr>
+        <w:tab/>
+      </w:r>
+      <w:r>
+        <w:rPr>
+          <w:rFonts w:ascii="Helvetica" w:hAnsi="Helvetica" w:cstheme="majorHAnsi"/>
+          <w:color w:val="000000" w:themeColor="text1"/>
+          <w:sz w:val="21"/>
+          <w:szCs w:val="21"/>
+          <w:lang w:val="en-CA" w:eastAsia="zh-CN"/>
+        </w:rPr>
+        <w:t xml:space="preserve"> </w:t>
       </w:r>
       <w:r>
         <w:rPr>
@@ -3366,7 +3426,7 @@
           <w:u w:val="single"/>
           <w:lang w:val="en-CA" w:eastAsia="zh-CN"/>
         </w:rPr>
-        <w:t>5</w:t>
+        <w:t>3</w:t>
       </w:r>
       <w:r>
         <w:rPr>
@@ -3426,7 +3486,7 @@
           <w:szCs w:val="21"/>
           <w:lang w:val="en-CA" w:eastAsia="zh-CN"/>
         </w:rPr>
-        <w:t xml:space="preserve">on </w:t>
+        <w:t xml:space="preserve">on Multimedia (TMM) </w:t>
       </w:r>
       <w:r>
         <w:rPr>
@@ -3436,7 +3496,7 @@
           <w:szCs w:val="21"/>
           <w:lang w:val="en-CA" w:eastAsia="zh-CN"/>
         </w:rPr>
-        <w:t xml:space="preserve">Image Processing </w:t>
+        <w:tab/>
       </w:r>
       <w:r>
         <w:rPr>
@@ -3446,7 +3506,7 @@
           <w:szCs w:val="21"/>
           <w:lang w:val="en-CA" w:eastAsia="zh-CN"/>
         </w:rPr>
-        <w:t>(</w:t>
+        <w:tab/>
       </w:r>
       <w:r>
         <w:rPr>
@@ -3456,7 +3516,7 @@
           <w:szCs w:val="21"/>
           <w:lang w:val="en-CA" w:eastAsia="zh-CN"/>
         </w:rPr>
-        <w:t>TIP</w:t>
+        <w:tab/>
       </w:r>
       <w:r>
         <w:rPr>
@@ -3466,7 +3526,7 @@
           <w:szCs w:val="21"/>
           <w:lang w:val="en-CA" w:eastAsia="zh-CN"/>
         </w:rPr>
-        <w:t>)</w:t>
+        <w:tab/>
       </w:r>
       <w:r>
         <w:rPr>
@@ -3481,46 +3541,6 @@
       <w:r>
         <w:rPr>
           <w:rFonts w:ascii="Helvetica" w:hAnsi="Helvetica" w:cstheme="majorHAnsi"/>
-          <w:color w:val="000000" w:themeColor="text1"/>
-          <w:sz w:val="21"/>
-          <w:szCs w:val="21"/>
-          <w:lang w:val="en-CA" w:eastAsia="zh-CN"/>
-        </w:rPr>
-        <w:tab/>
-      </w:r>
-      <w:r>
-        <w:rPr>
-          <w:rFonts w:ascii="Helvetica" w:hAnsi="Helvetica" w:cstheme="majorHAnsi"/>
-          <w:color w:val="000000" w:themeColor="text1"/>
-          <w:sz w:val="21"/>
-          <w:szCs w:val="21"/>
-          <w:lang w:val="en-CA" w:eastAsia="zh-CN"/>
-        </w:rPr>
-        <w:tab/>
-      </w:r>
-      <w:r>
-        <w:rPr>
-          <w:rFonts w:ascii="Helvetica" w:hAnsi="Helvetica" w:cstheme="majorHAnsi"/>
-          <w:color w:val="000000" w:themeColor="text1"/>
-          <w:sz w:val="21"/>
-          <w:szCs w:val="21"/>
-          <w:lang w:val="en-CA" w:eastAsia="zh-CN"/>
-        </w:rPr>
-        <w:t xml:space="preserve"> </w:t>
-      </w:r>
-      <w:r>
-        <w:rPr>
-          <w:rFonts w:ascii="Helvetica" w:hAnsi="Helvetica" w:cs="Times New Roman"/>
-          <w:color w:val="000000" w:themeColor="text1"/>
-          <w:sz w:val="21"/>
-          <w:szCs w:val="21"/>
-          <w:lang w:val="en-CA" w:eastAsia="zh-CN"/>
-        </w:rPr>
-        <w:tab/>
-      </w:r>
-      <w:r>
-        <w:rPr>
-          <w:rFonts w:ascii="Helvetica" w:hAnsi="Helvetica" w:cs="Times New Roman"/>
           <w:color w:val="000000" w:themeColor="text1"/>
           <w:sz w:val="21"/>
           <w:szCs w:val="21"/>
@@ -3537,7 +3557,7 @@
           <w:u w:val="single"/>
           <w:lang w:val="en-CA" w:eastAsia="zh-CN"/>
         </w:rPr>
-        <w:t>3</w:t>
+        <w:t xml:space="preserve">9 </w:t>
       </w:r>
       <w:r>
         <w:rPr>
@@ -3548,7 +3568,7 @@
           <w:u w:val="single"/>
           <w:lang w:val="en-CA" w:eastAsia="zh-CN"/>
         </w:rPr>
-        <w:t xml:space="preserve"> review</w:t>
+        <w:t>review</w:t>
       </w:r>
       <w:r>
         <w:rPr>
@@ -3587,35 +3607,35 @@
           <w:szCs w:val="21"/>
           <w:lang w:eastAsia="zh-CN"/>
         </w:rPr>
-        <w:t xml:space="preserve">IEEE Transactions </w:t>
-      </w:r>
-      <w:r>
-        <w:rPr>
-          <w:rFonts w:ascii="Helvetica" w:hAnsi="Helvetica" w:cstheme="majorHAnsi"/>
-          <w:color w:val="000000" w:themeColor="text1"/>
-          <w:sz w:val="21"/>
-          <w:szCs w:val="21"/>
-          <w:lang w:val="en-CA" w:eastAsia="zh-CN"/>
-        </w:rPr>
-        <w:t xml:space="preserve">on Multimedia (TMM) </w:t>
-      </w:r>
-      <w:r>
-        <w:rPr>
-          <w:rFonts w:ascii="Helvetica" w:hAnsi="Helvetica" w:cstheme="majorHAnsi"/>
-          <w:color w:val="000000" w:themeColor="text1"/>
-          <w:sz w:val="21"/>
-          <w:szCs w:val="21"/>
-          <w:lang w:val="en-CA" w:eastAsia="zh-CN"/>
+        <w:t>IEEE Transactions on Circuits and Systems for Video Technology</w:t>
+      </w:r>
+      <w:r>
+        <w:rPr>
+          <w:rFonts w:ascii="Helvetica" w:hAnsi="Helvetica" w:cstheme="majorHAnsi"/>
+          <w:color w:val="000000" w:themeColor="text1"/>
+          <w:sz w:val="21"/>
+          <w:szCs w:val="21"/>
+          <w:lang w:eastAsia="zh-CN"/>
+        </w:rPr>
+        <w:t xml:space="preserve"> (TCSVT) </w:t>
+      </w:r>
+      <w:r>
+        <w:rPr>
+          <w:rFonts w:ascii="Helvetica" w:hAnsi="Helvetica" w:cs="Times New Roman"/>
+          <w:color w:val="000000" w:themeColor="text1"/>
+          <w:sz w:val="21"/>
+          <w:szCs w:val="21"/>
+          <w:lang w:eastAsia="zh-CN"/>
         </w:rPr>
         <w:tab/>
       </w:r>
       <w:r>
         <w:rPr>
-          <w:rFonts w:ascii="Helvetica" w:hAnsi="Helvetica" w:cstheme="majorHAnsi"/>
-          <w:color w:val="000000" w:themeColor="text1"/>
-          <w:sz w:val="21"/>
-          <w:szCs w:val="21"/>
-          <w:lang w:val="en-CA" w:eastAsia="zh-CN"/>
+          <w:rFonts w:ascii="Helvetica" w:hAnsi="Helvetica" w:cs="Times New Roman"/>
+          <w:color w:val="000000" w:themeColor="text1"/>
+          <w:sz w:val="21"/>
+          <w:szCs w:val="21"/>
+          <w:lang w:eastAsia="zh-CN"/>
         </w:rPr>
         <w:tab/>
       </w:r>
@@ -3625,50 +3645,10 @@
           <w:color w:val="000000" w:themeColor="text1"/>
           <w:sz w:val="21"/>
           <w:szCs w:val="21"/>
-          <w:lang w:val="en-CA" w:eastAsia="zh-CN"/>
-        </w:rPr>
-        <w:tab/>
-      </w:r>
-      <w:r>
-        <w:rPr>
-          <w:rFonts w:ascii="Helvetica" w:hAnsi="Helvetica" w:cstheme="majorHAnsi"/>
-          <w:color w:val="000000" w:themeColor="text1"/>
-          <w:sz w:val="21"/>
-          <w:szCs w:val="21"/>
-          <w:lang w:val="en-CA" w:eastAsia="zh-CN"/>
-        </w:rPr>
-        <w:tab/>
-      </w:r>
-      <w:r>
-        <w:rPr>
-          <w:rFonts w:ascii="Helvetica" w:hAnsi="Helvetica" w:cstheme="majorHAnsi"/>
-          <w:color w:val="000000" w:themeColor="text1"/>
-          <w:sz w:val="21"/>
-          <w:szCs w:val="21"/>
-          <w:lang w:val="en-CA" w:eastAsia="zh-CN"/>
-        </w:rPr>
-        <w:tab/>
-      </w:r>
-      <w:r>
-        <w:rPr>
-          <w:rFonts w:ascii="Helvetica" w:hAnsi="Helvetica" w:cstheme="majorHAnsi"/>
-          <w:color w:val="000000" w:themeColor="text1"/>
-          <w:sz w:val="21"/>
-          <w:szCs w:val="21"/>
-          <w:lang w:val="en-CA" w:eastAsia="zh-CN"/>
-        </w:rPr>
-        <w:tab/>
-      </w:r>
-      <w:r>
-        <w:rPr>
-          <w:rFonts w:ascii="Helvetica" w:hAnsi="Helvetica" w:cstheme="majorHAnsi"/>
-          <w:color w:val="000000" w:themeColor="text1"/>
-          <w:sz w:val="21"/>
-          <w:szCs w:val="21"/>
           <w:u w:val="single"/>
-          <w:lang w:val="en-CA" w:eastAsia="zh-CN"/>
-        </w:rPr>
-        <w:t>9</w:t>
+          <w:lang w:eastAsia="zh-CN"/>
+        </w:rPr>
+        <w:t>2</w:t>
       </w:r>
       <w:r>
         <w:rPr>
@@ -3677,9 +3657,9 @@
           <w:sz w:val="21"/>
           <w:szCs w:val="21"/>
           <w:u w:val="single"/>
-          <w:lang w:val="en-CA" w:eastAsia="zh-CN"/>
-        </w:rPr>
-        <w:t xml:space="preserve"> </w:t>
+          <w:lang w:eastAsia="zh-CN"/>
+        </w:rPr>
+        <w:t>6</w:t>
       </w:r>
       <w:r>
         <w:rPr>
@@ -3688,20 +3668,9 @@
           <w:sz w:val="21"/>
           <w:szCs w:val="21"/>
           <w:u w:val="single"/>
-          <w:lang w:val="en-CA" w:eastAsia="zh-CN"/>
-        </w:rPr>
-        <w:t>review</w:t>
-      </w:r>
-      <w:r>
-        <w:rPr>
-          <w:rFonts w:ascii="Helvetica" w:hAnsi="Helvetica" w:cstheme="majorHAnsi"/>
-          <w:color w:val="000000" w:themeColor="text1"/>
-          <w:sz w:val="21"/>
-          <w:szCs w:val="21"/>
-          <w:u w:val="single"/>
-          <w:lang w:val="en-CA" w:eastAsia="zh-CN"/>
-        </w:rPr>
-        <w:t>s</w:t>
+          <w:lang w:eastAsia="zh-CN"/>
+        </w:rPr>
+        <w:t xml:space="preserve"> reviews</w:t>
       </w:r>
     </w:p>
     <w:p>
@@ -4996,7 +4965,19 @@
           <w:szCs w:val="21"/>
           <w:lang w:eastAsia="zh-CN"/>
         </w:rPr>
-        <w:t>32</w:t>
+        <w:t>3</w:t>
+      </w:r>
+      <w:r>
+        <w:rPr>
+          <w:rFonts w:ascii="Helvetica" w:hAnsi="Helvetica" w:cstheme="majorHAnsi"/>
+          <w:b/>
+          <w:bCs/>
+          <w:color w:val="2E74B5" w:themeColor="accent5" w:themeShade="BF"/>
+          <w:sz w:val="21"/>
+          <w:szCs w:val="21"/>
+          <w:lang w:eastAsia="zh-CN"/>
+        </w:rPr>
+        <w:t>3</w:t>
       </w:r>
       <w:r>
         <w:rPr>
@@ -11179,6 +11160,16 @@
           <w:szCs w:val="21"/>
           <w:lang w:eastAsia="zh-CN"/>
         </w:rPr>
+        <w:t>+</w:t>
+      </w:r>
+      <w:r>
+        <w:rPr>
+          <w:rFonts w:ascii="Helvetica" w:hAnsi="Helvetica" w:cstheme="majorHAnsi"/>
+          <w:color w:val="000000" w:themeColor="text1"/>
+          <w:sz w:val="21"/>
+          <w:szCs w:val="21"/>
+          <w:lang w:eastAsia="zh-CN"/>
+        </w:rPr>
         <w:t xml:space="preserve"> Stars</w:t>
       </w:r>
     </w:p>
@@ -13748,7 +13739,7 @@
           <w:sz w:val="18"/>
           <w:szCs w:val="15"/>
         </w:rPr>
-        <w:t>Jun</w:t>
+        <w:t>J</w:t>
       </w:r>
       <w:r>
         <w:rPr>
@@ -13757,7 +13748,7 @@
           <w:sz w:val="18"/>
           <w:szCs w:val="15"/>
         </w:rPr>
-        <w:t xml:space="preserve"> </w:t>
+        <w:t>uly</w:t>
       </w:r>
       <w:r>
         <w:rPr>
@@ -13766,7 +13757,16 @@
           <w:sz w:val="18"/>
           <w:szCs w:val="15"/>
         </w:rPr>
-        <w:t>23</w:t>
+        <w:t xml:space="preserve"> </w:t>
+      </w:r>
+      <w:r>
+        <w:rPr>
+          <w:rFonts w:ascii="Helvetica" w:hAnsi="Helvetica" w:cstheme="majorHAnsi"/>
+          <w:color w:val="2F5496" w:themeColor="accent1" w:themeShade="BF"/>
+          <w:sz w:val="18"/>
+          <w:szCs w:val="15"/>
+        </w:rPr>
+        <w:t>04</w:t>
       </w:r>
       <w:r>
         <w:rPr>
@@ -16060,6 +16060,7 @@
     <w:rsid w:val="00C818DC"/>
     <w:rsid w:val="00C82E0E"/>
     <w:rsid w:val="00C94685"/>
+    <w:rsid w:val="00CA2A39"/>
     <w:rsid w:val="00CC367B"/>
     <w:rsid w:val="00CC775D"/>
     <w:rsid w:val="00CD33E3"/>

--- a/docs/CV_Peizhi.docx
+++ b/docs/CV_Peizhi.docx
@@ -1,6 +1,6 @@
 
 <file path=word/document.xml><?xml version="1.0" encoding="utf-8"?>
-<w:document xmlns:wpc="http://schemas.microsoft.com/office/word/2010/wordprocessingCanvas" xmlns:cx="http://schemas.microsoft.com/office/drawing/2014/chartex" xmlns:cx1="http://schemas.microsoft.com/office/drawing/2015/9/8/chartex" xmlns:cx2="http://schemas.microsoft.com/office/drawing/2015/10/21/chartex" xmlns:cx3="http://schemas.microsoft.com/office/drawing/2016/5/9/chartex" xmlns:cx4="http://schemas.microsoft.com/office/drawing/2016/5/10/chartex" xmlns:cx5="http://schemas.microsoft.com/office/drawing/2016/5/11/chartex" xmlns:cx6="http://schemas.microsoft.com/office/drawing/2016/5/12/chartex" xmlns:cx7="http://schemas.microsoft.com/office/drawing/2016/5/13/chartex" xmlns:cx8="http://schemas.microsoft.com/office/drawing/2016/5/14/chartex" xmlns:mc="http://schemas.openxmlformats.org/markup-compatibility/2006" xmlns:aink="http://schemas.microsoft.com/office/drawing/2016/ink" xmlns:am3d="http://schemas.microsoft.com/office/drawing/2017/model3d" xmlns:o="urn:schemas-microsoft-com:office:office" xmlns:oel="http://schemas.microsoft.com/office/2019/extlst" xmlns:r="http://schemas.openxmlformats.org/officeDocument/2006/relationships" xmlns:m="http://schemas.openxmlformats.org/officeDocument/2006/math" xmlns:v="urn:schemas-microsoft-com:vml" xmlns:wp14="http://schemas.microsoft.com/office/word/2010/wordprocessingDrawing" xmlns:wp="http://schemas.openxmlformats.org/drawingml/2006/wordprocessingDrawing" xmlns:w10="urn:schemas-microsoft-com:office:word" xmlns:w="http://schemas.openxmlformats.org/wordprocessingml/2006/main" xmlns:w14="http://schemas.microsoft.com/office/word/2010/wordml" xmlns:w15="http://schemas.microsoft.com/office/word/2012/wordml" xmlns:w16cex="http://schemas.microsoft.com/office/word/2018/wordml/cex" xmlns:w16cid="http://schemas.microsoft.com/office/word/2016/wordml/cid" xmlns:w16="http://schemas.microsoft.com/office/word/2018/wordml" xmlns:w16du="http://schemas.microsoft.com/office/word/2023/wordml/word16du" xmlns:w16sdtdh="http://schemas.microsoft.com/office/word/2020/wordml/sdtdatahash" xmlns:w16sdtfl="http://schemas.microsoft.com/office/word/2024/wordml/sdtformatlock" xmlns:w16se="http://schemas.microsoft.com/office/word/2015/wordml/symex" xmlns:wpg="http://schemas.microsoft.com/office/word/2010/wordprocessingGroup" xmlns:wpi="http://schemas.microsoft.com/office/word/2010/wordprocessingInk" xmlns:wne="http://schemas.microsoft.com/office/word/2006/wordml" xmlns:wps="http://schemas.microsoft.com/office/word/2010/wordprocessingShape" mc:Ignorable="w14 w15 w16se w16cid w16 w16cex w16sdtdh w16sdtfl w16du wp14">
+<w:document xmlns:wpc="http://schemas.microsoft.com/office/word/2010/wordprocessingCanvas" xmlns:cx="http://schemas.microsoft.com/office/drawing/2014/chartex" xmlns:cx1="http://schemas.microsoft.com/office/drawing/2015/9/8/chartex" xmlns:cx2="http://schemas.microsoft.com/office/drawing/2015/10/21/chartex" xmlns:cx3="http://schemas.microsoft.com/office/drawing/2016/5/9/chartex" xmlns:cx4="http://schemas.microsoft.com/office/drawing/2016/5/10/chartex" xmlns:cx5="http://schemas.microsoft.com/office/drawing/2016/5/11/chartex" xmlns:cx6="http://schemas.microsoft.com/office/drawing/2016/5/12/chartex" xmlns:cx7="http://schemas.microsoft.com/office/drawing/2016/5/13/chartex" xmlns:cx8="http://schemas.microsoft.com/office/drawing/2016/5/14/chartex" xmlns:mc="http://schemas.openxmlformats.org/markup-compatibility/2006" xmlns:m="http://schemas.openxmlformats.org/officeDocument/2006/math" xmlns:aink="http://schemas.microsoft.com/office/drawing/2016/ink" xmlns:am3d="http://schemas.microsoft.com/office/drawing/2017/model3d" xmlns:oel="http://schemas.microsoft.com/office/2019/extlst" xmlns:r="http://schemas.openxmlformats.org/officeDocument/2006/relationships" xmlns:wp14="http://schemas.microsoft.com/office/word/2010/wordprocessingDrawing" xmlns:wp="http://schemas.openxmlformats.org/drawingml/2006/wordprocessingDrawing" xmlns:wpg="http://schemas.microsoft.com/office/word/2010/wordprocessingGroup" xmlns:wpi="http://schemas.microsoft.com/office/word/2010/wordprocessingInk" xmlns:wps="http://schemas.microsoft.com/office/word/2010/wordprocessingShape" xmlns:o="urn:schemas-microsoft-com:office:office" xmlns:v="urn:schemas-microsoft-com:vml" xmlns:w10="urn:schemas-microsoft-com:office:word" xmlns:w="http://schemas.openxmlformats.org/wordprocessingml/2006/main" xmlns:w14="http://schemas.microsoft.com/office/word/2010/wordml" xmlns:w15="http://schemas.microsoft.com/office/word/2012/wordml" xmlns:w16cex="http://schemas.microsoft.com/office/word/2018/wordml/cex" xmlns:w16cid="http://schemas.microsoft.com/office/word/2016/wordml/cid" xmlns:w16="http://schemas.microsoft.com/office/word/2018/wordml" xmlns:w16sdtdh="http://schemas.microsoft.com/office/word/2020/wordml/sdtdatahash" xmlns:w16sdtfl="http://schemas.microsoft.com/office/word/2024/wordml/sdtformatlock" xmlns:w16se="http://schemas.microsoft.com/office/word/2015/wordml/symex" xmlns:w16du="http://schemas.microsoft.com/office/word/2023/wordml/word16du" xmlns:wne="http://schemas.microsoft.com/office/word/2006/wordml" mc:Ignorable="w14 w15 w16se w16cid w16 w16cex w16sdtdh w16sdtfl w16du wp14">
   <w:body>
     <w:p>
       <w:pPr>
@@ -3426,7 +3426,7 @@
           <w:u w:val="single"/>
           <w:lang w:val="en-CA" w:eastAsia="zh-CN"/>
         </w:rPr>
-        <w:t>3</w:t>
+        <w:t>4</w:t>
       </w:r>
       <w:r>
         <w:rPr>
@@ -4239,29 +4239,7 @@
           <w:szCs w:val="21"/>
           <w:lang w:eastAsia="zh-CN"/>
         </w:rPr>
-        <w:t xml:space="preserve">(2026) </w:t>
-      </w:r>
-      <w:proofErr w:type="spellStart"/>
-      <w:r>
-        <w:rPr>
-          <w:rFonts w:ascii="Helvetica" w:hAnsi="Helvetica" w:cstheme="majorHAnsi"/>
-          <w:color w:val="000000" w:themeColor="text1"/>
-          <w:sz w:val="21"/>
-          <w:szCs w:val="21"/>
-          <w:lang w:eastAsia="zh-CN"/>
-        </w:rPr>
-        <w:t>NeurIPS</w:t>
-      </w:r>
-      <w:proofErr w:type="spellEnd"/>
-      <w:r>
-        <w:rPr>
-          <w:rFonts w:ascii="Helvetica" w:hAnsi="Helvetica" w:cstheme="majorHAnsi"/>
-          <w:color w:val="000000" w:themeColor="text1"/>
-          <w:sz w:val="21"/>
-          <w:szCs w:val="21"/>
-          <w:lang w:eastAsia="zh-CN"/>
-        </w:rPr>
-        <w:t xml:space="preserve"> 2026</w:t>
+        <w:t>(2026) NeurIPS 2026</w:t>
       </w:r>
     </w:p>
     <w:p>
@@ -4977,7 +4955,7 @@
           <w:szCs w:val="21"/>
           <w:lang w:eastAsia="zh-CN"/>
         </w:rPr>
-        <w:t>3</w:t>
+        <w:t>6</w:t>
       </w:r>
       <w:r>
         <w:rPr>
@@ -13739,7 +13717,7 @@
           <w:sz w:val="18"/>
           <w:szCs w:val="15"/>
         </w:rPr>
-        <w:t>J</w:t>
+        <w:t>Aug</w:t>
       </w:r>
       <w:r>
         <w:rPr>
@@ -13748,7 +13726,7 @@
           <w:sz w:val="18"/>
           <w:szCs w:val="15"/>
         </w:rPr>
-        <w:t>uly</w:t>
+        <w:t>.</w:t>
       </w:r>
       <w:r>
         <w:rPr>
@@ -13766,7 +13744,16 @@
           <w:sz w:val="18"/>
           <w:szCs w:val="15"/>
         </w:rPr>
-        <w:t>04</w:t>
+        <w:t>0</w:t>
+      </w:r>
+      <w:r>
+        <w:rPr>
+          <w:rFonts w:ascii="Helvetica" w:hAnsi="Helvetica" w:cstheme="majorHAnsi"/>
+          <w:color w:val="2F5496" w:themeColor="accent1" w:themeShade="BF"/>
+          <w:sz w:val="18"/>
+          <w:szCs w:val="15"/>
+        </w:rPr>
+        <w:t>1</w:t>
       </w:r>
       <w:r>
         <w:rPr>
@@ -13799,7 +13786,7 @@
 </file>
 
 <file path=word/endnotes.xml><?xml version="1.0" encoding="utf-8"?>
-<w:endnotes xmlns:wpc="http://schemas.microsoft.com/office/word/2010/wordprocessingCanvas" xmlns:cx="http://schemas.microsoft.com/office/drawing/2014/chartex" xmlns:cx1="http://schemas.microsoft.com/office/drawing/2015/9/8/chartex" xmlns:cx2="http://schemas.microsoft.com/office/drawing/2015/10/21/chartex" xmlns:cx3="http://schemas.microsoft.com/office/drawing/2016/5/9/chartex" xmlns:cx4="http://schemas.microsoft.com/office/drawing/2016/5/10/chartex" xmlns:cx5="http://schemas.microsoft.com/office/drawing/2016/5/11/chartex" xmlns:cx6="http://schemas.microsoft.com/office/drawing/2016/5/12/chartex" xmlns:cx7="http://schemas.microsoft.com/office/drawing/2016/5/13/chartex" xmlns:cx8="http://schemas.microsoft.com/office/drawing/2016/5/14/chartex" xmlns:mc="http://schemas.openxmlformats.org/markup-compatibility/2006" xmlns:aink="http://schemas.microsoft.com/office/drawing/2016/ink" xmlns:am3d="http://schemas.microsoft.com/office/drawing/2017/model3d" xmlns:o="urn:schemas-microsoft-com:office:office" xmlns:oel="http://schemas.microsoft.com/office/2019/extlst" xmlns:r="http://schemas.openxmlformats.org/officeDocument/2006/relationships" xmlns:m="http://schemas.openxmlformats.org/officeDocument/2006/math" xmlns:v="urn:schemas-microsoft-com:vml" xmlns:wp14="http://schemas.microsoft.com/office/word/2010/wordprocessingDrawing" xmlns:wp="http://schemas.openxmlformats.org/drawingml/2006/wordprocessingDrawing" xmlns:w10="urn:schemas-microsoft-com:office:word" xmlns:w="http://schemas.openxmlformats.org/wordprocessingml/2006/main" xmlns:w14="http://schemas.microsoft.com/office/word/2010/wordml" xmlns:w15="http://schemas.microsoft.com/office/word/2012/wordml" xmlns:w16cex="http://schemas.microsoft.com/office/word/2018/wordml/cex" xmlns:w16cid="http://schemas.microsoft.com/office/word/2016/wordml/cid" xmlns:w16="http://schemas.microsoft.com/office/word/2018/wordml" xmlns:w16du="http://schemas.microsoft.com/office/word/2023/wordml/word16du" xmlns:w16sdtdh="http://schemas.microsoft.com/office/word/2020/wordml/sdtdatahash" xmlns:w16sdtfl="http://schemas.microsoft.com/office/word/2024/wordml/sdtformatlock" xmlns:w16se="http://schemas.microsoft.com/office/word/2015/wordml/symex" xmlns:wpg="http://schemas.microsoft.com/office/word/2010/wordprocessingGroup" xmlns:wpi="http://schemas.microsoft.com/office/word/2010/wordprocessingInk" xmlns:wne="http://schemas.microsoft.com/office/word/2006/wordml" xmlns:wps="http://schemas.microsoft.com/office/word/2010/wordprocessingShape" mc:Ignorable="w14 w15 w16se w16cid w16 w16cex w16sdtdh w16sdtfl w16du wp14">
+<w:endnotes xmlns:wpc="http://schemas.microsoft.com/office/word/2010/wordprocessingCanvas" xmlns:cx="http://schemas.microsoft.com/office/drawing/2014/chartex" xmlns:cx1="http://schemas.microsoft.com/office/drawing/2015/9/8/chartex" xmlns:cx2="http://schemas.microsoft.com/office/drawing/2015/10/21/chartex" xmlns:cx3="http://schemas.microsoft.com/office/drawing/2016/5/9/chartex" xmlns:cx4="http://schemas.microsoft.com/office/drawing/2016/5/10/chartex" xmlns:cx5="http://schemas.microsoft.com/office/drawing/2016/5/11/chartex" xmlns:cx6="http://schemas.microsoft.com/office/drawing/2016/5/12/chartex" xmlns:cx7="http://schemas.microsoft.com/office/drawing/2016/5/13/chartex" xmlns:cx8="http://schemas.microsoft.com/office/drawing/2016/5/14/chartex" xmlns:mc="http://schemas.openxmlformats.org/markup-compatibility/2006" xmlns:m="http://schemas.openxmlformats.org/officeDocument/2006/math" xmlns:aink="http://schemas.microsoft.com/office/drawing/2016/ink" xmlns:am3d="http://schemas.microsoft.com/office/drawing/2017/model3d" xmlns:oel="http://schemas.microsoft.com/office/2019/extlst" xmlns:r="http://schemas.openxmlformats.org/officeDocument/2006/relationships" xmlns:wp14="http://schemas.microsoft.com/office/word/2010/wordprocessingDrawing" xmlns:wp="http://schemas.openxmlformats.org/drawingml/2006/wordprocessingDrawing" xmlns:wpg="http://schemas.microsoft.com/office/word/2010/wordprocessingGroup" xmlns:wpi="http://schemas.microsoft.com/office/word/2010/wordprocessingInk" xmlns:wps="http://schemas.microsoft.com/office/word/2010/wordprocessingShape" xmlns:o="urn:schemas-microsoft-com:office:office" xmlns:v="urn:schemas-microsoft-com:vml" xmlns:w10="urn:schemas-microsoft-com:office:word" xmlns:w="http://schemas.openxmlformats.org/wordprocessingml/2006/main" xmlns:w14="http://schemas.microsoft.com/office/word/2010/wordml" xmlns:w15="http://schemas.microsoft.com/office/word/2012/wordml" xmlns:w16cex="http://schemas.microsoft.com/office/word/2018/wordml/cex" xmlns:w16cid="http://schemas.microsoft.com/office/word/2016/wordml/cid" xmlns:w16="http://schemas.microsoft.com/office/word/2018/wordml" xmlns:w16sdtdh="http://schemas.microsoft.com/office/word/2020/wordml/sdtdatahash" xmlns:w16sdtfl="http://schemas.microsoft.com/office/word/2024/wordml/sdtformatlock" xmlns:w16se="http://schemas.microsoft.com/office/word/2015/wordml/symex" xmlns:w16du="http://schemas.microsoft.com/office/word/2023/wordml/word16du" xmlns:wne="http://schemas.microsoft.com/office/word/2006/wordml" mc:Ignorable="w14 w15 w16se w16cid w16 w16cex w16sdtdh w16sdtfl w16du wp14">
   <w:endnote w:type="separator" w:id="-1">
     <w:p>
       <w:r>
@@ -13818,7 +13805,7 @@
 </file>
 
 <file path=word/footer1.xml><?xml version="1.0" encoding="utf-8"?>
-<w:ftr xmlns:wpc="http://schemas.microsoft.com/office/word/2010/wordprocessingCanvas" xmlns:cx="http://schemas.microsoft.com/office/drawing/2014/chartex" xmlns:cx1="http://schemas.microsoft.com/office/drawing/2015/9/8/chartex" xmlns:cx2="http://schemas.microsoft.com/office/drawing/2015/10/21/chartex" xmlns:cx3="http://schemas.microsoft.com/office/drawing/2016/5/9/chartex" xmlns:cx4="http://schemas.microsoft.com/office/drawing/2016/5/10/chartex" xmlns:cx5="http://schemas.microsoft.com/office/drawing/2016/5/11/chartex" xmlns:cx6="http://schemas.microsoft.com/office/drawing/2016/5/12/chartex" xmlns:cx7="http://schemas.microsoft.com/office/drawing/2016/5/13/chartex" xmlns:cx8="http://schemas.microsoft.com/office/drawing/2016/5/14/chartex" xmlns:mc="http://schemas.openxmlformats.org/markup-compatibility/2006" xmlns:aink="http://schemas.microsoft.com/office/drawing/2016/ink" xmlns:am3d="http://schemas.microsoft.com/office/drawing/2017/model3d" xmlns:o="urn:schemas-microsoft-com:office:office" xmlns:oel="http://schemas.microsoft.com/office/2019/extlst" xmlns:r="http://schemas.openxmlformats.org/officeDocument/2006/relationships" xmlns:m="http://schemas.openxmlformats.org/officeDocument/2006/math" xmlns:v="urn:schemas-microsoft-com:vml" xmlns:wp14="http://schemas.microsoft.com/office/word/2010/wordprocessingDrawing" xmlns:wp="http://schemas.openxmlformats.org/drawingml/2006/wordprocessingDrawing" xmlns:w10="urn:schemas-microsoft-com:office:word" xmlns:w="http://schemas.openxmlformats.org/wordprocessingml/2006/main" xmlns:w14="http://schemas.microsoft.com/office/word/2010/wordml" xmlns:w15="http://schemas.microsoft.com/office/word/2012/wordml" xmlns:w16cex="http://schemas.microsoft.com/office/word/2018/wordml/cex" xmlns:w16cid="http://schemas.microsoft.com/office/word/2016/wordml/cid" xmlns:w16="http://schemas.microsoft.com/office/word/2018/wordml" xmlns:w16du="http://schemas.microsoft.com/office/word/2023/wordml/word16du" xmlns:w16sdtdh="http://schemas.microsoft.com/office/word/2020/wordml/sdtdatahash" xmlns:w16sdtfl="http://schemas.microsoft.com/office/word/2024/wordml/sdtformatlock" xmlns:w16se="http://schemas.microsoft.com/office/word/2015/wordml/symex" xmlns:wpg="http://schemas.microsoft.com/office/word/2010/wordprocessingGroup" xmlns:wpi="http://schemas.microsoft.com/office/word/2010/wordprocessingInk" xmlns:wne="http://schemas.microsoft.com/office/word/2006/wordml" xmlns:wps="http://schemas.microsoft.com/office/word/2010/wordprocessingShape" mc:Ignorable="w14 w15 w16se w16cid w16 w16cex w16sdtdh w16sdtfl w16du wp14">
+<w:ftr xmlns:wpc="http://schemas.microsoft.com/office/word/2010/wordprocessingCanvas" xmlns:cx="http://schemas.microsoft.com/office/drawing/2014/chartex" xmlns:cx1="http://schemas.microsoft.com/office/drawing/2015/9/8/chartex" xmlns:cx2="http://schemas.microsoft.com/office/drawing/2015/10/21/chartex" xmlns:cx3="http://schemas.microsoft.com/office/drawing/2016/5/9/chartex" xmlns:cx4="http://schemas.microsoft.com/office/drawing/2016/5/10/chartex" xmlns:cx5="http://schemas.microsoft.com/office/drawing/2016/5/11/chartex" xmlns:cx6="http://schemas.microsoft.com/office/drawing/2016/5/12/chartex" xmlns:cx7="http://schemas.microsoft.com/office/drawing/2016/5/13/chartex" xmlns:cx8="http://schemas.microsoft.com/office/drawing/2016/5/14/chartex" xmlns:mc="http://schemas.openxmlformats.org/markup-compatibility/2006" xmlns:m="http://schemas.openxmlformats.org/officeDocument/2006/math" xmlns:aink="http://schemas.microsoft.com/office/drawing/2016/ink" xmlns:am3d="http://schemas.microsoft.com/office/drawing/2017/model3d" xmlns:oel="http://schemas.microsoft.com/office/2019/extlst" xmlns:r="http://schemas.openxmlformats.org/officeDocument/2006/relationships" xmlns:wp14="http://schemas.microsoft.com/office/word/2010/wordprocessingDrawing" xmlns:wp="http://schemas.openxmlformats.org/drawingml/2006/wordprocessingDrawing" xmlns:wpg="http://schemas.microsoft.com/office/word/2010/wordprocessingGroup" xmlns:wpi="http://schemas.microsoft.com/office/word/2010/wordprocessingInk" xmlns:wps="http://schemas.microsoft.com/office/word/2010/wordprocessingShape" xmlns:o="urn:schemas-microsoft-com:office:office" xmlns:v="urn:schemas-microsoft-com:vml" xmlns:w10="urn:schemas-microsoft-com:office:word" xmlns:w="http://schemas.openxmlformats.org/wordprocessingml/2006/main" xmlns:w14="http://schemas.microsoft.com/office/word/2010/wordml" xmlns:w15="http://schemas.microsoft.com/office/word/2012/wordml" xmlns:w16cex="http://schemas.microsoft.com/office/word/2018/wordml/cex" xmlns:w16cid="http://schemas.microsoft.com/office/word/2016/wordml/cid" xmlns:w16="http://schemas.microsoft.com/office/word/2018/wordml" xmlns:w16sdtdh="http://schemas.microsoft.com/office/word/2020/wordml/sdtdatahash" xmlns:w16sdtfl="http://schemas.microsoft.com/office/word/2024/wordml/sdtformatlock" xmlns:w16se="http://schemas.microsoft.com/office/word/2015/wordml/symex" xmlns:w16du="http://schemas.microsoft.com/office/word/2023/wordml/word16du" xmlns:wne="http://schemas.microsoft.com/office/word/2006/wordml" mc:Ignorable="w14 w15 w16se w16cid w16 w16cex w16sdtdh w16sdtfl w16du wp14">
   <w:sdt>
     <w:sdtPr>
       <w:id w:val="-1465880630"/>
@@ -13871,7 +13858,7 @@
 </file>
 
 <file path=word/footnotes.xml><?xml version="1.0" encoding="utf-8"?>
-<w:footnotes xmlns:wpc="http://schemas.microsoft.com/office/word/2010/wordprocessingCanvas" xmlns:cx="http://schemas.microsoft.com/office/drawing/2014/chartex" xmlns:cx1="http://schemas.microsoft.com/office/drawing/2015/9/8/chartex" xmlns:cx2="http://schemas.microsoft.com/office/drawing/2015/10/21/chartex" xmlns:cx3="http://schemas.microsoft.com/office/drawing/2016/5/9/chartex" xmlns:cx4="http://schemas.microsoft.com/office/drawing/2016/5/10/chartex" xmlns:cx5="http://schemas.microsoft.com/office/drawing/2016/5/11/chartex" xmlns:cx6="http://schemas.microsoft.com/office/drawing/2016/5/12/chartex" xmlns:cx7="http://schemas.microsoft.com/office/drawing/2016/5/13/chartex" xmlns:cx8="http://schemas.microsoft.com/office/drawing/2016/5/14/chartex" xmlns:mc="http://schemas.openxmlformats.org/markup-compatibility/2006" xmlns:aink="http://schemas.microsoft.com/office/drawing/2016/ink" xmlns:am3d="http://schemas.microsoft.com/office/drawing/2017/model3d" xmlns:o="urn:schemas-microsoft-com:office:office" xmlns:oel="http://schemas.microsoft.com/office/2019/extlst" xmlns:r="http://schemas.openxmlformats.org/officeDocument/2006/relationships" xmlns:m="http://schemas.openxmlformats.org/officeDocument/2006/math" xmlns:v="urn:schemas-microsoft-com:vml" xmlns:wp14="http://schemas.microsoft.com/office/word/2010/wordprocessingDrawing" xmlns:wp="http://schemas.openxmlformats.org/drawingml/2006/wordprocessingDrawing" xmlns:w10="urn:schemas-microsoft-com:office:word" xmlns:w="http://schemas.openxmlformats.org/wordprocessingml/2006/main" xmlns:w14="http://schemas.microsoft.com/office/word/2010/wordml" xmlns:w15="http://schemas.microsoft.com/office/word/2012/wordml" xmlns:w16cex="http://schemas.microsoft.com/office/word/2018/wordml/cex" xmlns:w16cid="http://schemas.microsoft.com/office/word/2016/wordml/cid" xmlns:w16="http://schemas.microsoft.com/office/word/2018/wordml" xmlns:w16du="http://schemas.microsoft.com/office/word/2023/wordml/word16du" xmlns:w16sdtdh="http://schemas.microsoft.com/office/word/2020/wordml/sdtdatahash" xmlns:w16sdtfl="http://schemas.microsoft.com/office/word/2024/wordml/sdtformatlock" xmlns:w16se="http://schemas.microsoft.com/office/word/2015/wordml/symex" xmlns:wpg="http://schemas.microsoft.com/office/word/2010/wordprocessingGroup" xmlns:wpi="http://schemas.microsoft.com/office/word/2010/wordprocessingInk" xmlns:wne="http://schemas.microsoft.com/office/word/2006/wordml" xmlns:wps="http://schemas.microsoft.com/office/word/2010/wordprocessingShape" mc:Ignorable="w14 w15 w16se w16cid w16 w16cex w16sdtdh w16sdtfl w16du wp14">
+<w:footnotes xmlns:wpc="http://schemas.microsoft.com/office/word/2010/wordprocessingCanvas" xmlns:cx="http://schemas.microsoft.com/office/drawing/2014/chartex" xmlns:cx1="http://schemas.microsoft.com/office/drawing/2015/9/8/chartex" xmlns:cx2="http://schemas.microsoft.com/office/drawing/2015/10/21/chartex" xmlns:cx3="http://schemas.microsoft.com/office/drawing/2016/5/9/chartex" xmlns:cx4="http://schemas.microsoft.com/office/drawing/2016/5/10/chartex" xmlns:cx5="http://schemas.microsoft.com/office/drawing/2016/5/11/chartex" xmlns:cx6="http://schemas.microsoft.com/office/drawing/2016/5/12/chartex" xmlns:cx7="http://schemas.microsoft.com/office/drawing/2016/5/13/chartex" xmlns:cx8="http://schemas.microsoft.com/office/drawing/2016/5/14/chartex" xmlns:mc="http://schemas.openxmlformats.org/markup-compatibility/2006" xmlns:m="http://schemas.openxmlformats.org/officeDocument/2006/math" xmlns:aink="http://schemas.microsoft.com/office/drawing/2016/ink" xmlns:am3d="http://schemas.microsoft.com/office/drawing/2017/model3d" xmlns:oel="http://schemas.microsoft.com/office/2019/extlst" xmlns:r="http://schemas.openxmlformats.org/officeDocument/2006/relationships" xmlns:wp14="http://schemas.microsoft.com/office/word/2010/wordprocessingDrawing" xmlns:wp="http://schemas.openxmlformats.org/drawingml/2006/wordprocessingDrawing" xmlns:wpg="http://schemas.microsoft.com/office/word/2010/wordprocessingGroup" xmlns:wpi="http://schemas.microsoft.com/office/word/2010/wordprocessingInk" xmlns:wps="http://schemas.microsoft.com/office/word/2010/wordprocessingShape" xmlns:o="urn:schemas-microsoft-com:office:office" xmlns:v="urn:schemas-microsoft-com:vml" xmlns:w10="urn:schemas-microsoft-com:office:word" xmlns:w="http://schemas.openxmlformats.org/wordprocessingml/2006/main" xmlns:w14="http://schemas.microsoft.com/office/word/2010/wordml" xmlns:w15="http://schemas.microsoft.com/office/word/2012/wordml" xmlns:w16cex="http://schemas.microsoft.com/office/word/2018/wordml/cex" xmlns:w16cid="http://schemas.microsoft.com/office/word/2016/wordml/cid" xmlns:w16="http://schemas.microsoft.com/office/word/2018/wordml" xmlns:w16sdtdh="http://schemas.microsoft.com/office/word/2020/wordml/sdtdatahash" xmlns:w16sdtfl="http://schemas.microsoft.com/office/word/2024/wordml/sdtformatlock" xmlns:w16se="http://schemas.microsoft.com/office/word/2015/wordml/symex" xmlns:w16du="http://schemas.microsoft.com/office/word/2023/wordml/word16du" xmlns:wne="http://schemas.microsoft.com/office/word/2006/wordml" mc:Ignorable="w14 w15 w16se w16cid w16 w16cex w16sdtdh w16sdtfl w16du wp14">
   <w:footnote w:type="separator" w:id="-1">
     <w:p>
       <w:r>
@@ -13890,7 +13877,7 @@
 </file>
 
 <file path=word/numbering.xml><?xml version="1.0" encoding="utf-8"?>
-<w:numbering xmlns:wpc="http://schemas.microsoft.com/office/word/2010/wordprocessingCanvas" xmlns:cx="http://schemas.microsoft.com/office/drawing/2014/chartex" xmlns:cx1="http://schemas.microsoft.com/office/drawing/2015/9/8/chartex" xmlns:cx2="http://schemas.microsoft.com/office/drawing/2015/10/21/chartex" xmlns:cx3="http://schemas.microsoft.com/office/drawing/2016/5/9/chartex" xmlns:cx4="http://schemas.microsoft.com/office/drawing/2016/5/10/chartex" xmlns:cx5="http://schemas.microsoft.com/office/drawing/2016/5/11/chartex" xmlns:cx6="http://schemas.microsoft.com/office/drawing/2016/5/12/chartex" xmlns:cx7="http://schemas.microsoft.com/office/drawing/2016/5/13/chartex" xmlns:cx8="http://schemas.microsoft.com/office/drawing/2016/5/14/chartex" xmlns:mc="http://schemas.openxmlformats.org/markup-compatibility/2006" xmlns:aink="http://schemas.microsoft.com/office/drawing/2016/ink" xmlns:am3d="http://schemas.microsoft.com/office/drawing/2017/model3d" xmlns:o="urn:schemas-microsoft-com:office:office" xmlns:oel="http://schemas.microsoft.com/office/2019/extlst" xmlns:r="http://schemas.openxmlformats.org/officeDocument/2006/relationships" xmlns:m="http://schemas.openxmlformats.org/officeDocument/2006/math" xmlns:v="urn:schemas-microsoft-com:vml" xmlns:wp14="http://schemas.microsoft.com/office/word/2010/wordprocessingDrawing" xmlns:wp="http://schemas.openxmlformats.org/drawingml/2006/wordprocessingDrawing" xmlns:w10="urn:schemas-microsoft-com:office:word" xmlns:w="http://schemas.openxmlformats.org/wordprocessingml/2006/main" xmlns:w14="http://schemas.microsoft.com/office/word/2010/wordml" xmlns:w15="http://schemas.microsoft.com/office/word/2012/wordml" xmlns:w16cex="http://schemas.microsoft.com/office/word/2018/wordml/cex" xmlns:w16cid="http://schemas.microsoft.com/office/word/2016/wordml/cid" xmlns:w16="http://schemas.microsoft.com/office/word/2018/wordml" xmlns:w16du="http://schemas.microsoft.com/office/word/2023/wordml/word16du" xmlns:w16sdtdh="http://schemas.microsoft.com/office/word/2020/wordml/sdtdatahash" xmlns:w16sdtfl="http://schemas.microsoft.com/office/word/2024/wordml/sdtformatlock" xmlns:w16se="http://schemas.microsoft.com/office/word/2015/wordml/symex" xmlns:wpg="http://schemas.microsoft.com/office/word/2010/wordprocessingGroup" xmlns:wpi="http://schemas.microsoft.com/office/word/2010/wordprocessingInk" xmlns:wne="http://schemas.microsoft.com/office/word/2006/wordml" xmlns:wps="http://schemas.microsoft.com/office/word/2010/wordprocessingShape" mc:Ignorable="w14 w15 w16se w16cid w16 w16cex w16sdtdh w16sdtfl w16du wp14">
+<w:numbering xmlns:wpc="http://schemas.microsoft.com/office/word/2010/wordprocessingCanvas" xmlns:cx="http://schemas.microsoft.com/office/drawing/2014/chartex" xmlns:cx1="http://schemas.microsoft.com/office/drawing/2015/9/8/chartex" xmlns:cx2="http://schemas.microsoft.com/office/drawing/2015/10/21/chartex" xmlns:cx3="http://schemas.microsoft.com/office/drawing/2016/5/9/chartex" xmlns:cx4="http://schemas.microsoft.com/office/drawing/2016/5/10/chartex" xmlns:cx5="http://schemas.microsoft.com/office/drawing/2016/5/11/chartex" xmlns:cx6="http://schemas.microsoft.com/office/drawing/2016/5/12/chartex" xmlns:cx7="http://schemas.microsoft.com/office/drawing/2016/5/13/chartex" xmlns:cx8="http://schemas.microsoft.com/office/drawing/2016/5/14/chartex" xmlns:mc="http://schemas.openxmlformats.org/markup-compatibility/2006" xmlns:m="http://schemas.openxmlformats.org/officeDocument/2006/math" xmlns:aink="http://schemas.microsoft.com/office/drawing/2016/ink" xmlns:am3d="http://schemas.microsoft.com/office/drawing/2017/model3d" xmlns:oel="http://schemas.microsoft.com/office/2019/extlst" xmlns:r="http://schemas.openxmlformats.org/officeDocument/2006/relationships" xmlns:wp14="http://schemas.microsoft.com/office/word/2010/wordprocessingDrawing" xmlns:wp="http://schemas.openxmlformats.org/drawingml/2006/wordprocessingDrawing" xmlns:wpg="http://schemas.microsoft.com/office/word/2010/wordprocessingGroup" xmlns:wpi="http://schemas.microsoft.com/office/word/2010/wordprocessingInk" xmlns:wps="http://schemas.microsoft.com/office/word/2010/wordprocessingShape" xmlns:o="urn:schemas-microsoft-com:office:office" xmlns:v="urn:schemas-microsoft-com:vml" xmlns:w10="urn:schemas-microsoft-com:office:word" xmlns:w="http://schemas.openxmlformats.org/wordprocessingml/2006/main" xmlns:w14="http://schemas.microsoft.com/office/word/2010/wordml" xmlns:w15="http://schemas.microsoft.com/office/word/2012/wordml" xmlns:w16cex="http://schemas.microsoft.com/office/word/2018/wordml/cex" xmlns:w16cid="http://schemas.microsoft.com/office/word/2016/wordml/cid" xmlns:w16="http://schemas.microsoft.com/office/word/2018/wordml" xmlns:w16sdtdh="http://schemas.microsoft.com/office/word/2020/wordml/sdtdatahash" xmlns:w16sdtfl="http://schemas.microsoft.com/office/word/2024/wordml/sdtformatlock" xmlns:w16se="http://schemas.microsoft.com/office/word/2015/wordml/symex" xmlns:w16du="http://schemas.microsoft.com/office/word/2023/wordml/word16du" xmlns:wne="http://schemas.microsoft.com/office/word/2006/wordml" mc:Ignorable="w14 w15 w16se w16cid w16 w16cex w16sdtdh w16sdtfl w16du wp14">
   <w:abstractNum w:abstractNumId="0" w15:restartNumberingAfterBreak="0">
     <w:nsid w:val="02715FC3"/>
     <w:multiLevelType w:val="hybridMultilevel"/>
@@ -14943,7 +14930,7 @@
 </file>
 
 <file path=word/styles.xml><?xml version="1.0" encoding="utf-8"?>
-<w:styles xmlns:mc="http://schemas.openxmlformats.org/markup-compatibility/2006" xmlns:r="http://schemas.openxmlformats.org/officeDocument/2006/relationships" xmlns:w="http://schemas.openxmlformats.org/wordprocessingml/2006/main" xmlns:w14="http://schemas.microsoft.com/office/word/2010/wordml" xmlns:w15="http://schemas.microsoft.com/office/word/2012/wordml" xmlns:w16cex="http://schemas.microsoft.com/office/word/2018/wordml/cex" xmlns:w16cid="http://schemas.microsoft.com/office/word/2016/wordml/cid" xmlns:w16="http://schemas.microsoft.com/office/word/2018/wordml" xmlns:w16du="http://schemas.microsoft.com/office/word/2023/wordml/word16du" xmlns:w16sdtdh="http://schemas.microsoft.com/office/word/2020/wordml/sdtdatahash" xmlns:w16sdtfl="http://schemas.microsoft.com/office/word/2024/wordml/sdtformatlock" xmlns:w16se="http://schemas.microsoft.com/office/word/2015/wordml/symex" mc:Ignorable="w14 w15 w16se w16cid w16 w16cex w16sdtdh w16sdtfl w16du">
+<w:styles xmlns:mc="http://schemas.openxmlformats.org/markup-compatibility/2006" xmlns:r="http://schemas.openxmlformats.org/officeDocument/2006/relationships" xmlns:w="http://schemas.openxmlformats.org/wordprocessingml/2006/main" xmlns:w14="http://schemas.microsoft.com/office/word/2010/wordml" xmlns:w15="http://schemas.microsoft.com/office/word/2012/wordml" xmlns:w16cex="http://schemas.microsoft.com/office/word/2018/wordml/cex" xmlns:w16cid="http://schemas.microsoft.com/office/word/2016/wordml/cid" xmlns:w16="http://schemas.microsoft.com/office/word/2018/wordml" xmlns:w16sdtdh="http://schemas.microsoft.com/office/word/2020/wordml/sdtdatahash" xmlns:w16sdtfl="http://schemas.microsoft.com/office/word/2024/wordml/sdtformatlock" xmlns:w16se="http://schemas.microsoft.com/office/word/2015/wordml/symex" xmlns:w16du="http://schemas.microsoft.com/office/word/2023/wordml/word16du" mc:Ignorable="w14 w15 w16se w16cid w16 w16cex w16sdtdh w16sdtfl w16du">
   <w:docDefaults>
     <w:rPrDefault>
       <w:rPr>
@@ -15644,7 +15631,7 @@
 </file>
 
 <file path=word/glossary/document.xml><?xml version="1.0" encoding="utf-8"?>
-<w:glossaryDocument xmlns:wpc="http://schemas.microsoft.com/office/word/2010/wordprocessingCanvas" xmlns:cx="http://schemas.microsoft.com/office/drawing/2014/chartex" xmlns:cx1="http://schemas.microsoft.com/office/drawing/2015/9/8/chartex" xmlns:cx2="http://schemas.microsoft.com/office/drawing/2015/10/21/chartex" xmlns:cx3="http://schemas.microsoft.com/office/drawing/2016/5/9/chartex" xmlns:cx4="http://schemas.microsoft.com/office/drawing/2016/5/10/chartex" xmlns:cx5="http://schemas.microsoft.com/office/drawing/2016/5/11/chartex" xmlns:cx6="http://schemas.microsoft.com/office/drawing/2016/5/12/chartex" xmlns:cx7="http://schemas.microsoft.com/office/drawing/2016/5/13/chartex" xmlns:cx8="http://schemas.microsoft.com/office/drawing/2016/5/14/chartex" xmlns:mc="http://schemas.openxmlformats.org/markup-compatibility/2006" xmlns:aink="http://schemas.microsoft.com/office/drawing/2016/ink" xmlns:am3d="http://schemas.microsoft.com/office/drawing/2017/model3d" xmlns:o="urn:schemas-microsoft-com:office:office" xmlns:oel="http://schemas.microsoft.com/office/2019/extlst" xmlns:r="http://schemas.openxmlformats.org/officeDocument/2006/relationships" xmlns:m="http://schemas.openxmlformats.org/officeDocument/2006/math" xmlns:v="urn:schemas-microsoft-com:vml" xmlns:wp14="http://schemas.microsoft.com/office/word/2010/wordprocessingDrawing" xmlns:wp="http://schemas.openxmlformats.org/drawingml/2006/wordprocessingDrawing" xmlns:w10="urn:schemas-microsoft-com:office:word" xmlns:w="http://schemas.openxmlformats.org/wordprocessingml/2006/main" xmlns:w14="http://schemas.microsoft.com/office/word/2010/wordml" xmlns:w15="http://schemas.microsoft.com/office/word/2012/wordml" xmlns:w16cex="http://schemas.microsoft.com/office/word/2018/wordml/cex" xmlns:w16cid="http://schemas.microsoft.com/office/word/2016/wordml/cid" xmlns:w16="http://schemas.microsoft.com/office/word/2018/wordml" xmlns:w16du="http://schemas.microsoft.com/office/word/2023/wordml/word16du" xmlns:w16sdtdh="http://schemas.microsoft.com/office/word/2020/wordml/sdtdatahash" xmlns:w16sdtfl="http://schemas.microsoft.com/office/word/2024/wordml/sdtformatlock" xmlns:w16se="http://schemas.microsoft.com/office/word/2015/wordml/symex" xmlns:wpg="http://schemas.microsoft.com/office/word/2010/wordprocessingGroup" xmlns:wpi="http://schemas.microsoft.com/office/word/2010/wordprocessingInk" xmlns:wne="http://schemas.microsoft.com/office/word/2006/wordml" xmlns:wps="http://schemas.microsoft.com/office/word/2010/wordprocessingShape" mc:Ignorable="w14 w15 w16se w16cid w16 w16cex w16sdtdh w16sdtfl w16du wp14">
+<w:glossaryDocument xmlns:wpc="http://schemas.microsoft.com/office/word/2010/wordprocessingCanvas" xmlns:cx="http://schemas.microsoft.com/office/drawing/2014/chartex" xmlns:cx1="http://schemas.microsoft.com/office/drawing/2015/9/8/chartex" xmlns:cx2="http://schemas.microsoft.com/office/drawing/2015/10/21/chartex" xmlns:cx3="http://schemas.microsoft.com/office/drawing/2016/5/9/chartex" xmlns:cx4="http://schemas.microsoft.com/office/drawing/2016/5/10/chartex" xmlns:cx5="http://schemas.microsoft.com/office/drawing/2016/5/11/chartex" xmlns:cx6="http://schemas.microsoft.com/office/drawing/2016/5/12/chartex" xmlns:cx7="http://schemas.microsoft.com/office/drawing/2016/5/13/chartex" xmlns:cx8="http://schemas.microsoft.com/office/drawing/2016/5/14/chartex" xmlns:mc="http://schemas.openxmlformats.org/markup-compatibility/2006" xmlns:m="http://schemas.openxmlformats.org/officeDocument/2006/math" xmlns:aink="http://schemas.microsoft.com/office/drawing/2016/ink" xmlns:am3d="http://schemas.microsoft.com/office/drawing/2017/model3d" xmlns:oel="http://schemas.microsoft.com/office/2019/extlst" xmlns:r="http://schemas.openxmlformats.org/officeDocument/2006/relationships" xmlns:wp14="http://schemas.microsoft.com/office/word/2010/wordprocessingDrawing" xmlns:wp="http://schemas.openxmlformats.org/drawingml/2006/wordprocessingDrawing" xmlns:wpg="http://schemas.microsoft.com/office/word/2010/wordprocessingGroup" xmlns:wpi="http://schemas.microsoft.com/office/word/2010/wordprocessingInk" xmlns:wps="http://schemas.microsoft.com/office/word/2010/wordprocessingShape" xmlns:o="urn:schemas-microsoft-com:office:office" xmlns:v="urn:schemas-microsoft-com:vml" xmlns:w10="urn:schemas-microsoft-com:office:word" xmlns:w="http://schemas.openxmlformats.org/wordprocessingml/2006/main" xmlns:w14="http://schemas.microsoft.com/office/word/2010/wordml" xmlns:w15="http://schemas.microsoft.com/office/word/2012/wordml" xmlns:w16cex="http://schemas.microsoft.com/office/word/2018/wordml/cex" xmlns:w16cid="http://schemas.microsoft.com/office/word/2016/wordml/cid" xmlns:w16="http://schemas.microsoft.com/office/word/2018/wordml" xmlns:w16sdtdh="http://schemas.microsoft.com/office/word/2020/wordml/sdtdatahash" xmlns:w16sdtfl="http://schemas.microsoft.com/office/word/2024/wordml/sdtformatlock" xmlns:w16se="http://schemas.microsoft.com/office/word/2015/wordml/symex" xmlns:w16du="http://schemas.microsoft.com/office/word/2023/wordml/word16du" xmlns:wne="http://schemas.microsoft.com/office/word/2006/wordml" mc:Ignorable="w14 w15 w16se w16cid w16 w16cex w16sdtdh w16sdtfl w16du wp14">
   <w:docParts>
     <w:docPart>
       <w:docPartPr>
@@ -15729,7 +15716,7 @@
 </file>
 
 <file path=word/glossary/fontTable.xml><?xml version="1.0" encoding="utf-8"?>
-<w:fonts xmlns:mc="http://schemas.openxmlformats.org/markup-compatibility/2006" xmlns:r="http://schemas.openxmlformats.org/officeDocument/2006/relationships" xmlns:w="http://schemas.openxmlformats.org/wordprocessingml/2006/main" xmlns:w14="http://schemas.microsoft.com/office/word/2010/wordml" xmlns:w15="http://schemas.microsoft.com/office/word/2012/wordml" xmlns:w16cex="http://schemas.microsoft.com/office/word/2018/wordml/cex" xmlns:w16cid="http://schemas.microsoft.com/office/word/2016/wordml/cid" xmlns:w16="http://schemas.microsoft.com/office/word/2018/wordml" xmlns:w16du="http://schemas.microsoft.com/office/word/2023/wordml/word16du" xmlns:w16sdtdh="http://schemas.microsoft.com/office/word/2020/wordml/sdtdatahash" xmlns:w16sdtfl="http://schemas.microsoft.com/office/word/2024/wordml/sdtformatlock" xmlns:w16se="http://schemas.microsoft.com/office/word/2015/wordml/symex" mc:Ignorable="w14 w15 w16se w16cid w16 w16cex w16sdtdh w16sdtfl w16du">
+<w:fonts xmlns:mc="http://schemas.openxmlformats.org/markup-compatibility/2006" xmlns:r="http://schemas.openxmlformats.org/officeDocument/2006/relationships" xmlns:w="http://schemas.openxmlformats.org/wordprocessingml/2006/main" xmlns:w14="http://schemas.microsoft.com/office/word/2010/wordml" xmlns:w15="http://schemas.microsoft.com/office/word/2012/wordml" xmlns:w16cex="http://schemas.microsoft.com/office/word/2018/wordml/cex" xmlns:w16cid="http://schemas.microsoft.com/office/word/2016/wordml/cid" xmlns:w16="http://schemas.microsoft.com/office/word/2018/wordml" xmlns:w16sdtdh="http://schemas.microsoft.com/office/word/2020/wordml/sdtdatahash" xmlns:w16sdtfl="http://schemas.microsoft.com/office/word/2024/wordml/sdtformatlock" xmlns:w16se="http://schemas.microsoft.com/office/word/2015/wordml/symex" xmlns:w16du="http://schemas.microsoft.com/office/word/2023/wordml/word16du" mc:Ignorable="w14 w15 w16se w16cid w16 w16cex w16sdtdh w16sdtfl w16du">
   <w:font w:name="Times New Roman">
     <w:panose1 w:val="02020603050405020304"/>
     <w:charset w:val="00"/>
@@ -15834,7 +15821,7 @@
 </file>
 
 <file path=word/glossary/settings.xml><?xml version="1.0" encoding="utf-8"?>
-<w:settings xmlns:mc="http://schemas.openxmlformats.org/markup-compatibility/2006" xmlns:o="urn:schemas-microsoft-com:office:office" xmlns:r="http://schemas.openxmlformats.org/officeDocument/2006/relationships" xmlns:m="http://schemas.openxmlformats.org/officeDocument/2006/math" xmlns:v="urn:schemas-microsoft-com:vml" xmlns:w10="urn:schemas-microsoft-com:office:word" xmlns:w="http://schemas.openxmlformats.org/wordprocessingml/2006/main" xmlns:w14="http://schemas.microsoft.com/office/word/2010/wordml" xmlns:w15="http://schemas.microsoft.com/office/word/2012/wordml" xmlns:w16cex="http://schemas.microsoft.com/office/word/2018/wordml/cex" xmlns:w16cid="http://schemas.microsoft.com/office/word/2016/wordml/cid" xmlns:w16="http://schemas.microsoft.com/office/word/2018/wordml" xmlns:w16du="http://schemas.microsoft.com/office/word/2023/wordml/word16du" xmlns:w16sdtdh="http://schemas.microsoft.com/office/word/2020/wordml/sdtdatahash" xmlns:w16sdtfl="http://schemas.microsoft.com/office/word/2024/wordml/sdtformatlock" xmlns:w16se="http://schemas.microsoft.com/office/word/2015/wordml/symex" xmlns:sl="http://schemas.openxmlformats.org/schemaLibrary/2006/main" mc:Ignorable="w14 w15 w16se w16cid w16 w16cex w16sdtdh w16sdtfl w16du">
+<w:settings xmlns:mc="http://schemas.openxmlformats.org/markup-compatibility/2006" xmlns:m="http://schemas.openxmlformats.org/officeDocument/2006/math" xmlns:r="http://schemas.openxmlformats.org/officeDocument/2006/relationships" xmlns:sl="http://schemas.openxmlformats.org/schemaLibrary/2006/main" xmlns:o="urn:schemas-microsoft-com:office:office" xmlns:v="urn:schemas-microsoft-com:vml" xmlns:w10="urn:schemas-microsoft-com:office:word" xmlns:w="http://schemas.openxmlformats.org/wordprocessingml/2006/main" xmlns:w14="http://schemas.microsoft.com/office/word/2010/wordml" xmlns:w15="http://schemas.microsoft.com/office/word/2012/wordml" xmlns:w16cex="http://schemas.microsoft.com/office/word/2018/wordml/cex" xmlns:w16cid="http://schemas.microsoft.com/office/word/2016/wordml/cid" xmlns:w16="http://schemas.microsoft.com/office/word/2018/wordml" xmlns:w16sdtdh="http://schemas.microsoft.com/office/word/2020/wordml/sdtdatahash" xmlns:w16sdtfl="http://schemas.microsoft.com/office/word/2024/wordml/sdtformatlock" xmlns:w16se="http://schemas.microsoft.com/office/word/2015/wordml/symex" xmlns:w16du="http://schemas.microsoft.com/office/word/2023/wordml/word16du" mc:Ignorable="w14 w15 w16se w16cid w16 w16cex w16sdtdh w16sdtfl w16du">
   <w:view w:val="normal"/>
   <w:defaultTabStop w:val="720"/>
   <w:characterSpacingControl w:val="doNotCompress"/>
@@ -15899,6 +15886,7 @@
     <w:rsid w:val="002E07E4"/>
     <w:rsid w:val="002F50C1"/>
     <w:rsid w:val="00310E04"/>
+    <w:rsid w:val="003277F0"/>
     <w:rsid w:val="00350012"/>
     <w:rsid w:val="00350D51"/>
     <w:rsid w:val="003567EF"/>
@@ -15936,6 +15924,7 @@
     <w:rsid w:val="005E3C91"/>
     <w:rsid w:val="005E4517"/>
     <w:rsid w:val="0060763E"/>
+    <w:rsid w:val="00614FD9"/>
     <w:rsid w:val="006152F8"/>
     <w:rsid w:val="00626C2E"/>
     <w:rsid w:val="00636556"/>
@@ -16143,7 +16132,7 @@
 </file>
 
 <file path=word/glossary/styles.xml><?xml version="1.0" encoding="utf-8"?>
-<w:styles xmlns:mc="http://schemas.openxmlformats.org/markup-compatibility/2006" xmlns:r="http://schemas.openxmlformats.org/officeDocument/2006/relationships" xmlns:w="http://schemas.openxmlformats.org/wordprocessingml/2006/main" xmlns:w14="http://schemas.microsoft.com/office/word/2010/wordml" xmlns:w15="http://schemas.microsoft.com/office/word/2012/wordml" xmlns:w16cex="http://schemas.microsoft.com/office/word/2018/wordml/cex" xmlns:w16cid="http://schemas.microsoft.com/office/word/2016/wordml/cid" xmlns:w16="http://schemas.microsoft.com/office/word/2018/wordml" xmlns:w16du="http://schemas.microsoft.com/office/word/2023/wordml/word16du" xmlns:w16sdtdh="http://schemas.microsoft.com/office/word/2020/wordml/sdtdatahash" xmlns:w16sdtfl="http://schemas.microsoft.com/office/word/2024/wordml/sdtformatlock" xmlns:w16se="http://schemas.microsoft.com/office/word/2015/wordml/symex" mc:Ignorable="w14 w15 w16se w16cid w16 w16cex w16sdtdh w16sdtfl w16du">
+<w:styles xmlns:mc="http://schemas.openxmlformats.org/markup-compatibility/2006" xmlns:r="http://schemas.openxmlformats.org/officeDocument/2006/relationships" xmlns:w="http://schemas.openxmlformats.org/wordprocessingml/2006/main" xmlns:w14="http://schemas.microsoft.com/office/word/2010/wordml" xmlns:w15="http://schemas.microsoft.com/office/word/2012/wordml" xmlns:w16cex="http://schemas.microsoft.com/office/word/2018/wordml/cex" xmlns:w16cid="http://schemas.microsoft.com/office/word/2016/wordml/cid" xmlns:w16="http://schemas.microsoft.com/office/word/2018/wordml" xmlns:w16sdtdh="http://schemas.microsoft.com/office/word/2020/wordml/sdtdatahash" xmlns:w16sdtfl="http://schemas.microsoft.com/office/word/2024/wordml/sdtformatlock" xmlns:w16se="http://schemas.microsoft.com/office/word/2015/wordml/symex" xmlns:w16du="http://schemas.microsoft.com/office/word/2023/wordml/word16du" mc:Ignorable="w14 w15 w16se w16cid w16 w16cex w16sdtdh w16sdtfl w16du">
   <w:docDefaults>
     <w:rPrDefault>
       <w:rPr>
@@ -16605,7 +16594,7 @@
 </file>
 
 <file path=word/glossary/webSettings.xml><?xml version="1.0" encoding="utf-8"?>
-<w:webSettings xmlns:mc="http://schemas.openxmlformats.org/markup-compatibility/2006" xmlns:r="http://schemas.openxmlformats.org/officeDocument/2006/relationships" xmlns:w="http://schemas.openxmlformats.org/wordprocessingml/2006/main" xmlns:w14="http://schemas.microsoft.com/office/word/2010/wordml" xmlns:w15="http://schemas.microsoft.com/office/word/2012/wordml" xmlns:w16cex="http://schemas.microsoft.com/office/word/2018/wordml/cex" xmlns:w16cid="http://schemas.microsoft.com/office/word/2016/wordml/cid" xmlns:w16="http://schemas.microsoft.com/office/word/2018/wordml" xmlns:w16du="http://schemas.microsoft.com/office/word/2023/wordml/word16du" xmlns:w16sdtdh="http://schemas.microsoft.com/office/word/2020/wordml/sdtdatahash" xmlns:w16sdtfl="http://schemas.microsoft.com/office/word/2024/wordml/sdtformatlock" xmlns:w16se="http://schemas.microsoft.com/office/word/2015/wordml/symex" mc:Ignorable="w14 w15 w16se w16cid w16 w16cex w16sdtdh w16sdtfl w16du">
+<w:webSettings xmlns:mc="http://schemas.openxmlformats.org/markup-compatibility/2006" xmlns:r="http://schemas.openxmlformats.org/officeDocument/2006/relationships" xmlns:w="http://schemas.openxmlformats.org/wordprocessingml/2006/main" xmlns:w14="http://schemas.microsoft.com/office/word/2010/wordml" xmlns:w15="http://schemas.microsoft.com/office/word/2012/wordml" xmlns:w16cex="http://schemas.microsoft.com/office/word/2018/wordml/cex" xmlns:w16cid="http://schemas.microsoft.com/office/word/2016/wordml/cid" xmlns:w16="http://schemas.microsoft.com/office/word/2018/wordml" xmlns:w16sdtdh="http://schemas.microsoft.com/office/word/2020/wordml/sdtdatahash" xmlns:w16sdtfl="http://schemas.microsoft.com/office/word/2024/wordml/sdtformatlock" xmlns:w16se="http://schemas.microsoft.com/office/word/2015/wordml/symex" xmlns:w16du="http://schemas.microsoft.com/office/word/2023/wordml/word16du" mc:Ignorable="w14 w15 w16se w16cid w16 w16cex w16sdtdh w16sdtfl w16du">
   <w:optimizeForBrowser/>
   <w:allowPNG/>
 </w:webSettings>

--- a/docs/CV_Peizhi.docx
+++ b/docs/CV_Peizhi.docx
@@ -3659,7 +3659,7 @@
           <w:u w:val="single"/>
           <w:lang w:eastAsia="zh-CN"/>
         </w:rPr>
-        <w:t>6</w:t>
+        <w:t>8</w:t>
       </w:r>
       <w:r>
         <w:rPr>
@@ -15909,6 +15909,7 @@
     <w:rsid w:val="004C5ADD"/>
     <w:rsid w:val="004D59CB"/>
     <w:rsid w:val="004E0B69"/>
+    <w:rsid w:val="004F38AE"/>
     <w:rsid w:val="004F5646"/>
     <w:rsid w:val="0052517A"/>
     <w:rsid w:val="00551F94"/>
@@ -16060,6 +16061,7 @@
     <w:rsid w:val="00D069C3"/>
     <w:rsid w:val="00D36BC2"/>
     <w:rsid w:val="00D435C5"/>
+    <w:rsid w:val="00D43BFA"/>
     <w:rsid w:val="00D44053"/>
     <w:rsid w:val="00D44803"/>
     <w:rsid w:val="00D51B32"/>

--- a/docs/CV_Peizhi.docx
+++ b/docs/CV_Peizhi.docx
@@ -961,25 +961,7 @@
           <w:sz w:val="22"/>
           <w:szCs w:val="22"/>
         </w:rPr>
-        <w:t xml:space="preserve">: Dr. </w:t>
-      </w:r>
-      <w:proofErr w:type="spellStart"/>
-      <w:r>
-        <w:rPr>
-          <w:rFonts w:cstheme="majorHAnsi"/>
-          <w:sz w:val="22"/>
-          <w:szCs w:val="22"/>
-        </w:rPr>
-        <w:t>Salimur</w:t>
-      </w:r>
-      <w:proofErr w:type="spellEnd"/>
-      <w:r>
-        <w:rPr>
-          <w:rFonts w:cstheme="majorHAnsi"/>
-          <w:sz w:val="22"/>
-          <w:szCs w:val="22"/>
-        </w:rPr>
-        <w:t xml:space="preserve"> Choudhury </w:t>
+        <w:t xml:space="preserve">: Dr. Salimur Choudhury </w:t>
       </w:r>
     </w:p>
     <w:p>
@@ -3917,7 +3899,7 @@
           <w:u w:val="single"/>
           <w:lang w:eastAsia="zh-CN"/>
         </w:rPr>
-        <w:t>2</w:t>
+        <w:t>3</w:t>
       </w:r>
       <w:r>
         <w:rPr>
@@ -6813,29 +6795,7 @@
           <w:szCs w:val="21"/>
           <w:lang w:eastAsia="zh-CN"/>
         </w:rPr>
-        <w:t xml:space="preserve">, Simpson, M., </w:t>
-      </w:r>
-      <w:proofErr w:type="spellStart"/>
-      <w:r>
-        <w:rPr>
-          <w:rFonts w:ascii="Helvetica" w:hAnsi="Helvetica" w:cstheme="majorHAnsi"/>
-          <w:color w:val="000000" w:themeColor="text1"/>
-          <w:sz w:val="21"/>
-          <w:szCs w:val="21"/>
-          <w:lang w:eastAsia="zh-CN"/>
-        </w:rPr>
-        <w:t>Mendhe</w:t>
-      </w:r>
-      <w:proofErr w:type="spellEnd"/>
-      <w:r>
-        <w:rPr>
-          <w:rFonts w:ascii="Helvetica" w:hAnsi="Helvetica" w:cstheme="majorHAnsi"/>
-          <w:color w:val="000000" w:themeColor="text1"/>
-          <w:sz w:val="21"/>
-          <w:szCs w:val="21"/>
-          <w:lang w:eastAsia="zh-CN"/>
-        </w:rPr>
-        <w:t>, C., Mago, V., &amp; Choudhury, S.</w:t>
+        <w:t>, Simpson, M., Mendhe, C., Mago, V., &amp; Choudhury, S.</w:t>
       </w:r>
       <w:r>
         <w:rPr>
@@ -7065,20 +7025,8 @@
           <w:szCs w:val="21"/>
           <w:lang w:eastAsia="zh-CN"/>
         </w:rPr>
-        <w:t>, Al-</w:t>
-      </w:r>
-      <w:proofErr w:type="spellStart"/>
-      <w:r>
-        <w:rPr>
-          <w:rFonts w:ascii="Helvetica" w:hAnsi="Helvetica" w:cstheme="majorHAnsi"/>
-          <w:color w:val="000000" w:themeColor="text1"/>
-          <w:sz w:val="21"/>
-          <w:szCs w:val="21"/>
-          <w:lang w:eastAsia="zh-CN"/>
-        </w:rPr>
-        <w:t>Turjman</w:t>
-      </w:r>
-      <w:proofErr w:type="spellEnd"/>
+        <w:t>, Al-Turjman</w:t>
+      </w:r>
       <w:r>
         <w:rPr>
           <w:rFonts w:ascii="Helvetica" w:hAnsi="Helvetica" w:cstheme="majorHAnsi"/>
@@ -7097,20 +7045,8 @@
           <w:szCs w:val="21"/>
           <w:lang w:eastAsia="zh-CN"/>
         </w:rPr>
-        <w:t xml:space="preserve"> F., Al-</w:t>
-      </w:r>
-      <w:proofErr w:type="spellStart"/>
-      <w:r>
-        <w:rPr>
-          <w:rFonts w:ascii="Helvetica" w:hAnsi="Helvetica" w:cstheme="majorHAnsi"/>
-          <w:color w:val="000000" w:themeColor="text1"/>
-          <w:sz w:val="21"/>
-          <w:szCs w:val="21"/>
-          <w:lang w:eastAsia="zh-CN"/>
-        </w:rPr>
-        <w:t>Oqily</w:t>
-      </w:r>
-      <w:proofErr w:type="spellEnd"/>
+        <w:t xml:space="preserve"> F., Al-Oqily</w:t>
+      </w:r>
       <w:r>
         <w:rPr>
           <w:rFonts w:ascii="Helvetica" w:hAnsi="Helvetica" w:cstheme="majorHAnsi"/>
@@ -7771,29 +7707,7 @@
           <w:szCs w:val="21"/>
           <w:lang w:eastAsia="zh-CN"/>
         </w:rPr>
-        <w:t xml:space="preserve">Using Convolution and Deep Learning in </w:t>
-      </w:r>
-      <w:proofErr w:type="spellStart"/>
-      <w:r>
-        <w:rPr>
-          <w:rFonts w:ascii="Helvetica" w:hAnsi="Helvetica" w:cstheme="majorHAnsi"/>
-          <w:color w:val="000000" w:themeColor="text1"/>
-          <w:sz w:val="21"/>
-          <w:szCs w:val="21"/>
-          <w:lang w:eastAsia="zh-CN"/>
-        </w:rPr>
-        <w:t>Gomoku</w:t>
-      </w:r>
-      <w:proofErr w:type="spellEnd"/>
-      <w:r>
-        <w:rPr>
-          <w:rFonts w:ascii="Helvetica" w:hAnsi="Helvetica" w:cstheme="majorHAnsi"/>
-          <w:color w:val="000000" w:themeColor="text1"/>
-          <w:sz w:val="21"/>
-          <w:szCs w:val="21"/>
-          <w:lang w:eastAsia="zh-CN"/>
-        </w:rPr>
-        <w:t xml:space="preserve"> Game Artificial Intelligence</w:t>
+        <w:t>Using Convolution and Deep Learning in Gomoku Game Artificial Intelligence</w:t>
       </w:r>
       <w:r>
         <w:rPr>
@@ -8003,7 +7917,6 @@
         </w:rPr>
         <w:t>“</w:t>
       </w:r>
-      <w:proofErr w:type="spellStart"/>
       <w:r>
         <w:rPr>
           <w:rFonts w:ascii="Helvetica" w:eastAsia="Times New Roman" w:hAnsi="Helvetica" w:cs="Times New Roman"/>
@@ -8013,19 +7926,7 @@
           <w:shd w:val="clear" w:color="auto" w:fill="FFFFFF"/>
           <w:lang w:eastAsia="zh-CN"/>
         </w:rPr>
-        <w:t>ArchitectHead</w:t>
-      </w:r>
-      <w:proofErr w:type="spellEnd"/>
-      <w:r>
-        <w:rPr>
-          <w:rFonts w:ascii="Helvetica" w:eastAsia="Times New Roman" w:hAnsi="Helvetica" w:cs="Times New Roman"/>
-          <w:color w:val="000000" w:themeColor="text1"/>
-          <w:sz w:val="21"/>
-          <w:szCs w:val="21"/>
-          <w:shd w:val="clear" w:color="auto" w:fill="FFFFFF"/>
-          <w:lang w:eastAsia="zh-CN"/>
-        </w:rPr>
-        <w:t>: Continuous Level of Detail Control for 3D Gaussian Head Avatars</w:t>
+        <w:t>ArchitectHead: Continuous Level of Detail Control for 3D Gaussian Head Avatars</w:t>
       </w:r>
       <w:r>
         <w:rPr>
@@ -9174,79 +9075,7 @@
           <w:shd w:val="clear" w:color="auto" w:fill="FFFFFF"/>
           <w:lang w:val="en-CA"/>
         </w:rPr>
-        <w:t xml:space="preserve">, Kaur, S., Song, J., </w:t>
-      </w:r>
-      <w:proofErr w:type="spellStart"/>
-      <w:r>
-        <w:rPr>
-          <w:rFonts w:ascii="Helvetica" w:eastAsia="Times New Roman" w:hAnsi="Helvetica" w:cstheme="majorHAnsi"/>
-          <w:color w:val="222222"/>
-          <w:sz w:val="21"/>
-          <w:szCs w:val="21"/>
-          <w:shd w:val="clear" w:color="auto" w:fill="FFFFFF"/>
-          <w:lang w:val="en-CA"/>
-        </w:rPr>
-        <w:t>Pourazad</w:t>
-      </w:r>
-      <w:proofErr w:type="spellEnd"/>
-      <w:r>
-        <w:rPr>
-          <w:rFonts w:ascii="Helvetica" w:eastAsia="Times New Roman" w:hAnsi="Helvetica" w:cstheme="majorHAnsi"/>
-          <w:color w:val="222222"/>
-          <w:sz w:val="21"/>
-          <w:szCs w:val="21"/>
-          <w:shd w:val="clear" w:color="auto" w:fill="FFFFFF"/>
-          <w:lang w:val="en-CA"/>
-        </w:rPr>
-        <w:t xml:space="preserve">, M. T., Wang, Y., ... &amp; </w:t>
-      </w:r>
-      <w:proofErr w:type="spellStart"/>
-      <w:r>
-        <w:rPr>
-          <w:rFonts w:ascii="Helvetica" w:eastAsia="Times New Roman" w:hAnsi="Helvetica" w:cstheme="majorHAnsi"/>
-          <w:color w:val="222222"/>
-          <w:sz w:val="21"/>
-          <w:szCs w:val="21"/>
-          <w:shd w:val="clear" w:color="auto" w:fill="FFFFFF"/>
-          <w:lang w:val="en-CA"/>
-        </w:rPr>
-        <w:t>Nasiopoulos</w:t>
-      </w:r>
-      <w:proofErr w:type="spellEnd"/>
-      <w:r>
-        <w:rPr>
-          <w:rFonts w:ascii="Helvetica" w:eastAsia="Times New Roman" w:hAnsi="Helvetica" w:cstheme="majorHAnsi"/>
-          <w:color w:val="222222"/>
-          <w:sz w:val="21"/>
-          <w:szCs w:val="21"/>
-          <w:shd w:val="clear" w:color="auto" w:fill="FFFFFF"/>
-          <w:lang w:val="en-CA"/>
-        </w:rPr>
-        <w:t xml:space="preserve">, P. An Efficient Refocusing Scheme for Camera-Array Captured Light Field Video for Improved Visual </w:t>
-      </w:r>
-      <w:proofErr w:type="spellStart"/>
-      <w:r>
-        <w:rPr>
-          <w:rFonts w:ascii="Helvetica" w:eastAsia="Times New Roman" w:hAnsi="Helvetica" w:cstheme="majorHAnsi"/>
-          <w:color w:val="222222"/>
-          <w:sz w:val="21"/>
-          <w:szCs w:val="21"/>
-          <w:shd w:val="clear" w:color="auto" w:fill="FFFFFF"/>
-          <w:lang w:val="en-CA"/>
-        </w:rPr>
-        <w:t>Immersiveness</w:t>
-      </w:r>
-      <w:proofErr w:type="spellEnd"/>
-      <w:r>
-        <w:rPr>
-          <w:rFonts w:ascii="Helvetica" w:eastAsia="Times New Roman" w:hAnsi="Helvetica" w:cstheme="majorHAnsi"/>
-          <w:color w:val="222222"/>
-          <w:sz w:val="21"/>
-          <w:szCs w:val="21"/>
-          <w:shd w:val="clear" w:color="auto" w:fill="FFFFFF"/>
-          <w:lang w:val="en-CA"/>
-        </w:rPr>
-        <w:t>.</w:t>
+        <w:t>, Kaur, S., Song, J., Pourazad, M. T., Wang, Y., ... &amp; Nasiopoulos, P. An Efficient Refocusing Scheme for Camera-Array Captured Light Field Video for Improved Visual Immersiveness.</w:t>
       </w:r>
       <w:r>
         <w:rPr>
@@ -9823,31 +9652,7 @@
           <w:shd w:val="clear" w:color="auto" w:fill="FFFFFF"/>
           <w:lang w:eastAsia="zh-CN"/>
         </w:rPr>
-        <w:t xml:space="preserve">(pp. 1-6). IEEE. </w:t>
-      </w:r>
-      <w:proofErr w:type="gramStart"/>
-      <w:r>
-        <w:rPr>
-          <w:rFonts w:ascii="Helvetica" w:eastAsia="Times New Roman" w:hAnsi="Helvetica" w:cstheme="majorHAnsi"/>
-          <w:color w:val="000000" w:themeColor="text1"/>
-          <w:sz w:val="21"/>
-          <w:szCs w:val="21"/>
-          <w:shd w:val="clear" w:color="auto" w:fill="FFFFFF"/>
-          <w:lang w:eastAsia="zh-CN"/>
-        </w:rPr>
-        <w:t>May,</w:t>
-      </w:r>
-      <w:proofErr w:type="gramEnd"/>
-      <w:r>
-        <w:rPr>
-          <w:rFonts w:ascii="Helvetica" w:eastAsia="Times New Roman" w:hAnsi="Helvetica" w:cstheme="majorHAnsi"/>
-          <w:color w:val="000000" w:themeColor="text1"/>
-          <w:sz w:val="21"/>
-          <w:szCs w:val="21"/>
-          <w:shd w:val="clear" w:color="auto" w:fill="FFFFFF"/>
-          <w:lang w:eastAsia="zh-CN"/>
-        </w:rPr>
-        <w:t xml:space="preserve"> 2019.</w:t>
+        <w:t>(pp. 1-6). IEEE. May, 2019.</w:t>
       </w:r>
     </w:p>
     <w:p>
@@ -9925,31 +9730,7 @@
           <w:shd w:val="clear" w:color="auto" w:fill="FFFFFF"/>
           <w:lang w:eastAsia="zh-CN"/>
         </w:rPr>
-        <w:t xml:space="preserve">A Hybrid </w:t>
-      </w:r>
-      <w:proofErr w:type="spellStart"/>
-      <w:r>
-        <w:rPr>
-          <w:rFonts w:ascii="Helvetica" w:eastAsia="Times New Roman" w:hAnsi="Helvetica" w:cstheme="majorHAnsi"/>
-          <w:color w:val="000000" w:themeColor="text1"/>
-          <w:sz w:val="21"/>
-          <w:szCs w:val="21"/>
-          <w:shd w:val="clear" w:color="auto" w:fill="FFFFFF"/>
-          <w:lang w:eastAsia="zh-CN"/>
-        </w:rPr>
-        <w:t>Gomoku</w:t>
-      </w:r>
-      <w:proofErr w:type="spellEnd"/>
-      <w:r>
-        <w:rPr>
-          <w:rFonts w:ascii="Helvetica" w:eastAsia="Times New Roman" w:hAnsi="Helvetica" w:cstheme="majorHAnsi"/>
-          <w:color w:val="000000" w:themeColor="text1"/>
-          <w:sz w:val="21"/>
-          <w:szCs w:val="21"/>
-          <w:shd w:val="clear" w:color="auto" w:fill="FFFFFF"/>
-          <w:lang w:eastAsia="zh-CN"/>
-        </w:rPr>
-        <w:t xml:space="preserve"> Deep Learning Artificial Intelligence</w:t>
+        <w:t>A Hybrid Gomoku Deep Learning Artificial Intelligence</w:t>
       </w:r>
       <w:r>
         <w:rPr>
@@ -10028,31 +9809,7 @@
           <w:shd w:val="clear" w:color="auto" w:fill="FFFFFF"/>
           <w:lang w:eastAsia="zh-CN"/>
         </w:rPr>
-        <w:t xml:space="preserve">(pp. 48-52). ACM. </w:t>
-      </w:r>
-      <w:proofErr w:type="gramStart"/>
-      <w:r>
-        <w:rPr>
-          <w:rFonts w:ascii="Helvetica" w:eastAsia="Times New Roman" w:hAnsi="Helvetica" w:cstheme="majorHAnsi"/>
-          <w:color w:val="000000" w:themeColor="text1"/>
-          <w:sz w:val="21"/>
-          <w:szCs w:val="21"/>
-          <w:shd w:val="clear" w:color="auto" w:fill="FFFFFF"/>
-          <w:lang w:eastAsia="zh-CN"/>
-        </w:rPr>
-        <w:t>December,</w:t>
-      </w:r>
-      <w:proofErr w:type="gramEnd"/>
-      <w:r>
-        <w:rPr>
-          <w:rFonts w:ascii="Helvetica" w:eastAsia="Times New Roman" w:hAnsi="Helvetica" w:cstheme="majorHAnsi"/>
-          <w:color w:val="000000" w:themeColor="text1"/>
-          <w:sz w:val="21"/>
-          <w:szCs w:val="21"/>
-          <w:shd w:val="clear" w:color="auto" w:fill="FFFFFF"/>
-          <w:lang w:eastAsia="zh-CN"/>
-        </w:rPr>
-        <w:t xml:space="preserve"> 2018.</w:t>
+        <w:t>(pp. 48-52). ACM. December, 2018.</w:t>
       </w:r>
     </w:p>
     <w:p>
@@ -10088,23 +9845,7 @@
           <w:rFonts w:ascii="Helvetica" w:hAnsi="Helvetica" w:cstheme="majorHAnsi"/>
           <w:color w:val="2E74B5" w:themeColor="accent5" w:themeShade="BF"/>
         </w:rPr>
-        <w:t xml:space="preserve"> </w:t>
-      </w:r>
-      <w:proofErr w:type="gramStart"/>
-      <w:r>
-        <w:rPr>
-          <w:rFonts w:ascii="Helvetica" w:hAnsi="Helvetica" w:cstheme="majorHAnsi"/>
-          <w:color w:val="2E74B5" w:themeColor="accent5" w:themeShade="BF"/>
-        </w:rPr>
-        <w:t>presenter</w:t>
-      </w:r>
-      <w:proofErr w:type="gramEnd"/>
-      <w:r>
-        <w:rPr>
-          <w:rFonts w:ascii="Helvetica" w:hAnsi="Helvetica" w:cstheme="majorHAnsi"/>
-          <w:color w:val="2E74B5" w:themeColor="accent5" w:themeShade="BF"/>
-        </w:rPr>
-        <w:t>.</w:t>
+        <w:t xml:space="preserve"> presenter.</w:t>
       </w:r>
     </w:p>
     <w:p>
@@ -11876,29 +11617,7 @@
           <w:szCs w:val="21"/>
           <w:lang w:eastAsia="zh-CN"/>
         </w:rPr>
-        <w:t xml:space="preserve">(2025) </w:t>
-      </w:r>
-      <w:proofErr w:type="spellStart"/>
-      <w:r>
-        <w:rPr>
-          <w:rFonts w:ascii="Helvetica" w:hAnsi="Helvetica" w:cstheme="majorHAnsi"/>
-          <w:color w:val="000000" w:themeColor="text1"/>
-          <w:sz w:val="21"/>
-          <w:szCs w:val="21"/>
-          <w:lang w:eastAsia="zh-CN"/>
-        </w:rPr>
-        <w:t>Gmesh</w:t>
-      </w:r>
-      <w:proofErr w:type="spellEnd"/>
-      <w:r>
-        <w:rPr>
-          <w:rFonts w:ascii="Helvetica" w:hAnsi="Helvetica" w:cstheme="majorHAnsi"/>
-          <w:color w:val="000000" w:themeColor="text1"/>
-          <w:sz w:val="21"/>
-          <w:szCs w:val="21"/>
-          <w:lang w:eastAsia="zh-CN"/>
-        </w:rPr>
-        <w:t>: Differentiable Hybrid 3D Rendering Pipeline</w:t>
+        <w:t>(2025) Gmesh: Differentiable Hybrid 3D Rendering Pipeline</w:t>
       </w:r>
       <w:r>
         <w:rPr>
@@ -12016,17 +11735,7 @@
           <w:sz w:val="21"/>
           <w:szCs w:val="21"/>
         </w:rPr>
-        <w:t xml:space="preserve">t supports end-to-end learning and seamless integration with </w:t>
-      </w:r>
-      <w:proofErr w:type="spellStart"/>
-      <w:r>
-        <w:rPr>
-          <w:rFonts w:ascii="Helvetica" w:hAnsi="Helvetica" w:cstheme="majorHAnsi"/>
-          <w:color w:val="000000" w:themeColor="text1"/>
-          <w:sz w:val="21"/>
-          <w:szCs w:val="21"/>
-        </w:rPr>
-        <w:t>Py</w:t>
+        <w:t>t supports end-to-end learning and seamless integration with Py</w:t>
       </w:r>
       <w:r>
         <w:rPr>
@@ -12044,17 +11753,7 @@
           <w:sz w:val="21"/>
           <w:szCs w:val="21"/>
         </w:rPr>
-        <w:t>orch</w:t>
-      </w:r>
-      <w:proofErr w:type="spellEnd"/>
-      <w:r>
-        <w:rPr>
-          <w:rFonts w:ascii="Helvetica" w:hAnsi="Helvetica" w:cstheme="majorHAnsi"/>
-          <w:color w:val="000000" w:themeColor="text1"/>
-          <w:sz w:val="21"/>
-          <w:szCs w:val="21"/>
-        </w:rPr>
-        <w:t xml:space="preserve"> </w:t>
+        <w:t xml:space="preserve">orch </w:t>
       </w:r>
       <w:r>
         <w:rPr>
@@ -12115,20 +11814,8 @@
           <w:lang w:eastAsia="zh-CN"/>
         </w:rPr>
         <w:lastRenderedPageBreak/>
-        <w:t xml:space="preserve">(2021) </w:t>
-      </w:r>
-      <w:proofErr w:type="spellStart"/>
-      <w:r>
-        <w:rPr>
-          <w:rFonts w:ascii="Helvetica" w:hAnsi="Helvetica" w:cstheme="majorHAnsi"/>
-          <w:color w:val="000000" w:themeColor="text1"/>
-          <w:sz w:val="21"/>
-          <w:szCs w:val="21"/>
-          <w:lang w:eastAsia="zh-CN"/>
-        </w:rPr>
-        <w:t>ZenFlow</w:t>
-      </w:r>
-      <w:proofErr w:type="spellEnd"/>
+        <w:t>(2021) ZenFlow</w:t>
+      </w:r>
       <w:r>
         <w:rPr>
           <w:rFonts w:ascii="Helvetica" w:hAnsi="Helvetica" w:cstheme="majorHAnsi"/>
@@ -12458,29 +12145,7 @@
           <w:szCs w:val="21"/>
           <w:lang w:eastAsia="zh-CN"/>
         </w:rPr>
-        <w:t xml:space="preserve">(2018) Convolution-Based </w:t>
-      </w:r>
-      <w:proofErr w:type="spellStart"/>
-      <w:r>
-        <w:rPr>
-          <w:rFonts w:ascii="Helvetica" w:hAnsi="Helvetica" w:cstheme="majorHAnsi"/>
-          <w:color w:val="000000" w:themeColor="text1"/>
-          <w:sz w:val="21"/>
-          <w:szCs w:val="21"/>
-          <w:lang w:eastAsia="zh-CN"/>
-        </w:rPr>
-        <w:t>Gomoku</w:t>
-      </w:r>
-      <w:proofErr w:type="spellEnd"/>
-      <w:r>
-        <w:rPr>
-          <w:rFonts w:ascii="Helvetica" w:hAnsi="Helvetica" w:cstheme="majorHAnsi"/>
-          <w:color w:val="000000" w:themeColor="text1"/>
-          <w:sz w:val="21"/>
-          <w:szCs w:val="21"/>
-          <w:lang w:eastAsia="zh-CN"/>
-        </w:rPr>
-        <w:t xml:space="preserve"> </w:t>
+        <w:t xml:space="preserve">(2018) Convolution-Based Gomoku </w:t>
       </w:r>
       <w:r>
         <w:rPr>
@@ -12669,7 +12334,6 @@
           <w:lang w:eastAsia="zh-CN"/>
         </w:rPr>
       </w:pPr>
-      <w:proofErr w:type="spellStart"/>
       <w:r>
         <w:rPr>
           <w:rFonts w:ascii="Helvetica" w:hAnsi="Helvetica" w:cstheme="majorHAnsi"/>
@@ -12680,20 +12344,7 @@
           <w:szCs w:val="21"/>
           <w:lang w:eastAsia="zh-CN"/>
         </w:rPr>
-        <w:t>Xiangrui</w:t>
-      </w:r>
-      <w:proofErr w:type="spellEnd"/>
-      <w:r>
-        <w:rPr>
-          <w:rFonts w:ascii="Helvetica" w:hAnsi="Helvetica" w:cstheme="majorHAnsi"/>
-          <w:b/>
-          <w:bCs/>
-          <w:color w:val="000000" w:themeColor="text1"/>
-          <w:sz w:val="21"/>
-          <w:szCs w:val="21"/>
-          <w:lang w:eastAsia="zh-CN"/>
-        </w:rPr>
-        <w:t xml:space="preserve"> Liu</w:t>
+        <w:t>Xiangrui Liu</w:t>
       </w:r>
       <w:r>
         <w:rPr>
@@ -13190,7 +12841,6 @@
         </w:rPr>
         <w:t xml:space="preserve">PyTorch, </w:t>
       </w:r>
-      <w:proofErr w:type="spellStart"/>
       <w:r>
         <w:rPr>
           <w:rFonts w:ascii="Helvetica" w:hAnsi="Helvetica" w:cstheme="majorHAnsi"/>
@@ -13201,7 +12851,6 @@
         </w:rPr>
         <w:t>Tensorflow</w:t>
       </w:r>
-      <w:proofErr w:type="spellEnd"/>
       <w:r>
         <w:rPr>
           <w:rFonts w:ascii="Helvetica" w:hAnsi="Helvetica" w:cstheme="majorHAnsi"/>
@@ -16098,6 +15747,7 @@
     <w:rsid w:val="00EF0DC8"/>
     <w:rsid w:val="00EF2D6A"/>
     <w:rsid w:val="00F1451C"/>
+    <w:rsid w:val="00F21F36"/>
     <w:rsid w:val="00F225C2"/>
     <w:rsid w:val="00F57676"/>
     <w:rsid w:val="00F7083E"/>
